--- a/03 - Clients/Active Cooking Clients/Macrofood/Meetings/Macrofood RG Questionnaire 2026-06-04.docx
+++ b/03 - Clients/Active Cooking Clients/Macrofood/Meetings/Macrofood RG Questionnaire 2026-06-04.docx
@@ -601,7 +601,7 @@
           <w:sz w:val="18"/>
           <w:szCs w:val="18"/>
         </w:rPr>
-        <w:t xml:space="preserve">Goal: Understand the end-to-end daily operational rhythm so MAIA can be configured to match it exactly.</w:t>
+        <w:t xml:space="preserve">Goal: Pinpoint where orders get lost, delayed, or keyed in wrong — and what each slip costs.</w:t>
       </w:r>
     </w:p>
     <w:p>
@@ -687,64 +687,9 @@
                 <w:sz w:val="18"/>
                 <w:szCs w:val="18"/>
               </w:rPr>
-              <w:t xml:space="preserve">Walk us through a typical working day — from when the first order arrives to when the last document is issued. What happens, in what order, and who does each step?</w:t>
-            </w:r>
-          </w:p>
-        </w:tc>
-      </w:tr>
-      <w:tr>
-        <w:trPr>
-          <w:trHeight w:val="700" w:hRule="atLeast"/>
-        </w:trPr>
-        <w:tc>
-          <w:tcPr>
-            <w:tcW w:type="dxa" w:w="700"/>
-            <w:tcBorders>
-              <w:top w:val="single" w:color="E0E0E0" w:sz="1"/>
-              <w:left w:val="single" w:color="E0E0E0" w:sz="1"/>
-              <w:bottom w:val="single" w:color="E0E0E0" w:sz="1"/>
-              <w:right w:val="single" w:color="E0E0E0" w:sz="1"/>
-            </w:tcBorders>
-            <w:shd w:fill="F2F2F2" w:val="clear"/>
-            <w:tcMar>
-              <w:top w:type="dxa" w:w="60"/>
-              <w:left w:type="dxa" w:w="120"/>
-              <w:bottom w:type="dxa" w:w="60"/>
-              <w:right w:type="dxa" w:w="80"/>
-            </w:tcMar>
-          </w:tcPr>
-          <w:p>
-            <w:r>
-              <w:rPr>
-                <w:rFonts w:ascii="Arial" w:cs="Arial" w:eastAsia="Arial" w:hAnsi="Arial"/>
-                <w:i/>
-                <w:iCs/>
-                <w:color w:val="999999"/>
-                <w:sz w:val="16"/>
-                <w:szCs w:val="16"/>
-              </w:rPr>
-              <w:t xml:space="preserve">Ans:</w:t>
-            </w:r>
-          </w:p>
-        </w:tc>
-        <w:tc>
-          <w:tcPr>
-            <w:tcW w:type="dxa" w:w="8938"/>
-            <w:tcBorders>
-              <w:top w:val="single" w:color="E0E0E0" w:sz="1"/>
-              <w:left w:val="single" w:color="E0E0E0" w:sz="1"/>
-              <w:bottom w:val="single" w:color="E0E0E0" w:sz="1"/>
-              <w:right w:val="single" w:color="E0E0E0" w:sz="1"/>
-            </w:tcBorders>
-            <w:shd w:fill="F2F2F2" w:val="clear"/>
-            <w:tcMar>
-              <w:top w:type="dxa" w:w="60"/>
-              <w:left w:type="dxa" w:w="100"/>
-              <w:bottom w:type="dxa" w:w="60"/>
-              <w:right w:type="dxa" w:w="120"/>
-            </w:tcMar>
-          </w:tcPr>
-          <w:p/>
+              <w:t xml:space="preserve">What time of day do incoming orders pile up faster than admin can process them? At the peak, how many orders sit waiting, and how long does a customer wait for confirmation?</w:t>
+            </w:r>
+          </w:p>
         </w:tc>
       </w:tr>
       <w:tr>
@@ -809,64 +754,9 @@
                 <w:sz w:val="18"/>
                 <w:szCs w:val="18"/>
               </w:rPr>
-              <w:t xml:space="preserve">When orders come in via WhatsApp, how does the admin know which message is an order versus a general inquiry? Is there a pattern, a dedicated group, or does it require judgement every time?</w:t>
-            </w:r>
-          </w:p>
-        </w:tc>
-      </w:tr>
-      <w:tr>
-        <w:trPr>
-          <w:trHeight w:val="700" w:hRule="atLeast"/>
-        </w:trPr>
-        <w:tc>
-          <w:tcPr>
-            <w:tcW w:type="dxa" w:w="700"/>
-            <w:tcBorders>
-              <w:top w:val="single" w:color="E0E0E0" w:sz="1"/>
-              <w:left w:val="single" w:color="E0E0E0" w:sz="1"/>
-              <w:bottom w:val="single" w:color="E0E0E0" w:sz="1"/>
-              <w:right w:val="single" w:color="E0E0E0" w:sz="1"/>
-            </w:tcBorders>
-            <w:shd w:fill="F2F2F2" w:val="clear"/>
-            <w:tcMar>
-              <w:top w:type="dxa" w:w="60"/>
-              <w:left w:type="dxa" w:w="120"/>
-              <w:bottom w:type="dxa" w:w="60"/>
-              <w:right w:type="dxa" w:w="80"/>
-            </w:tcMar>
-          </w:tcPr>
-          <w:p>
-            <w:r>
-              <w:rPr>
-                <w:rFonts w:ascii="Arial" w:cs="Arial" w:eastAsia="Arial" w:hAnsi="Arial"/>
-                <w:i/>
-                <w:iCs/>
-                <w:color w:val="999999"/>
-                <w:sz w:val="16"/>
-                <w:szCs w:val="16"/>
-              </w:rPr>
-              <w:t xml:space="preserve">Ans:</w:t>
-            </w:r>
-          </w:p>
-        </w:tc>
-        <w:tc>
-          <w:tcPr>
-            <w:tcW w:type="dxa" w:w="8938"/>
-            <w:tcBorders>
-              <w:top w:val="single" w:color="E0E0E0" w:sz="1"/>
-              <w:left w:val="single" w:color="E0E0E0" w:sz="1"/>
-              <w:bottom w:val="single" w:color="E0E0E0" w:sz="1"/>
-              <w:right w:val="single" w:color="E0E0E0" w:sz="1"/>
-            </w:tcBorders>
-            <w:shd w:fill="F2F2F2" w:val="clear"/>
-            <w:tcMar>
-              <w:top w:type="dxa" w:w="60"/>
-              <w:left w:type="dxa" w:w="100"/>
-              <w:bottom w:type="dxa" w:w="60"/>
-              <w:right w:type="dxa" w:w="120"/>
-            </w:tcMar>
-          </w:tcPr>
-          <w:p/>
+              <w:t xml:space="preserve">Tell us about the last order that was missed or processed wrong because it got buried in a WhatsApp group. What happened, and what did it cost — lost sale, angry customer, wrong delivery?</w:t>
+            </w:r>
+          </w:p>
         </w:tc>
       </w:tr>
       <w:tr>
@@ -931,64 +821,9 @@
                 <w:sz w:val="18"/>
                 <w:szCs w:val="18"/>
               </w:rPr>
-              <w:t xml:space="preserve">How does the warehouse team find out what to prepare each day — does admin send a list to them via WhatsApp, a printed sheet, or something else? What time does this happen?</w:t>
-            </w:r>
-          </w:p>
-        </w:tc>
-      </w:tr>
-      <w:tr>
-        <w:trPr>
-          <w:trHeight w:val="700" w:hRule="atLeast"/>
-        </w:trPr>
-        <w:tc>
-          <w:tcPr>
-            <w:tcW w:type="dxa" w:w="700"/>
-            <w:tcBorders>
-              <w:top w:val="single" w:color="E0E0E0" w:sz="1"/>
-              <w:left w:val="single" w:color="E0E0E0" w:sz="1"/>
-              <w:bottom w:val="single" w:color="E0E0E0" w:sz="1"/>
-              <w:right w:val="single" w:color="E0E0E0" w:sz="1"/>
-            </w:tcBorders>
-            <w:shd w:fill="F2F2F2" w:val="clear"/>
-            <w:tcMar>
-              <w:top w:type="dxa" w:w="60"/>
-              <w:left w:type="dxa" w:w="120"/>
-              <w:bottom w:type="dxa" w:w="60"/>
-              <w:right w:type="dxa" w:w="80"/>
-            </w:tcMar>
-          </w:tcPr>
-          <w:p>
-            <w:r>
-              <w:rPr>
-                <w:rFonts w:ascii="Arial" w:cs="Arial" w:eastAsia="Arial" w:hAnsi="Arial"/>
-                <w:i/>
-                <w:iCs/>
-                <w:color w:val="999999"/>
-                <w:sz w:val="16"/>
-                <w:szCs w:val="16"/>
-              </w:rPr>
-              <w:t xml:space="preserve">Ans:</w:t>
-            </w:r>
-          </w:p>
-        </w:tc>
-        <w:tc>
-          <w:tcPr>
-            <w:tcW w:type="dxa" w:w="8938"/>
-            <w:tcBorders>
-              <w:top w:val="single" w:color="E0E0E0" w:sz="1"/>
-              <w:left w:val="single" w:color="E0E0E0" w:sz="1"/>
-              <w:bottom w:val="single" w:color="E0E0E0" w:sz="1"/>
-              <w:right w:val="single" w:color="E0E0E0" w:sz="1"/>
-            </w:tcBorders>
-            <w:shd w:fill="F2F2F2" w:val="clear"/>
-            <w:tcMar>
-              <w:top w:type="dxa" w:w="60"/>
-              <w:left w:type="dxa" w:w="100"/>
-              <w:bottom w:type="dxa" w:w="60"/>
-              <w:right w:type="dxa" w:w="120"/>
-            </w:tcMar>
-          </w:tcPr>
-          <w:p/>
+              <w:t xml:space="preserve">Of every 10 WhatsApp messages admin reads, roughly how many are real orders, how many are inquiries, how many are chatter? How many minutes a day go just to sorting which is which?</w:t>
+            </w:r>
+          </w:p>
         </w:tc>
       </w:tr>
       <w:tr>
@@ -1053,64 +888,9 @@
                 <w:sz w:val="18"/>
                 <w:szCs w:val="18"/>
               </w:rPr>
-              <w:t xml:space="preserve">When a customer sends a voice message to order, who listens to it and how is the order captured from it?</w:t>
-            </w:r>
-          </w:p>
-        </w:tc>
-      </w:tr>
-      <w:tr>
-        <w:trPr>
-          <w:trHeight w:val="700" w:hRule="atLeast"/>
-        </w:trPr>
-        <w:tc>
-          <w:tcPr>
-            <w:tcW w:type="dxa" w:w="700"/>
-            <w:tcBorders>
-              <w:top w:val="single" w:color="E0E0E0" w:sz="1"/>
-              <w:left w:val="single" w:color="E0E0E0" w:sz="1"/>
-              <w:bottom w:val="single" w:color="E0E0E0" w:sz="1"/>
-              <w:right w:val="single" w:color="E0E0E0" w:sz="1"/>
-            </w:tcBorders>
-            <w:shd w:fill="F2F2F2" w:val="clear"/>
-            <w:tcMar>
-              <w:top w:type="dxa" w:w="60"/>
-              <w:left w:type="dxa" w:w="120"/>
-              <w:bottom w:type="dxa" w:w="60"/>
-              <w:right w:type="dxa" w:w="80"/>
-            </w:tcMar>
-          </w:tcPr>
-          <w:p>
-            <w:r>
-              <w:rPr>
-                <w:rFonts w:ascii="Arial" w:cs="Arial" w:eastAsia="Arial" w:hAnsi="Arial"/>
-                <w:i/>
-                <w:iCs/>
-                <w:color w:val="999999"/>
-                <w:sz w:val="16"/>
-                <w:szCs w:val="16"/>
-              </w:rPr>
-              <w:t xml:space="preserve">Ans:</w:t>
-            </w:r>
-          </w:p>
-        </w:tc>
-        <w:tc>
-          <w:tcPr>
-            <w:tcW w:type="dxa" w:w="8938"/>
-            <w:tcBorders>
-              <w:top w:val="single" w:color="E0E0E0" w:sz="1"/>
-              <w:left w:val="single" w:color="E0E0E0" w:sz="1"/>
-              <w:bottom w:val="single" w:color="E0E0E0" w:sz="1"/>
-              <w:right w:val="single" w:color="E0E0E0" w:sz="1"/>
-            </w:tcBorders>
-            <w:shd w:fill="F2F2F2" w:val="clear"/>
-            <w:tcMar>
-              <w:top w:type="dxa" w:w="60"/>
-              <w:left w:type="dxa" w:w="100"/>
-              <w:bottom w:type="dxa" w:w="60"/>
-              <w:right w:type="dxa" w:w="120"/>
-            </w:tcMar>
-          </w:tcPr>
-          <w:p/>
+              <w:t xml:space="preserve">When a customer orders by voice message, how often does admin mishear the item or quantity? Give the most recent example where a voice order led to the wrong goods being prepared.</w:t>
+            </w:r>
+          </w:p>
         </w:tc>
       </w:tr>
       <w:tr>
@@ -1175,64 +955,9 @@
                 <w:sz w:val="18"/>
                 <w:szCs w:val="18"/>
               </w:rPr>
-              <w:t xml:space="preserve">What happens when an order comes in after working hours — is it processed first thing the next morning, or does someone handle it the same night?</w:t>
-            </w:r>
-          </w:p>
-        </w:tc>
-      </w:tr>
-      <w:tr>
-        <w:trPr>
-          <w:trHeight w:val="700" w:hRule="atLeast"/>
-        </w:trPr>
-        <w:tc>
-          <w:tcPr>
-            <w:tcW w:type="dxa" w:w="700"/>
-            <w:tcBorders>
-              <w:top w:val="single" w:color="E0E0E0" w:sz="1"/>
-              <w:left w:val="single" w:color="E0E0E0" w:sz="1"/>
-              <w:bottom w:val="single" w:color="E0E0E0" w:sz="1"/>
-              <w:right w:val="single" w:color="E0E0E0" w:sz="1"/>
-            </w:tcBorders>
-            <w:shd w:fill="F2F2F2" w:val="clear"/>
-            <w:tcMar>
-              <w:top w:type="dxa" w:w="60"/>
-              <w:left w:type="dxa" w:w="120"/>
-              <w:bottom w:type="dxa" w:w="60"/>
-              <w:right w:type="dxa" w:w="80"/>
-            </w:tcMar>
-          </w:tcPr>
-          <w:p>
-            <w:r>
-              <w:rPr>
-                <w:rFonts w:ascii="Arial" w:cs="Arial" w:eastAsia="Arial" w:hAnsi="Arial"/>
-                <w:i/>
-                <w:iCs/>
-                <w:color w:val="999999"/>
-                <w:sz w:val="16"/>
-                <w:szCs w:val="16"/>
-              </w:rPr>
-              <w:t xml:space="preserve">Ans:</w:t>
-            </w:r>
-          </w:p>
-        </w:tc>
-        <w:tc>
-          <w:tcPr>
-            <w:tcW w:type="dxa" w:w="8938"/>
-            <w:tcBorders>
-              <w:top w:val="single" w:color="E0E0E0" w:sz="1"/>
-              <w:left w:val="single" w:color="E0E0E0" w:sz="1"/>
-              <w:bottom w:val="single" w:color="E0E0E0" w:sz="1"/>
-              <w:right w:val="single" w:color="E0E0E0" w:sz="1"/>
-            </w:tcBorders>
-            <w:shd w:fill="F2F2F2" w:val="clear"/>
-            <w:tcMar>
-              <w:top w:type="dxa" w:w="60"/>
-              <w:left w:type="dxa" w:w="100"/>
-              <w:bottom w:type="dxa" w:w="60"/>
-              <w:right w:type="dxa" w:w="120"/>
-            </w:tcMar>
-          </w:tcPr>
-          <w:p/>
+              <w:t xml:space="preserve">What is the latest an order has arrived at night or on a weekend that you still had to deliver the next morning? Who catches those after hours, and what happens on the days nobody does?</w:t>
+            </w:r>
+          </w:p>
         </w:tc>
       </w:tr>
       <w:tr>
@@ -1297,15 +1022,12 @@
                 <w:sz w:val="18"/>
                 <w:szCs w:val="18"/>
               </w:rPr>
-              <w:t xml:space="preserve">If a customer modifies their order after it has already been keyed into SQL (e.g., changes quantity or adds an item), who can make that change? What is the process and is there a cutoff time?</w:t>
-            </w:r>
-          </w:p>
-        </w:tc>
-      </w:tr>
-      <w:tr>
-        <w:trPr>
-          <w:trHeight w:val="700" w:hRule="atLeast"/>
-        </w:trPr>
+              <w:t xml:space="preserve">When a customer changes an order after it is already keyed in, how often does the original version still get prepared or delivered by mistake? Who ends up taking the blame?</w:t>
+            </w:r>
+          </w:p>
+        </w:tc>
+      </w:tr>
+      <w:tr>
         <w:tc>
           <w:tcPr>
             <w:tcW w:type="dxa" w:w="700"/>
@@ -1315,25 +1037,26 @@
               <w:bottom w:val="single" w:color="E0E0E0" w:sz="1"/>
               <w:right w:val="single" w:color="E0E0E0" w:sz="1"/>
             </w:tcBorders>
-            <w:shd w:fill="F2F2F2" w:val="clear"/>
-            <w:tcMar>
-              <w:top w:type="dxa" w:w="60"/>
-              <w:left w:type="dxa" w:w="120"/>
-              <w:bottom w:type="dxa" w:w="60"/>
-              <w:right w:type="dxa" w:w="80"/>
-            </w:tcMar>
-          </w:tcPr>
-          <w:p>
-            <w:r>
-              <w:rPr>
-                <w:rFonts w:ascii="Arial" w:cs="Arial" w:eastAsia="Arial" w:hAnsi="Arial"/>
-                <w:i/>
-                <w:iCs/>
-                <w:color w:val="999999"/>
-                <w:sz w:val="16"/>
-                <w:szCs w:val="16"/>
-              </w:rPr>
-              <w:t xml:space="preserve">Ans:</w:t>
+            <w:shd w:fill="EEF4FF" w:val="clear"/>
+            <w:tcMar>
+              <w:top w:type="dxa" w:w="80"/>
+              <w:left w:type="dxa" w:w="120"/>
+              <w:bottom w:type="dxa" w:w="80"/>
+              <w:right w:type="dxa" w:w="80"/>
+            </w:tcMar>
+            <w:vAlign w:val="top"/>
+          </w:tcPr>
+          <w:p>
+            <w:r>
+              <w:rPr>
+                <w:rFonts w:ascii="Arial" w:cs="Arial" w:eastAsia="Arial" w:hAnsi="Arial"/>
+                <w:b/>
+                <w:bCs/>
+                <w:color w:val="2E5DA8"/>
+                <w:sz w:val="18"/>
+                <w:szCs w:val="18"/>
+              </w:rPr>
+              <w:t xml:space="preserve">7.</w:t>
             </w:r>
           </w:p>
         </w:tc>
@@ -1346,60 +1069,7 @@
               <w:bottom w:val="single" w:color="E0E0E0" w:sz="1"/>
               <w:right w:val="single" w:color="E0E0E0" w:sz="1"/>
             </w:tcBorders>
-            <w:shd w:fill="F2F2F2" w:val="clear"/>
-            <w:tcMar>
-              <w:top w:type="dxa" w:w="60"/>
-              <w:left w:type="dxa" w:w="100"/>
-              <w:bottom w:type="dxa" w:w="60"/>
-              <w:right w:type="dxa" w:w="120"/>
-            </w:tcMar>
-          </w:tcPr>
-          <w:p/>
-        </w:tc>
-      </w:tr>
-      <w:tr>
-        <w:tc>
-          <w:tcPr>
-            <w:tcW w:type="dxa" w:w="700"/>
-            <w:tcBorders>
-              <w:top w:val="single" w:color="E0E0E0" w:sz="1"/>
-              <w:left w:val="single" w:color="E0E0E0" w:sz="1"/>
-              <w:bottom w:val="single" w:color="E0E0E0" w:sz="1"/>
-              <w:right w:val="single" w:color="E0E0E0" w:sz="1"/>
-            </w:tcBorders>
-            <w:shd w:fill="FFFFFF" w:val="clear"/>
-            <w:tcMar>
-              <w:top w:type="dxa" w:w="80"/>
-              <w:left w:type="dxa" w:w="120"/>
-              <w:bottom w:type="dxa" w:w="80"/>
-              <w:right w:type="dxa" w:w="80"/>
-            </w:tcMar>
-            <w:vAlign w:val="top"/>
-          </w:tcPr>
-          <w:p>
-            <w:r>
-              <w:rPr>
-                <w:rFonts w:ascii="Arial" w:cs="Arial" w:eastAsia="Arial" w:hAnsi="Arial"/>
-                <w:b/>
-                <w:bCs/>
-                <w:color w:val="888888"/>
-                <w:sz w:val="18"/>
-                <w:szCs w:val="18"/>
-              </w:rPr>
-              <w:t xml:space="preserve">7.</w:t>
-            </w:r>
-          </w:p>
-        </w:tc>
-        <w:tc>
-          <w:tcPr>
-            <w:tcW w:type="dxa" w:w="8938"/>
-            <w:tcBorders>
-              <w:top w:val="single" w:color="E0E0E0" w:sz="1"/>
-              <w:left w:val="single" w:color="E0E0E0" w:sz="1"/>
-              <w:bottom w:val="single" w:color="E0E0E0" w:sz="1"/>
-              <w:right w:val="single" w:color="E0E0E0" w:sz="1"/>
-            </w:tcBorders>
-            <w:shd w:fill="FFFFFF" w:val="clear"/>
+            <w:shd w:fill="EEF4FF" w:val="clear"/>
             <w:tcMar>
               <w:top w:type="dxa" w:w="80"/>
               <w:left w:type="dxa" w:w="100"/>
@@ -1419,186 +1089,9 @@
                 <w:sz w:val="18"/>
                 <w:szCs w:val="18"/>
               </w:rPr>
-              <w:t xml:space="preserve">Are there ever urgent or skip-the-queue orders — e.g., a loyal customer requests something last minute? How is that handled without disrupting the normal flow?</w:t>
-            </w:r>
-          </w:p>
-        </w:tc>
-      </w:tr>
-      <w:tr>
-        <w:trPr>
-          <w:trHeight w:val="700" w:hRule="atLeast"/>
-        </w:trPr>
-        <w:tc>
-          <w:tcPr>
-            <w:tcW w:type="dxa" w:w="700"/>
-            <w:tcBorders>
-              <w:top w:val="single" w:color="E0E0E0" w:sz="1"/>
-              <w:left w:val="single" w:color="E0E0E0" w:sz="1"/>
-              <w:bottom w:val="single" w:color="E0E0E0" w:sz="1"/>
-              <w:right w:val="single" w:color="E0E0E0" w:sz="1"/>
-            </w:tcBorders>
-            <w:shd w:fill="F2F2F2" w:val="clear"/>
-            <w:tcMar>
-              <w:top w:type="dxa" w:w="60"/>
-              <w:left w:type="dxa" w:w="120"/>
-              <w:bottom w:type="dxa" w:w="60"/>
-              <w:right w:type="dxa" w:w="80"/>
-            </w:tcMar>
-          </w:tcPr>
-          <w:p>
-            <w:r>
-              <w:rPr>
-                <w:rFonts w:ascii="Arial" w:cs="Arial" w:eastAsia="Arial" w:hAnsi="Arial"/>
-                <w:i/>
-                <w:iCs/>
-                <w:color w:val="999999"/>
-                <w:sz w:val="16"/>
-                <w:szCs w:val="16"/>
-              </w:rPr>
-              <w:t xml:space="preserve">Ans:</w:t>
-            </w:r>
-          </w:p>
-        </w:tc>
-        <w:tc>
-          <w:tcPr>
-            <w:tcW w:type="dxa" w:w="8938"/>
-            <w:tcBorders>
-              <w:top w:val="single" w:color="E0E0E0" w:sz="1"/>
-              <w:left w:val="single" w:color="E0E0E0" w:sz="1"/>
-              <w:bottom w:val="single" w:color="E0E0E0" w:sz="1"/>
-              <w:right w:val="single" w:color="E0E0E0" w:sz="1"/>
-            </w:tcBorders>
-            <w:shd w:fill="F2F2F2" w:val="clear"/>
-            <w:tcMar>
-              <w:top w:type="dxa" w:w="60"/>
-              <w:left w:type="dxa" w:w="100"/>
-              <w:bottom w:type="dxa" w:w="60"/>
-              <w:right w:type="dxa" w:w="120"/>
-            </w:tcMar>
-          </w:tcPr>
-          <w:p/>
-        </w:tc>
-      </w:tr>
-      <w:tr>
-        <w:tc>
-          <w:tcPr>
-            <w:tcW w:type="dxa" w:w="700"/>
-            <w:tcBorders>
-              <w:top w:val="single" w:color="E0E0E0" w:sz="1"/>
-              <w:left w:val="single" w:color="E0E0E0" w:sz="1"/>
-              <w:bottom w:val="single" w:color="E0E0E0" w:sz="1"/>
-              <w:right w:val="single" w:color="E0E0E0" w:sz="1"/>
-            </w:tcBorders>
-            <w:shd w:fill="EEF4FF" w:val="clear"/>
-            <w:tcMar>
-              <w:top w:type="dxa" w:w="80"/>
-              <w:left w:type="dxa" w:w="120"/>
-              <w:bottom w:type="dxa" w:w="80"/>
-              <w:right w:type="dxa" w:w="80"/>
-            </w:tcMar>
-            <w:vAlign w:val="top"/>
-          </w:tcPr>
-          <w:p>
-            <w:r>
-              <w:rPr>
-                <w:rFonts w:ascii="Arial" w:cs="Arial" w:eastAsia="Arial" w:hAnsi="Arial"/>
-                <w:b/>
-                <w:bCs/>
-                <w:color w:val="2E5DA8"/>
-                <w:sz w:val="18"/>
-                <w:szCs w:val="18"/>
-              </w:rPr>
-              <w:t xml:space="preserve">8.</w:t>
-            </w:r>
-          </w:p>
-        </w:tc>
-        <w:tc>
-          <w:tcPr>
-            <w:tcW w:type="dxa" w:w="8938"/>
-            <w:tcBorders>
-              <w:top w:val="single" w:color="E0E0E0" w:sz="1"/>
-              <w:left w:val="single" w:color="E0E0E0" w:sz="1"/>
-              <w:bottom w:val="single" w:color="E0E0E0" w:sz="1"/>
-              <w:right w:val="single" w:color="E0E0E0" w:sz="1"/>
-            </w:tcBorders>
-            <w:shd w:fill="EEF4FF" w:val="clear"/>
-            <w:tcMar>
-              <w:top w:type="dxa" w:w="80"/>
-              <w:left w:type="dxa" w:w="100"/>
-              <w:bottom w:type="dxa" w:w="80"/>
-              <w:right w:type="dxa" w:w="120"/>
-            </w:tcMar>
-            <w:vAlign w:val="top"/>
-          </w:tcPr>
-          <w:p>
-            <w:pPr>
-              <w:spacing w:after="0" w:before="0"/>
-            </w:pPr>
-            <w:r>
-              <w:rPr>
-                <w:rFonts w:ascii="Arial" w:cs="Arial" w:eastAsia="Arial" w:hAnsi="Arial"/>
-                <w:color w:val="1A1A1A"/>
-                <w:sz w:val="18"/>
-                <w:szCs w:val="18"/>
-              </w:rPr>
-              <w:t xml:space="preserve">[MAIA] When MAIA processes an incoming WhatsApp order and prepares a draft Sales Order, who should review and confirm it before it goes into SQL — the same admin, or can a salesperson also confirm?</w:t>
-            </w:r>
-          </w:p>
-        </w:tc>
-      </w:tr>
-      <w:tr>
-        <w:trPr>
-          <w:trHeight w:val="700" w:hRule="atLeast"/>
-        </w:trPr>
-        <w:tc>
-          <w:tcPr>
-            <w:tcW w:type="dxa" w:w="700"/>
-            <w:tcBorders>
-              <w:top w:val="single" w:color="E0E0E0" w:sz="1"/>
-              <w:left w:val="single" w:color="E0E0E0" w:sz="1"/>
-              <w:bottom w:val="single" w:color="E0E0E0" w:sz="1"/>
-              <w:right w:val="single" w:color="E0E0E0" w:sz="1"/>
-            </w:tcBorders>
-            <w:shd w:fill="F2F2F2" w:val="clear"/>
-            <w:tcMar>
-              <w:top w:type="dxa" w:w="60"/>
-              <w:left w:type="dxa" w:w="120"/>
-              <w:bottom w:type="dxa" w:w="60"/>
-              <w:right w:type="dxa" w:w="80"/>
-            </w:tcMar>
-          </w:tcPr>
-          <w:p>
-            <w:r>
-              <w:rPr>
-                <w:rFonts w:ascii="Arial" w:cs="Arial" w:eastAsia="Arial" w:hAnsi="Arial"/>
-                <w:i/>
-                <w:iCs/>
-                <w:color w:val="999999"/>
-                <w:sz w:val="16"/>
-                <w:szCs w:val="16"/>
-              </w:rPr>
-              <w:t xml:space="preserve">Ans:</w:t>
-            </w:r>
-          </w:p>
-        </w:tc>
-        <w:tc>
-          <w:tcPr>
-            <w:tcW w:type="dxa" w:w="8938"/>
-            <w:tcBorders>
-              <w:top w:val="single" w:color="E0E0E0" w:sz="1"/>
-              <w:left w:val="single" w:color="E0E0E0" w:sz="1"/>
-              <w:bottom w:val="single" w:color="E0E0E0" w:sz="1"/>
-              <w:right w:val="single" w:color="E0E0E0" w:sz="1"/>
-            </w:tcBorders>
-            <w:shd w:fill="F2F2F2" w:val="clear"/>
-            <w:tcMar>
-              <w:top w:type="dxa" w:w="60"/>
-              <w:left w:type="dxa" w:w="100"/>
-              <w:bottom w:type="dxa" w:w="60"/>
-              <w:right w:type="dxa" w:w="120"/>
-            </w:tcMar>
-          </w:tcPr>
-          <w:p/>
+              <w:t xml:space="preserve">[MAIA] If your main order-processing admin is absent for a day (sick, leave), what breaks? Who covers, and how many orders slip? This tells us the single-person dependency MAIA must reduce.</w:t>
+            </w:r>
+          </w:p>
         </w:tc>
       </w:tr>
     </w:tbl>
@@ -1640,7 +1133,7 @@
           <w:sz w:val="18"/>
           <w:szCs w:val="18"/>
         </w:rPr>
-        <w:t xml:space="preserve">Goal: Map the exact sequence and timing so MAIA can support the workflow without creating duplicate steps.</w:t>
+        <w:t xml:space="preserve">Goal: Nail the exact timing and find where weight or price disputes cost money.</w:t>
       </w:r>
     </w:p>
     <w:p>
@@ -1693,7 +1186,7 @@
                 <w:sz w:val="18"/>
                 <w:szCs w:val="18"/>
               </w:rPr>
-              <w:t xml:space="preserve">9.</w:t>
+              <w:t xml:space="preserve">8.</w:t>
             </w:r>
           </w:p>
         </w:tc>
@@ -1726,15 +1219,12 @@
                 <w:sz w:val="18"/>
                 <w:szCs w:val="18"/>
               </w:rPr>
-              <w:t xml:space="preserve">Give us the exact day and time flow for a typical fresh weight order: what time does the customer place the order, when does warehouse prep begin, when is the weight confirmed, and when is the final invoice issued?</w:t>
-            </w:r>
-          </w:p>
-        </w:tc>
-      </w:tr>
-      <w:tr>
-        <w:trPr>
-          <w:trHeight w:val="700" w:hRule="atLeast"/>
-        </w:trPr>
+              <w:t xml:space="preserve">From customer order to final invoice on a fresh-weight item, where in that chain do you most often lose time waiting — waiting for the weight, waiting for the price, or waiting for admin to be free?</w:t>
+            </w:r>
+          </w:p>
+        </w:tc>
+      </w:tr>
+      <w:tr>
         <w:tc>
           <w:tcPr>
             <w:tcW w:type="dxa" w:w="700"/>
@@ -1744,58 +1234,6 @@
               <w:bottom w:val="single" w:color="E0E0E0" w:sz="1"/>
               <w:right w:val="single" w:color="E0E0E0" w:sz="1"/>
             </w:tcBorders>
-            <w:shd w:fill="F2F2F2" w:val="clear"/>
-            <w:tcMar>
-              <w:top w:type="dxa" w:w="60"/>
-              <w:left w:type="dxa" w:w="120"/>
-              <w:bottom w:type="dxa" w:w="60"/>
-              <w:right w:type="dxa" w:w="80"/>
-            </w:tcMar>
-          </w:tcPr>
-          <w:p>
-            <w:r>
-              <w:rPr>
-                <w:rFonts w:ascii="Arial" w:cs="Arial" w:eastAsia="Arial" w:hAnsi="Arial"/>
-                <w:i/>
-                <w:iCs/>
-                <w:color w:val="999999"/>
-                <w:sz w:val="16"/>
-                <w:szCs w:val="16"/>
-              </w:rPr>
-              <w:t xml:space="preserve">Ans:</w:t>
-            </w:r>
-          </w:p>
-        </w:tc>
-        <w:tc>
-          <w:tcPr>
-            <w:tcW w:type="dxa" w:w="8938"/>
-            <w:tcBorders>
-              <w:top w:val="single" w:color="E0E0E0" w:sz="1"/>
-              <w:left w:val="single" w:color="E0E0E0" w:sz="1"/>
-              <w:bottom w:val="single" w:color="E0E0E0" w:sz="1"/>
-              <w:right w:val="single" w:color="E0E0E0" w:sz="1"/>
-            </w:tcBorders>
-            <w:shd w:fill="F2F2F2" w:val="clear"/>
-            <w:tcMar>
-              <w:top w:type="dxa" w:w="60"/>
-              <w:left w:type="dxa" w:w="100"/>
-              <w:bottom w:type="dxa" w:w="60"/>
-              <w:right w:type="dxa" w:w="120"/>
-            </w:tcMar>
-          </w:tcPr>
-          <w:p/>
-        </w:tc>
-      </w:tr>
-      <w:tr>
-        <w:tc>
-          <w:tcPr>
-            <w:tcW w:type="dxa" w:w="700"/>
-            <w:tcBorders>
-              <w:top w:val="single" w:color="E0E0E0" w:sz="1"/>
-              <w:left w:val="single" w:color="E0E0E0" w:sz="1"/>
-              <w:bottom w:val="single" w:color="E0E0E0" w:sz="1"/>
-              <w:right w:val="single" w:color="E0E0E0" w:sz="1"/>
-            </w:tcBorders>
             <w:shd w:fill="FFFFFF" w:val="clear"/>
             <w:tcMar>
               <w:top w:type="dxa" w:w="80"/>
@@ -1815,7 +1253,7 @@
                 <w:sz w:val="18"/>
                 <w:szCs w:val="18"/>
               </w:rPr>
-              <w:t xml:space="preserve">10.</w:t>
+              <w:t xml:space="preserve">9.</w:t>
             </w:r>
           </w:p>
         </w:tc>
@@ -1848,15 +1286,12 @@
                 <w:sz w:val="18"/>
                 <w:szCs w:val="18"/>
               </w:rPr>
-              <w:t xml:space="preserve">After the warehouse weighs and confirms the final weight, how is that weight communicated to admin today — WhatsApp message, a printed slip, verbal, or something else?</w:t>
-            </w:r>
-          </w:p>
-        </w:tc>
-      </w:tr>
-      <w:tr>
-        <w:trPr>
-          <w:trHeight w:val="700" w:hRule="atLeast"/>
-        </w:trPr>
+              <w:t xml:space="preserve">How often does a customer dispute the final weight or final price after delivery? Tell us about the last dispute and how it was settled — did you eat the loss or did the customer?</w:t>
+            </w:r>
+          </w:p>
+        </w:tc>
+      </w:tr>
+      <w:tr>
         <w:tc>
           <w:tcPr>
             <w:tcW w:type="dxa" w:w="700"/>
@@ -1866,58 +1301,6 @@
               <w:bottom w:val="single" w:color="E0E0E0" w:sz="1"/>
               <w:right w:val="single" w:color="E0E0E0" w:sz="1"/>
             </w:tcBorders>
-            <w:shd w:fill="F2F2F2" w:val="clear"/>
-            <w:tcMar>
-              <w:top w:type="dxa" w:w="60"/>
-              <w:left w:type="dxa" w:w="120"/>
-              <w:bottom w:type="dxa" w:w="60"/>
-              <w:right w:type="dxa" w:w="80"/>
-            </w:tcMar>
-          </w:tcPr>
-          <w:p>
-            <w:r>
-              <w:rPr>
-                <w:rFonts w:ascii="Arial" w:cs="Arial" w:eastAsia="Arial" w:hAnsi="Arial"/>
-                <w:i/>
-                <w:iCs/>
-                <w:color w:val="999999"/>
-                <w:sz w:val="16"/>
-                <w:szCs w:val="16"/>
-              </w:rPr>
-              <w:t xml:space="preserve">Ans:</w:t>
-            </w:r>
-          </w:p>
-        </w:tc>
-        <w:tc>
-          <w:tcPr>
-            <w:tcW w:type="dxa" w:w="8938"/>
-            <w:tcBorders>
-              <w:top w:val="single" w:color="E0E0E0" w:sz="1"/>
-              <w:left w:val="single" w:color="E0E0E0" w:sz="1"/>
-              <w:bottom w:val="single" w:color="E0E0E0" w:sz="1"/>
-              <w:right w:val="single" w:color="E0E0E0" w:sz="1"/>
-            </w:tcBorders>
-            <w:shd w:fill="F2F2F2" w:val="clear"/>
-            <w:tcMar>
-              <w:top w:type="dxa" w:w="60"/>
-              <w:left w:type="dxa" w:w="100"/>
-              <w:bottom w:type="dxa" w:w="60"/>
-              <w:right w:type="dxa" w:w="120"/>
-            </w:tcMar>
-          </w:tcPr>
-          <w:p/>
-        </w:tc>
-      </w:tr>
-      <w:tr>
-        <w:tc>
-          <w:tcPr>
-            <w:tcW w:type="dxa" w:w="700"/>
-            <w:tcBorders>
-              <w:top w:val="single" w:color="E0E0E0" w:sz="1"/>
-              <w:left w:val="single" w:color="E0E0E0" w:sz="1"/>
-              <w:bottom w:val="single" w:color="E0E0E0" w:sz="1"/>
-              <w:right w:val="single" w:color="E0E0E0" w:sz="1"/>
-            </w:tcBorders>
             <w:shd w:fill="FFFFFF" w:val="clear"/>
             <w:tcMar>
               <w:top w:type="dxa" w:w="80"/>
@@ -1937,7 +1320,7 @@
                 <w:sz w:val="18"/>
                 <w:szCs w:val="18"/>
               </w:rPr>
-              <w:t xml:space="preserve">11.</w:t>
+              <w:t xml:space="preserve">10.</w:t>
             </w:r>
           </w:p>
         </w:tc>
@@ -1970,15 +1353,12 @@
                 <w:sz w:val="18"/>
                 <w:szCs w:val="18"/>
               </w:rPr>
-              <w:t xml:space="preserve">Can the price per kg shift between when the order is placed and when the weight is finalized? (e.g., if supplier pricing changes overnight, does it affect this order?)</w:t>
-            </w:r>
-          </w:p>
-        </w:tc>
-      </w:tr>
-      <w:tr>
-        <w:trPr>
-          <w:trHeight w:val="700" w:hRule="atLeast"/>
-        </w:trPr>
+              <w:t xml:space="preserve">Between the time an order is placed and the time goods are weighed, how often does the per-kg price change? When it does, who decides whether the customer pays the old price or the new one?</w:t>
+            </w:r>
+          </w:p>
+        </w:tc>
+      </w:tr>
+      <w:tr>
         <w:tc>
           <w:tcPr>
             <w:tcW w:type="dxa" w:w="700"/>
@@ -1988,58 +1368,6 @@
               <w:bottom w:val="single" w:color="E0E0E0" w:sz="1"/>
               <w:right w:val="single" w:color="E0E0E0" w:sz="1"/>
             </w:tcBorders>
-            <w:shd w:fill="F2F2F2" w:val="clear"/>
-            <w:tcMar>
-              <w:top w:type="dxa" w:w="60"/>
-              <w:left w:type="dxa" w:w="120"/>
-              <w:bottom w:type="dxa" w:w="60"/>
-              <w:right w:type="dxa" w:w="80"/>
-            </w:tcMar>
-          </w:tcPr>
-          <w:p>
-            <w:r>
-              <w:rPr>
-                <w:rFonts w:ascii="Arial" w:cs="Arial" w:eastAsia="Arial" w:hAnsi="Arial"/>
-                <w:i/>
-                <w:iCs/>
-                <w:color w:val="999999"/>
-                <w:sz w:val="16"/>
-                <w:szCs w:val="16"/>
-              </w:rPr>
-              <w:t xml:space="preserve">Ans:</w:t>
-            </w:r>
-          </w:p>
-        </w:tc>
-        <w:tc>
-          <w:tcPr>
-            <w:tcW w:type="dxa" w:w="8938"/>
-            <w:tcBorders>
-              <w:top w:val="single" w:color="E0E0E0" w:sz="1"/>
-              <w:left w:val="single" w:color="E0E0E0" w:sz="1"/>
-              <w:bottom w:val="single" w:color="E0E0E0" w:sz="1"/>
-              <w:right w:val="single" w:color="E0E0E0" w:sz="1"/>
-            </w:tcBorders>
-            <w:shd w:fill="F2F2F2" w:val="clear"/>
-            <w:tcMar>
-              <w:top w:type="dxa" w:w="60"/>
-              <w:left w:type="dxa" w:w="100"/>
-              <w:bottom w:type="dxa" w:w="60"/>
-              <w:right w:type="dxa" w:w="120"/>
-            </w:tcMar>
-          </w:tcPr>
-          <w:p/>
-        </w:tc>
-      </w:tr>
-      <w:tr>
-        <w:tc>
-          <w:tcPr>
-            <w:tcW w:type="dxa" w:w="700"/>
-            <w:tcBorders>
-              <w:top w:val="single" w:color="E0E0E0" w:sz="1"/>
-              <w:left w:val="single" w:color="E0E0E0" w:sz="1"/>
-              <w:bottom w:val="single" w:color="E0E0E0" w:sz="1"/>
-              <w:right w:val="single" w:color="E0E0E0" w:sz="1"/>
-            </w:tcBorders>
             <w:shd w:fill="FFFFFF" w:val="clear"/>
             <w:tcMar>
               <w:top w:type="dxa" w:w="80"/>
@@ -2059,7 +1387,7 @@
                 <w:sz w:val="18"/>
                 <w:szCs w:val="18"/>
               </w:rPr>
-              <w:t xml:space="preserve">12.</w:t>
+              <w:t xml:space="preserve">11.</w:t>
             </w:r>
           </w:p>
         </w:tc>
@@ -2092,15 +1420,12 @@
                 <w:sz w:val="18"/>
                 <w:szCs w:val="18"/>
               </w:rPr>
-              <w:t xml:space="preserve">Who has authority to confirm the final weight as correct before the invoice is issued — warehouse staff self-confirm, or does admin or management sign off?</w:t>
-            </w:r>
-          </w:p>
-        </w:tc>
-      </w:tr>
-      <w:tr>
-        <w:trPr>
-          <w:trHeight w:val="700" w:hRule="atLeast"/>
-        </w:trPr>
+              <w:t xml:space="preserve">When the warehouse cannot fulfill the ordered weight (ordered 10 kg, only 7 kg available), how often does this happen? Who calls the customer, and how long does that back-and-forth take before the order moves?</w:t>
+            </w:r>
+          </w:p>
+        </w:tc>
+      </w:tr>
+      <w:tr>
         <w:tc>
           <w:tcPr>
             <w:tcW w:type="dxa" w:w="700"/>
@@ -2110,58 +1435,6 @@
               <w:bottom w:val="single" w:color="E0E0E0" w:sz="1"/>
               <w:right w:val="single" w:color="E0E0E0" w:sz="1"/>
             </w:tcBorders>
-            <w:shd w:fill="F2F2F2" w:val="clear"/>
-            <w:tcMar>
-              <w:top w:type="dxa" w:w="60"/>
-              <w:left w:type="dxa" w:w="120"/>
-              <w:bottom w:type="dxa" w:w="60"/>
-              <w:right w:type="dxa" w:w="80"/>
-            </w:tcMar>
-          </w:tcPr>
-          <w:p>
-            <w:r>
-              <w:rPr>
-                <w:rFonts w:ascii="Arial" w:cs="Arial" w:eastAsia="Arial" w:hAnsi="Arial"/>
-                <w:i/>
-                <w:iCs/>
-                <w:color w:val="999999"/>
-                <w:sz w:val="16"/>
-                <w:szCs w:val="16"/>
-              </w:rPr>
-              <w:t xml:space="preserve">Ans:</w:t>
-            </w:r>
-          </w:p>
-        </w:tc>
-        <w:tc>
-          <w:tcPr>
-            <w:tcW w:type="dxa" w:w="8938"/>
-            <w:tcBorders>
-              <w:top w:val="single" w:color="E0E0E0" w:sz="1"/>
-              <w:left w:val="single" w:color="E0E0E0" w:sz="1"/>
-              <w:bottom w:val="single" w:color="E0E0E0" w:sz="1"/>
-              <w:right w:val="single" w:color="E0E0E0" w:sz="1"/>
-            </w:tcBorders>
-            <w:shd w:fill="F2F2F2" w:val="clear"/>
-            <w:tcMar>
-              <w:top w:type="dxa" w:w="60"/>
-              <w:left w:type="dxa" w:w="100"/>
-              <w:bottom w:type="dxa" w:w="60"/>
-              <w:right w:type="dxa" w:w="120"/>
-            </w:tcMar>
-          </w:tcPr>
-          <w:p/>
-        </w:tc>
-      </w:tr>
-      <w:tr>
-        <w:tc>
-          <w:tcPr>
-            <w:tcW w:type="dxa" w:w="700"/>
-            <w:tcBorders>
-              <w:top w:val="single" w:color="E0E0E0" w:sz="1"/>
-              <w:left w:val="single" w:color="E0E0E0" w:sz="1"/>
-              <w:bottom w:val="single" w:color="E0E0E0" w:sz="1"/>
-              <w:right w:val="single" w:color="E0E0E0" w:sz="1"/>
-            </w:tcBorders>
             <w:shd w:fill="FFFFFF" w:val="clear"/>
             <w:tcMar>
               <w:top w:type="dxa" w:w="80"/>
@@ -2181,7 +1454,7 @@
                 <w:sz w:val="18"/>
                 <w:szCs w:val="18"/>
               </w:rPr>
-              <w:t xml:space="preserve">13.</w:t>
+              <w:t xml:space="preserve">12.</w:t>
             </w:r>
           </w:p>
         </w:tc>
@@ -2214,15 +1487,12 @@
                 <w:sz w:val="18"/>
                 <w:szCs w:val="18"/>
               </w:rPr>
-              <w:t xml:space="preserve">What is the acceptable rounding unit for weight? (e.g., per 0.1 kg, per 100 g, to the nearest gram?)</w:t>
-            </w:r>
-          </w:p>
-        </w:tc>
-      </w:tr>
-      <w:tr>
-        <w:trPr>
-          <w:trHeight w:val="700" w:hRule="atLeast"/>
-        </w:trPr>
+              <w:t xml:space="preserve">What is the rounding rule on weight today (0.1 kg, 100 g, nearest gram)? Has loose or inconsistent rounding ever caused a margin leak or a customer complaint?</w:t>
+            </w:r>
+          </w:p>
+        </w:tc>
+      </w:tr>
+      <w:tr>
         <w:tc>
           <w:tcPr>
             <w:tcW w:type="dxa" w:w="700"/>
@@ -2232,58 +1502,6 @@
               <w:bottom w:val="single" w:color="E0E0E0" w:sz="1"/>
               <w:right w:val="single" w:color="E0E0E0" w:sz="1"/>
             </w:tcBorders>
-            <w:shd w:fill="F2F2F2" w:val="clear"/>
-            <w:tcMar>
-              <w:top w:type="dxa" w:w="60"/>
-              <w:left w:type="dxa" w:w="120"/>
-              <w:bottom w:type="dxa" w:w="60"/>
-              <w:right w:type="dxa" w:w="80"/>
-            </w:tcMar>
-          </w:tcPr>
-          <w:p>
-            <w:r>
-              <w:rPr>
-                <w:rFonts w:ascii="Arial" w:cs="Arial" w:eastAsia="Arial" w:hAnsi="Arial"/>
-                <w:i/>
-                <w:iCs/>
-                <w:color w:val="999999"/>
-                <w:sz w:val="16"/>
-                <w:szCs w:val="16"/>
-              </w:rPr>
-              <w:t xml:space="preserve">Ans:</w:t>
-            </w:r>
-          </w:p>
-        </w:tc>
-        <w:tc>
-          <w:tcPr>
-            <w:tcW w:type="dxa" w:w="8938"/>
-            <w:tcBorders>
-              <w:top w:val="single" w:color="E0E0E0" w:sz="1"/>
-              <w:left w:val="single" w:color="E0E0E0" w:sz="1"/>
-              <w:bottom w:val="single" w:color="E0E0E0" w:sz="1"/>
-              <w:right w:val="single" w:color="E0E0E0" w:sz="1"/>
-            </w:tcBorders>
-            <w:shd w:fill="F2F2F2" w:val="clear"/>
-            <w:tcMar>
-              <w:top w:type="dxa" w:w="60"/>
-              <w:left w:type="dxa" w:w="100"/>
-              <w:bottom w:type="dxa" w:w="60"/>
-              <w:right w:type="dxa" w:w="120"/>
-            </w:tcMar>
-          </w:tcPr>
-          <w:p/>
-        </w:tc>
-      </w:tr>
-      <w:tr>
-        <w:tc>
-          <w:tcPr>
-            <w:tcW w:type="dxa" w:w="700"/>
-            <w:tcBorders>
-              <w:top w:val="single" w:color="E0E0E0" w:sz="1"/>
-              <w:left w:val="single" w:color="E0E0E0" w:sz="1"/>
-              <w:bottom w:val="single" w:color="E0E0E0" w:sz="1"/>
-              <w:right w:val="single" w:color="E0E0E0" w:sz="1"/>
-            </w:tcBorders>
             <w:shd w:fill="FFFFFF" w:val="clear"/>
             <w:tcMar>
               <w:top w:type="dxa" w:w="80"/>
@@ -2303,7 +1521,7 @@
                 <w:sz w:val="18"/>
                 <w:szCs w:val="18"/>
               </w:rPr>
-              <w:t xml:space="preserve">14.</w:t>
+              <w:t xml:space="preserve">13.</w:t>
             </w:r>
           </w:p>
         </w:tc>
@@ -2336,15 +1554,12 @@
                 <w:sz w:val="18"/>
                 <w:szCs w:val="18"/>
               </w:rPr>
-              <w:t xml:space="preserve">Which products are always sold by fixed quantity and never by weight — list them. Which are always weight-based?</w:t>
-            </w:r>
-          </w:p>
-        </w:tc>
-      </w:tr>
-      <w:tr>
-        <w:trPr>
-          <w:trHeight w:val="700" w:hRule="atLeast"/>
-        </w:trPr>
+              <w:t xml:space="preserve">Which items are always fixed-quantity and never weighed, and which are always weight-based? Are there items where staff regularly get this wrong?</w:t>
+            </w:r>
+          </w:p>
+        </w:tc>
+      </w:tr>
+      <w:tr>
         <w:tc>
           <w:tcPr>
             <w:tcW w:type="dxa" w:w="700"/>
@@ -2354,58 +1569,6 @@
               <w:bottom w:val="single" w:color="E0E0E0" w:sz="1"/>
               <w:right w:val="single" w:color="E0E0E0" w:sz="1"/>
             </w:tcBorders>
-            <w:shd w:fill="F2F2F2" w:val="clear"/>
-            <w:tcMar>
-              <w:top w:type="dxa" w:w="60"/>
-              <w:left w:type="dxa" w:w="120"/>
-              <w:bottom w:type="dxa" w:w="60"/>
-              <w:right w:type="dxa" w:w="80"/>
-            </w:tcMar>
-          </w:tcPr>
-          <w:p>
-            <w:r>
-              <w:rPr>
-                <w:rFonts w:ascii="Arial" w:cs="Arial" w:eastAsia="Arial" w:hAnsi="Arial"/>
-                <w:i/>
-                <w:iCs/>
-                <w:color w:val="999999"/>
-                <w:sz w:val="16"/>
-                <w:szCs w:val="16"/>
-              </w:rPr>
-              <w:t xml:space="preserve">Ans:</w:t>
-            </w:r>
-          </w:p>
-        </w:tc>
-        <w:tc>
-          <w:tcPr>
-            <w:tcW w:type="dxa" w:w="8938"/>
-            <w:tcBorders>
-              <w:top w:val="single" w:color="E0E0E0" w:sz="1"/>
-              <w:left w:val="single" w:color="E0E0E0" w:sz="1"/>
-              <w:bottom w:val="single" w:color="E0E0E0" w:sz="1"/>
-              <w:right w:val="single" w:color="E0E0E0" w:sz="1"/>
-            </w:tcBorders>
-            <w:shd w:fill="F2F2F2" w:val="clear"/>
-            <w:tcMar>
-              <w:top w:type="dxa" w:w="60"/>
-              <w:left w:type="dxa" w:w="100"/>
-              <w:bottom w:type="dxa" w:w="60"/>
-              <w:right w:type="dxa" w:w="120"/>
-            </w:tcMar>
-          </w:tcPr>
-          <w:p/>
-        </w:tc>
-      </w:tr>
-      <w:tr>
-        <w:tc>
-          <w:tcPr>
-            <w:tcW w:type="dxa" w:w="700"/>
-            <w:tcBorders>
-              <w:top w:val="single" w:color="E0E0E0" w:sz="1"/>
-              <w:left w:val="single" w:color="E0E0E0" w:sz="1"/>
-              <w:bottom w:val="single" w:color="E0E0E0" w:sz="1"/>
-              <w:right w:val="single" w:color="E0E0E0" w:sz="1"/>
-            </w:tcBorders>
             <w:shd w:fill="FFFFFF" w:val="clear"/>
             <w:tcMar>
               <w:top w:type="dxa" w:w="80"/>
@@ -2425,7 +1588,7 @@
                 <w:sz w:val="18"/>
                 <w:szCs w:val="18"/>
               </w:rPr>
-              <w:t xml:space="preserve">15.</w:t>
+              <w:t xml:space="preserve">14.</w:t>
             </w:r>
           </w:p>
         </w:tc>
@@ -2458,15 +1621,12 @@
                 <w:sz w:val="18"/>
                 <w:szCs w:val="18"/>
               </w:rPr>
-              <w:t xml:space="preserve">What happens if the actual weight is significantly different from what the customer ordered — e.g., customer ordered 10 kg but warehouse can only provide 7 kg? Who decides whether to proceed, substitute, or cancel?</w:t>
-            </w:r>
-          </w:p>
-        </w:tc>
-      </w:tr>
-      <w:tr>
-        <w:trPr>
-          <w:trHeight w:val="700" w:hRule="atLeast"/>
-        </w:trPr>
+              <w:t xml:space="preserve">How does the warehouse send the confirmed weight to admin today? How often does a weight get transcribed wrong somewhere between the warehouse floor and the final invoice?</w:t>
+            </w:r>
+          </w:p>
+        </w:tc>
+      </w:tr>
+      <w:tr>
         <w:tc>
           <w:tcPr>
             <w:tcW w:type="dxa" w:w="700"/>
@@ -2476,58 +1636,6 @@
               <w:bottom w:val="single" w:color="E0E0E0" w:sz="1"/>
               <w:right w:val="single" w:color="E0E0E0" w:sz="1"/>
             </w:tcBorders>
-            <w:shd w:fill="F2F2F2" w:val="clear"/>
-            <w:tcMar>
-              <w:top w:type="dxa" w:w="60"/>
-              <w:left w:type="dxa" w:w="120"/>
-              <w:bottom w:type="dxa" w:w="60"/>
-              <w:right w:type="dxa" w:w="80"/>
-            </w:tcMar>
-          </w:tcPr>
-          <w:p>
-            <w:r>
-              <w:rPr>
-                <w:rFonts w:ascii="Arial" w:cs="Arial" w:eastAsia="Arial" w:hAnsi="Arial"/>
-                <w:i/>
-                <w:iCs/>
-                <w:color w:val="999999"/>
-                <w:sz w:val="16"/>
-                <w:szCs w:val="16"/>
-              </w:rPr>
-              <w:t xml:space="preserve">Ans:</w:t>
-            </w:r>
-          </w:p>
-        </w:tc>
-        <w:tc>
-          <w:tcPr>
-            <w:tcW w:type="dxa" w:w="8938"/>
-            <w:tcBorders>
-              <w:top w:val="single" w:color="E0E0E0" w:sz="1"/>
-              <w:left w:val="single" w:color="E0E0E0" w:sz="1"/>
-              <w:bottom w:val="single" w:color="E0E0E0" w:sz="1"/>
-              <w:right w:val="single" w:color="E0E0E0" w:sz="1"/>
-            </w:tcBorders>
-            <w:shd w:fill="F2F2F2" w:val="clear"/>
-            <w:tcMar>
-              <w:top w:type="dxa" w:w="60"/>
-              <w:left w:type="dxa" w:w="100"/>
-              <w:bottom w:type="dxa" w:w="60"/>
-              <w:right w:type="dxa" w:w="120"/>
-            </w:tcMar>
-          </w:tcPr>
-          <w:p/>
-        </w:tc>
-      </w:tr>
-      <w:tr>
-        <w:tc>
-          <w:tcPr>
-            <w:tcW w:type="dxa" w:w="700"/>
-            <w:tcBorders>
-              <w:top w:val="single" w:color="E0E0E0" w:sz="1"/>
-              <w:left w:val="single" w:color="E0E0E0" w:sz="1"/>
-              <w:bottom w:val="single" w:color="E0E0E0" w:sz="1"/>
-              <w:right w:val="single" w:color="E0E0E0" w:sz="1"/>
-            </w:tcBorders>
             <w:shd w:fill="EEF4FF" w:val="clear"/>
             <w:tcMar>
               <w:top w:type="dxa" w:w="80"/>
@@ -2547,7 +1655,7 @@
                 <w:sz w:val="18"/>
                 <w:szCs w:val="18"/>
               </w:rPr>
-              <w:t xml:space="preserve">16.</w:t>
+              <w:t xml:space="preserve">15.</w:t>
             </w:r>
           </w:p>
         </w:tc>
@@ -2580,64 +1688,9 @@
                 <w:sz w:val="18"/>
                 <w:szCs w:val="18"/>
               </w:rPr>
-              <w:t xml:space="preserve">[MAIA] Once the final weight is confirmed and keyed into MAIA, should MAIA automatically generate the Delivery Order and Invoice for review, or wait for an explicit confirm command from admin?</w:t>
-            </w:r>
-          </w:p>
-        </w:tc>
-      </w:tr>
-      <w:tr>
-        <w:trPr>
-          <w:trHeight w:val="700" w:hRule="atLeast"/>
-        </w:trPr>
-        <w:tc>
-          <w:tcPr>
-            <w:tcW w:type="dxa" w:w="700"/>
-            <w:tcBorders>
-              <w:top w:val="single" w:color="E0E0E0" w:sz="1"/>
-              <w:left w:val="single" w:color="E0E0E0" w:sz="1"/>
-              <w:bottom w:val="single" w:color="E0E0E0" w:sz="1"/>
-              <w:right w:val="single" w:color="E0E0E0" w:sz="1"/>
-            </w:tcBorders>
-            <w:shd w:fill="F2F2F2" w:val="clear"/>
-            <w:tcMar>
-              <w:top w:type="dxa" w:w="60"/>
-              <w:left w:type="dxa" w:w="120"/>
-              <w:bottom w:type="dxa" w:w="60"/>
-              <w:right w:type="dxa" w:w="80"/>
-            </w:tcMar>
-          </w:tcPr>
-          <w:p>
-            <w:r>
-              <w:rPr>
-                <w:rFonts w:ascii="Arial" w:cs="Arial" w:eastAsia="Arial" w:hAnsi="Arial"/>
-                <w:i/>
-                <w:iCs/>
-                <w:color w:val="999999"/>
-                <w:sz w:val="16"/>
-                <w:szCs w:val="16"/>
-              </w:rPr>
-              <w:t xml:space="preserve">Ans:</w:t>
-            </w:r>
-          </w:p>
-        </w:tc>
-        <w:tc>
-          <w:tcPr>
-            <w:tcW w:type="dxa" w:w="8938"/>
-            <w:tcBorders>
-              <w:top w:val="single" w:color="E0E0E0" w:sz="1"/>
-              <w:left w:val="single" w:color="E0E0E0" w:sz="1"/>
-              <w:bottom w:val="single" w:color="E0E0E0" w:sz="1"/>
-              <w:right w:val="single" w:color="E0E0E0" w:sz="1"/>
-            </w:tcBorders>
-            <w:shd w:fill="F2F2F2" w:val="clear"/>
-            <w:tcMar>
-              <w:top w:type="dxa" w:w="60"/>
-              <w:left w:type="dxa" w:w="100"/>
-              <w:bottom w:type="dxa" w:w="60"/>
-              <w:right w:type="dxa" w:w="120"/>
-            </w:tcMar>
-          </w:tcPr>
-          <w:p/>
+              <w:t xml:space="preserve">[MAIA] Once final weight is confirmed, do you want MAIA to auto-draft the DO and Invoice for one-tap review, or hold until admin explicitly says go? What is the risk if a document is generated too early?</w:t>
+            </w:r>
+          </w:p>
         </w:tc>
       </w:tr>
     </w:tbl>
@@ -2679,7 +1732,7 @@
           <w:sz w:val="18"/>
           <w:szCs w:val="18"/>
         </w:rPr>
-        <w:t xml:space="preserve">Goal: Understand the exact pricing logic so MAIA can apply the right price to the right customer without manual checks.</w:t>
+        <w:t xml:space="preserve">Goal: Expose pricing chaos, margin leak, and reliance on staff memory.</w:t>
       </w:r>
     </w:p>
     <w:p>
@@ -2732,7 +1785,7 @@
                 <w:sz w:val="18"/>
                 <w:szCs w:val="18"/>
               </w:rPr>
-              <w:t xml:space="preserve">17.</w:t>
+              <w:t xml:space="preserve">16.</w:t>
             </w:r>
           </w:p>
         </w:tc>
@@ -2765,15 +1818,12 @@
                 <w:sz w:val="18"/>
                 <w:szCs w:val="18"/>
               </w:rPr>
-              <w:t xml:space="preserve">Walk us through how you price an order for a specific customer. What do you check — their customer group, their individual price list, the current market rate, or all three?</w:t>
-            </w:r>
-          </w:p>
-        </w:tc>
-      </w:tr>
-      <w:tr>
-        <w:trPr>
-          <w:trHeight w:val="700" w:hRule="atLeast"/>
-        </w:trPr>
+              <w:t xml:space="preserve">When admin prices an order, how much of the correct price lives only in someone's head versus written down in SQL or Excel? Whose head holds the most of it?</w:t>
+            </w:r>
+          </w:p>
+        </w:tc>
+      </w:tr>
+      <w:tr>
         <w:tc>
           <w:tcPr>
             <w:tcW w:type="dxa" w:w="700"/>
@@ -2783,58 +1833,6 @@
               <w:bottom w:val="single" w:color="E0E0E0" w:sz="1"/>
               <w:right w:val="single" w:color="E0E0E0" w:sz="1"/>
             </w:tcBorders>
-            <w:shd w:fill="F2F2F2" w:val="clear"/>
-            <w:tcMar>
-              <w:top w:type="dxa" w:w="60"/>
-              <w:left w:type="dxa" w:w="120"/>
-              <w:bottom w:type="dxa" w:w="60"/>
-              <w:right w:type="dxa" w:w="80"/>
-            </w:tcMar>
-          </w:tcPr>
-          <w:p>
-            <w:r>
-              <w:rPr>
-                <w:rFonts w:ascii="Arial" w:cs="Arial" w:eastAsia="Arial" w:hAnsi="Arial"/>
-                <w:i/>
-                <w:iCs/>
-                <w:color w:val="999999"/>
-                <w:sz w:val="16"/>
-                <w:szCs w:val="16"/>
-              </w:rPr>
-              <w:t xml:space="preserve">Ans:</w:t>
-            </w:r>
-          </w:p>
-        </w:tc>
-        <w:tc>
-          <w:tcPr>
-            <w:tcW w:type="dxa" w:w="8938"/>
-            <w:tcBorders>
-              <w:top w:val="single" w:color="E0E0E0" w:sz="1"/>
-              <w:left w:val="single" w:color="E0E0E0" w:sz="1"/>
-              <w:bottom w:val="single" w:color="E0E0E0" w:sz="1"/>
-              <w:right w:val="single" w:color="E0E0E0" w:sz="1"/>
-            </w:tcBorders>
-            <w:shd w:fill="F2F2F2" w:val="clear"/>
-            <w:tcMar>
-              <w:top w:type="dxa" w:w="60"/>
-              <w:left w:type="dxa" w:w="100"/>
-              <w:bottom w:type="dxa" w:w="60"/>
-              <w:right w:type="dxa" w:w="120"/>
-            </w:tcMar>
-          </w:tcPr>
-          <w:p/>
-        </w:tc>
-      </w:tr>
-      <w:tr>
-        <w:tc>
-          <w:tcPr>
-            <w:tcW w:type="dxa" w:w="700"/>
-            <w:tcBorders>
-              <w:top w:val="single" w:color="E0E0E0" w:sz="1"/>
-              <w:left w:val="single" w:color="E0E0E0" w:sz="1"/>
-              <w:bottom w:val="single" w:color="E0E0E0" w:sz="1"/>
-              <w:right w:val="single" w:color="E0E0E0" w:sz="1"/>
-            </w:tcBorders>
             <w:shd w:fill="FFFFFF" w:val="clear"/>
             <w:tcMar>
               <w:top w:type="dxa" w:w="80"/>
@@ -2854,7 +1852,7 @@
                 <w:sz w:val="18"/>
                 <w:szCs w:val="18"/>
               </w:rPr>
-              <w:t xml:space="preserve">18.</w:t>
+              <w:t xml:space="preserve">17.</w:t>
             </w:r>
           </w:p>
         </w:tc>
@@ -2887,15 +1885,12 @@
                 <w:sz w:val="18"/>
                 <w:szCs w:val="18"/>
               </w:rPr>
-              <w:t xml:space="preserve">Is the group markup applied as a fixed RM amount over the base price, or as a percentage? Is it the same for all product categories or different per category?</w:t>
-            </w:r>
-          </w:p>
-        </w:tc>
-      </w:tr>
-      <w:tr>
-        <w:trPr>
-          <w:trHeight w:val="700" w:hRule="atLeast"/>
-        </w:trPr>
+              <w:t xml:space="preserve">What is the last time the wrong price was charged to a customer? Was it too low (margin lost) or too high (customer complaint), and how was it eventually caught?</w:t>
+            </w:r>
+          </w:p>
+        </w:tc>
+      </w:tr>
+      <w:tr>
         <w:tc>
           <w:tcPr>
             <w:tcW w:type="dxa" w:w="700"/>
@@ -2905,58 +1900,6 @@
               <w:bottom w:val="single" w:color="E0E0E0" w:sz="1"/>
               <w:right w:val="single" w:color="E0E0E0" w:sz="1"/>
             </w:tcBorders>
-            <w:shd w:fill="F2F2F2" w:val="clear"/>
-            <w:tcMar>
-              <w:top w:type="dxa" w:w="60"/>
-              <w:left w:type="dxa" w:w="120"/>
-              <w:bottom w:type="dxa" w:w="60"/>
-              <w:right w:type="dxa" w:w="80"/>
-            </w:tcMar>
-          </w:tcPr>
-          <w:p>
-            <w:r>
-              <w:rPr>
-                <w:rFonts w:ascii="Arial" w:cs="Arial" w:eastAsia="Arial" w:hAnsi="Arial"/>
-                <w:i/>
-                <w:iCs/>
-                <w:color w:val="999999"/>
-                <w:sz w:val="16"/>
-                <w:szCs w:val="16"/>
-              </w:rPr>
-              <w:t xml:space="preserve">Ans:</w:t>
-            </w:r>
-          </w:p>
-        </w:tc>
-        <w:tc>
-          <w:tcPr>
-            <w:tcW w:type="dxa" w:w="8938"/>
-            <w:tcBorders>
-              <w:top w:val="single" w:color="E0E0E0" w:sz="1"/>
-              <w:left w:val="single" w:color="E0E0E0" w:sz="1"/>
-              <w:bottom w:val="single" w:color="E0E0E0" w:sz="1"/>
-              <w:right w:val="single" w:color="E0E0E0" w:sz="1"/>
-            </w:tcBorders>
-            <w:shd w:fill="F2F2F2" w:val="clear"/>
-            <w:tcMar>
-              <w:top w:type="dxa" w:w="60"/>
-              <w:left w:type="dxa" w:w="100"/>
-              <w:bottom w:type="dxa" w:w="60"/>
-              <w:right w:type="dxa" w:w="120"/>
-            </w:tcMar>
-          </w:tcPr>
-          <w:p/>
-        </w:tc>
-      </w:tr>
-      <w:tr>
-        <w:tc>
-          <w:tcPr>
-            <w:tcW w:type="dxa" w:w="700"/>
-            <w:tcBorders>
-              <w:top w:val="single" w:color="E0E0E0" w:sz="1"/>
-              <w:left w:val="single" w:color="E0E0E0" w:sz="1"/>
-              <w:bottom w:val="single" w:color="E0E0E0" w:sz="1"/>
-              <w:right w:val="single" w:color="E0E0E0" w:sz="1"/>
-            </w:tcBorders>
             <w:shd w:fill="FFFFFF" w:val="clear"/>
             <w:tcMar>
               <w:top w:type="dxa" w:w="80"/>
@@ -2976,7 +1919,7 @@
                 <w:sz w:val="18"/>
                 <w:szCs w:val="18"/>
               </w:rPr>
-              <w:t xml:space="preserve">19.</w:t>
+              <w:t xml:space="preserve">18.</w:t>
             </w:r>
           </w:p>
         </w:tc>
@@ -3009,15 +1952,12 @@
                 <w:sz w:val="18"/>
                 <w:szCs w:val="18"/>
               </w:rPr>
-              <w:t xml:space="preserve">For customers with individual special pricing, where is that price stored today — SQL, Excel, or in someone's head? Who maintains it?</w:t>
-            </w:r>
-          </w:p>
-        </w:tc>
-      </w:tr>
-      <w:tr>
-        <w:trPr>
-          <w:trHeight w:val="700" w:hRule="atLeast"/>
-        </w:trPr>
+              <w:t xml:space="preserve">Is the group markup a fixed RM amount or a percentage? Is it the same across pork, beef, lamb, etc., or different per category? Who set these rules, and are they written anywhere?</w:t>
+            </w:r>
+          </w:p>
+        </w:tc>
+      </w:tr>
+      <w:tr>
         <w:tc>
           <w:tcPr>
             <w:tcW w:type="dxa" w:w="700"/>
@@ -3027,58 +1967,6 @@
               <w:bottom w:val="single" w:color="E0E0E0" w:sz="1"/>
               <w:right w:val="single" w:color="E0E0E0" w:sz="1"/>
             </w:tcBorders>
-            <w:shd w:fill="F2F2F2" w:val="clear"/>
-            <w:tcMar>
-              <w:top w:type="dxa" w:w="60"/>
-              <w:left w:type="dxa" w:w="120"/>
-              <w:bottom w:type="dxa" w:w="60"/>
-              <w:right w:type="dxa" w:w="80"/>
-            </w:tcMar>
-          </w:tcPr>
-          <w:p>
-            <w:r>
-              <w:rPr>
-                <w:rFonts w:ascii="Arial" w:cs="Arial" w:eastAsia="Arial" w:hAnsi="Arial"/>
-                <w:i/>
-                <w:iCs/>
-                <w:color w:val="999999"/>
-                <w:sz w:val="16"/>
-                <w:szCs w:val="16"/>
-              </w:rPr>
-              <w:t xml:space="preserve">Ans:</w:t>
-            </w:r>
-          </w:p>
-        </w:tc>
-        <w:tc>
-          <w:tcPr>
-            <w:tcW w:type="dxa" w:w="8938"/>
-            <w:tcBorders>
-              <w:top w:val="single" w:color="E0E0E0" w:sz="1"/>
-              <w:left w:val="single" w:color="E0E0E0" w:sz="1"/>
-              <w:bottom w:val="single" w:color="E0E0E0" w:sz="1"/>
-              <w:right w:val="single" w:color="E0E0E0" w:sz="1"/>
-            </w:tcBorders>
-            <w:shd w:fill="F2F2F2" w:val="clear"/>
-            <w:tcMar>
-              <w:top w:type="dxa" w:w="60"/>
-              <w:left w:type="dxa" w:w="100"/>
-              <w:bottom w:type="dxa" w:w="60"/>
-              <w:right w:type="dxa" w:w="120"/>
-            </w:tcMar>
-          </w:tcPr>
-          <w:p/>
-        </w:tc>
-      </w:tr>
-      <w:tr>
-        <w:tc>
-          <w:tcPr>
-            <w:tcW w:type="dxa" w:w="700"/>
-            <w:tcBorders>
-              <w:top w:val="single" w:color="E0E0E0" w:sz="1"/>
-              <w:left w:val="single" w:color="E0E0E0" w:sz="1"/>
-              <w:bottom w:val="single" w:color="E0E0E0" w:sz="1"/>
-              <w:right w:val="single" w:color="E0E0E0" w:sz="1"/>
-            </w:tcBorders>
             <w:shd w:fill="FFFFFF" w:val="clear"/>
             <w:tcMar>
               <w:top w:type="dxa" w:w="80"/>
@@ -3098,7 +1986,7 @@
                 <w:sz w:val="18"/>
                 <w:szCs w:val="18"/>
               </w:rPr>
-              <w:t xml:space="preserve">20.</w:t>
+              <w:t xml:space="preserve">19.</w:t>
             </w:r>
           </w:p>
         </w:tc>
@@ -3131,15 +2019,12 @@
                 <w:sz w:val="18"/>
                 <w:szCs w:val="18"/>
               </w:rPr>
-              <w:t xml:space="preserve">When a price changes (e.g., pork belly goes up today), what is the exact process — who decides the new price, who updates it in SQL, and how long does the update take?</w:t>
-            </w:r>
-          </w:p>
-        </w:tc>
-      </w:tr>
-      <w:tr>
-        <w:trPr>
-          <w:trHeight w:val="700" w:hRule="atLeast"/>
-        </w:trPr>
+              <w:t xml:space="preserve">When a market price moves (e.g., pork belly up today), how long is the lag before the new price actually reaches the invoice? Roughly how many orders go out at the stale price during that lag?</w:t>
+            </w:r>
+          </w:p>
+        </w:tc>
+      </w:tr>
+      <w:tr>
         <w:tc>
           <w:tcPr>
             <w:tcW w:type="dxa" w:w="700"/>
@@ -3149,58 +2034,6 @@
               <w:bottom w:val="single" w:color="E0E0E0" w:sz="1"/>
               <w:right w:val="single" w:color="E0E0E0" w:sz="1"/>
             </w:tcBorders>
-            <w:shd w:fill="F2F2F2" w:val="clear"/>
-            <w:tcMar>
-              <w:top w:type="dxa" w:w="60"/>
-              <w:left w:type="dxa" w:w="120"/>
-              <w:bottom w:type="dxa" w:w="60"/>
-              <w:right w:type="dxa" w:w="80"/>
-            </w:tcMar>
-          </w:tcPr>
-          <w:p>
-            <w:r>
-              <w:rPr>
-                <w:rFonts w:ascii="Arial" w:cs="Arial" w:eastAsia="Arial" w:hAnsi="Arial"/>
-                <w:i/>
-                <w:iCs/>
-                <w:color w:val="999999"/>
-                <w:sz w:val="16"/>
-                <w:szCs w:val="16"/>
-              </w:rPr>
-              <w:t xml:space="preserve">Ans:</w:t>
-            </w:r>
-          </w:p>
-        </w:tc>
-        <w:tc>
-          <w:tcPr>
-            <w:tcW w:type="dxa" w:w="8938"/>
-            <w:tcBorders>
-              <w:top w:val="single" w:color="E0E0E0" w:sz="1"/>
-              <w:left w:val="single" w:color="E0E0E0" w:sz="1"/>
-              <w:bottom w:val="single" w:color="E0E0E0" w:sz="1"/>
-              <w:right w:val="single" w:color="E0E0E0" w:sz="1"/>
-            </w:tcBorders>
-            <w:shd w:fill="F2F2F2" w:val="clear"/>
-            <w:tcMar>
-              <w:top w:type="dxa" w:w="60"/>
-              <w:left w:type="dxa" w:w="100"/>
-              <w:bottom w:type="dxa" w:w="60"/>
-              <w:right w:type="dxa" w:w="120"/>
-            </w:tcMar>
-          </w:tcPr>
-          <w:p/>
-        </w:tc>
-      </w:tr>
-      <w:tr>
-        <w:tc>
-          <w:tcPr>
-            <w:tcW w:type="dxa" w:w="700"/>
-            <w:tcBorders>
-              <w:top w:val="single" w:color="E0E0E0" w:sz="1"/>
-              <w:left w:val="single" w:color="E0E0E0" w:sz="1"/>
-              <w:bottom w:val="single" w:color="E0E0E0" w:sz="1"/>
-              <w:right w:val="single" w:color="E0E0E0" w:sz="1"/>
-            </w:tcBorders>
             <w:shd w:fill="FFFFFF" w:val="clear"/>
             <w:tcMar>
               <w:top w:type="dxa" w:w="80"/>
@@ -3220,7 +2053,7 @@
                 <w:sz w:val="18"/>
                 <w:szCs w:val="18"/>
               </w:rPr>
-              <w:t xml:space="preserve">21.</w:t>
+              <w:t xml:space="preserve">20.</w:t>
             </w:r>
           </w:p>
         </w:tc>
@@ -3253,15 +2086,12 @@
                 <w:sz w:val="18"/>
                 <w:szCs w:val="18"/>
               </w:rPr>
-              <w:t xml:space="preserve">For a bulk price change (e.g., all imported beef up 5% this week), how is this done today — manual entry per item in SQL, an Excel upload, or something else?</w:t>
-            </w:r>
-          </w:p>
-        </w:tc>
-      </w:tr>
-      <w:tr>
-        <w:trPr>
-          <w:trHeight w:val="700" w:hRule="atLeast"/>
-        </w:trPr>
+              <w:t xml:space="preserve">For a bulk price change across many items, how long does it take in SQL today, and how often do errors slip in during the bulk entry?</w:t>
+            </w:r>
+          </w:p>
+        </w:tc>
+      </w:tr>
+      <w:tr>
         <w:tc>
           <w:tcPr>
             <w:tcW w:type="dxa" w:w="700"/>
@@ -3271,58 +2101,6 @@
               <w:bottom w:val="single" w:color="E0E0E0" w:sz="1"/>
               <w:right w:val="single" w:color="E0E0E0" w:sz="1"/>
             </w:tcBorders>
-            <w:shd w:fill="F2F2F2" w:val="clear"/>
-            <w:tcMar>
-              <w:top w:type="dxa" w:w="60"/>
-              <w:left w:type="dxa" w:w="120"/>
-              <w:bottom w:type="dxa" w:w="60"/>
-              <w:right w:type="dxa" w:w="80"/>
-            </w:tcMar>
-          </w:tcPr>
-          <w:p>
-            <w:r>
-              <w:rPr>
-                <w:rFonts w:ascii="Arial" w:cs="Arial" w:eastAsia="Arial" w:hAnsi="Arial"/>
-                <w:i/>
-                <w:iCs/>
-                <w:color w:val="999999"/>
-                <w:sz w:val="16"/>
-                <w:szCs w:val="16"/>
-              </w:rPr>
-              <w:t xml:space="preserve">Ans:</w:t>
-            </w:r>
-          </w:p>
-        </w:tc>
-        <w:tc>
-          <w:tcPr>
-            <w:tcW w:type="dxa" w:w="8938"/>
-            <w:tcBorders>
-              <w:top w:val="single" w:color="E0E0E0" w:sz="1"/>
-              <w:left w:val="single" w:color="E0E0E0" w:sz="1"/>
-              <w:bottom w:val="single" w:color="E0E0E0" w:sz="1"/>
-              <w:right w:val="single" w:color="E0E0E0" w:sz="1"/>
-            </w:tcBorders>
-            <w:shd w:fill="F2F2F2" w:val="clear"/>
-            <w:tcMar>
-              <w:top w:type="dxa" w:w="60"/>
-              <w:left w:type="dxa" w:w="100"/>
-              <w:bottom w:type="dxa" w:w="60"/>
-              <w:right w:type="dxa" w:w="120"/>
-            </w:tcMar>
-          </w:tcPr>
-          <w:p/>
-        </w:tc>
-      </w:tr>
-      <w:tr>
-        <w:tc>
-          <w:tcPr>
-            <w:tcW w:type="dxa" w:w="700"/>
-            <w:tcBorders>
-              <w:top w:val="single" w:color="E0E0E0" w:sz="1"/>
-              <w:left w:val="single" w:color="E0E0E0" w:sz="1"/>
-              <w:bottom w:val="single" w:color="E0E0E0" w:sz="1"/>
-              <w:right w:val="single" w:color="E0E0E0" w:sz="1"/>
-            </w:tcBorders>
             <w:shd w:fill="FFFFFF" w:val="clear"/>
             <w:tcMar>
               <w:top w:type="dxa" w:w="80"/>
@@ -3342,7 +2120,7 @@
                 <w:sz w:val="18"/>
                 <w:szCs w:val="18"/>
               </w:rPr>
-              <w:t xml:space="preserve">22.</w:t>
+              <w:t xml:space="preserve">21.</w:t>
             </w:r>
           </w:p>
         </w:tc>
@@ -3375,15 +2153,12 @@
                 <w:sz w:val="18"/>
                 <w:szCs w:val="18"/>
               </w:rPr>
-              <w:t xml:space="preserve">Which customers are on consignment? For each: what is the settlement cycle (weekly, monthly end?), how is the consignment stock tracked today, and who reconciles it?</w:t>
-            </w:r>
-          </w:p>
-        </w:tc>
-      </w:tr>
-      <w:tr>
-        <w:trPr>
-          <w:trHeight w:val="700" w:hRule="atLeast"/>
-        </w:trPr>
+              <w:t xml:space="preserve">For consignment customers: which ones, what settlement cycle, and how do you currently know how much unsold stock is sitting with each? How often does the reconciliation not match?</w:t>
+            </w:r>
+          </w:p>
+        </w:tc>
+      </w:tr>
+      <w:tr>
         <w:tc>
           <w:tcPr>
             <w:tcW w:type="dxa" w:w="700"/>
@@ -3393,58 +2168,6 @@
               <w:bottom w:val="single" w:color="E0E0E0" w:sz="1"/>
               <w:right w:val="single" w:color="E0E0E0" w:sz="1"/>
             </w:tcBorders>
-            <w:shd w:fill="F2F2F2" w:val="clear"/>
-            <w:tcMar>
-              <w:top w:type="dxa" w:w="60"/>
-              <w:left w:type="dxa" w:w="120"/>
-              <w:bottom w:type="dxa" w:w="60"/>
-              <w:right w:type="dxa" w:w="80"/>
-            </w:tcMar>
-          </w:tcPr>
-          <w:p>
-            <w:r>
-              <w:rPr>
-                <w:rFonts w:ascii="Arial" w:cs="Arial" w:eastAsia="Arial" w:hAnsi="Arial"/>
-                <w:i/>
-                <w:iCs/>
-                <w:color w:val="999999"/>
-                <w:sz w:val="16"/>
-                <w:szCs w:val="16"/>
-              </w:rPr>
-              <w:t xml:space="preserve">Ans:</w:t>
-            </w:r>
-          </w:p>
-        </w:tc>
-        <w:tc>
-          <w:tcPr>
-            <w:tcW w:type="dxa" w:w="8938"/>
-            <w:tcBorders>
-              <w:top w:val="single" w:color="E0E0E0" w:sz="1"/>
-              <w:left w:val="single" w:color="E0E0E0" w:sz="1"/>
-              <w:bottom w:val="single" w:color="E0E0E0" w:sz="1"/>
-              <w:right w:val="single" w:color="E0E0E0" w:sz="1"/>
-            </w:tcBorders>
-            <w:shd w:fill="F2F2F2" w:val="clear"/>
-            <w:tcMar>
-              <w:top w:type="dxa" w:w="60"/>
-              <w:left w:type="dxa" w:w="100"/>
-              <w:bottom w:type="dxa" w:w="60"/>
-              <w:right w:type="dxa" w:w="120"/>
-            </w:tcMar>
-          </w:tcPr>
-          <w:p/>
-        </w:tc>
-      </w:tr>
-      <w:tr>
-        <w:tc>
-          <w:tcPr>
-            <w:tcW w:type="dxa" w:w="700"/>
-            <w:tcBorders>
-              <w:top w:val="single" w:color="E0E0E0" w:sz="1"/>
-              <w:left w:val="single" w:color="E0E0E0" w:sz="1"/>
-              <w:bottom w:val="single" w:color="E0E0E0" w:sz="1"/>
-              <w:right w:val="single" w:color="E0E0E0" w:sz="1"/>
-            </w:tcBorders>
             <w:shd w:fill="FFFFFF" w:val="clear"/>
             <w:tcMar>
               <w:top w:type="dxa" w:w="80"/>
@@ -3464,7 +2187,7 @@
                 <w:sz w:val="18"/>
                 <w:szCs w:val="18"/>
               </w:rPr>
-              <w:t xml:space="preserve">23.</w:t>
+              <w:t xml:space="preserve">22.</w:t>
             </w:r>
           </w:p>
         </w:tc>
@@ -3497,15 +2220,12 @@
                 <w:sz w:val="18"/>
                 <w:szCs w:val="18"/>
               </w:rPr>
-              <w:t xml:space="preserve">What credit terms apply to each customer segment? (e.g., Wholesale = 30 days, Retail = COD, Consignment = end of month — confirm and fill in.)</w:t>
-            </w:r>
-          </w:p>
-        </w:tc>
-      </w:tr>
-      <w:tr>
-        <w:trPr>
-          <w:trHeight w:val="700" w:hRule="atLeast"/>
-        </w:trPr>
+              <w:t xml:space="preserve">Confirm credit terms per segment (Wholesale, Retail, Consignment). Which specific customers consistently pay later than their agreed terms?</w:t>
+            </w:r>
+          </w:p>
+        </w:tc>
+      </w:tr>
+      <w:tr>
         <w:tc>
           <w:tcPr>
             <w:tcW w:type="dxa" w:w="700"/>
@@ -3515,58 +2235,6 @@
               <w:bottom w:val="single" w:color="E0E0E0" w:sz="1"/>
               <w:right w:val="single" w:color="E0E0E0" w:sz="1"/>
             </w:tcBorders>
-            <w:shd w:fill="F2F2F2" w:val="clear"/>
-            <w:tcMar>
-              <w:top w:type="dxa" w:w="60"/>
-              <w:left w:type="dxa" w:w="120"/>
-              <w:bottom w:type="dxa" w:w="60"/>
-              <w:right w:type="dxa" w:w="80"/>
-            </w:tcMar>
-          </w:tcPr>
-          <w:p>
-            <w:r>
-              <w:rPr>
-                <w:rFonts w:ascii="Arial" w:cs="Arial" w:eastAsia="Arial" w:hAnsi="Arial"/>
-                <w:i/>
-                <w:iCs/>
-                <w:color w:val="999999"/>
-                <w:sz w:val="16"/>
-                <w:szCs w:val="16"/>
-              </w:rPr>
-              <w:t xml:space="preserve">Ans:</w:t>
-            </w:r>
-          </w:p>
-        </w:tc>
-        <w:tc>
-          <w:tcPr>
-            <w:tcW w:type="dxa" w:w="8938"/>
-            <w:tcBorders>
-              <w:top w:val="single" w:color="E0E0E0" w:sz="1"/>
-              <w:left w:val="single" w:color="E0E0E0" w:sz="1"/>
-              <w:bottom w:val="single" w:color="E0E0E0" w:sz="1"/>
-              <w:right w:val="single" w:color="E0E0E0" w:sz="1"/>
-            </w:tcBorders>
-            <w:shd w:fill="F2F2F2" w:val="clear"/>
-            <w:tcMar>
-              <w:top w:type="dxa" w:w="60"/>
-              <w:left w:type="dxa" w:w="100"/>
-              <w:bottom w:type="dxa" w:w="60"/>
-              <w:right w:type="dxa" w:w="120"/>
-            </w:tcMar>
-          </w:tcPr>
-          <w:p/>
-        </w:tc>
-      </w:tr>
-      <w:tr>
-        <w:tc>
-          <w:tcPr>
-            <w:tcW w:type="dxa" w:w="700"/>
-            <w:tcBorders>
-              <w:top w:val="single" w:color="E0E0E0" w:sz="1"/>
-              <w:left w:val="single" w:color="E0E0E0" w:sz="1"/>
-              <w:bottom w:val="single" w:color="E0E0E0" w:sz="1"/>
-              <w:right w:val="single" w:color="E0E0E0" w:sz="1"/>
-            </w:tcBorders>
             <w:shd w:fill="FFFFFF" w:val="clear"/>
             <w:tcMar>
               <w:top w:type="dxa" w:w="80"/>
@@ -3586,7 +2254,7 @@
                 <w:sz w:val="18"/>
                 <w:szCs w:val="18"/>
               </w:rPr>
-              <w:t xml:space="preserve">24.</w:t>
+              <w:t xml:space="preserve">23.</w:t>
             </w:r>
           </w:p>
         </w:tc>
@@ -3619,15 +2287,12 @@
                 <w:sz w:val="18"/>
                 <w:szCs w:val="18"/>
               </w:rPr>
-              <w:t xml:space="preserve">At what outstanding balance level does Macrofood flag or block a customer — is there a formal RM threshold, or is it a judgment call by the boss or manager?</w:t>
-            </w:r>
-          </w:p>
-        </w:tc>
-      </w:tr>
-      <w:tr>
-        <w:trPr>
-          <w:trHeight w:val="700" w:hRule="atLeast"/>
-        </w:trPr>
+              <w:t xml:space="preserve">At what outstanding RM do you flag or hold a customer? Is that a written rule or the boss's gut call? When did a customer last blow past it before anyone noticed?</w:t>
+            </w:r>
+          </w:p>
+        </w:tc>
+      </w:tr>
+      <w:tr>
         <w:tc>
           <w:tcPr>
             <w:tcW w:type="dxa" w:w="700"/>
@@ -3637,58 +2302,6 @@
               <w:bottom w:val="single" w:color="E0E0E0" w:sz="1"/>
               <w:right w:val="single" w:color="E0E0E0" w:sz="1"/>
             </w:tcBorders>
-            <w:shd w:fill="F2F2F2" w:val="clear"/>
-            <w:tcMar>
-              <w:top w:type="dxa" w:w="60"/>
-              <w:left w:type="dxa" w:w="120"/>
-              <w:bottom w:type="dxa" w:w="60"/>
-              <w:right w:type="dxa" w:w="80"/>
-            </w:tcMar>
-          </w:tcPr>
-          <w:p>
-            <w:r>
-              <w:rPr>
-                <w:rFonts w:ascii="Arial" w:cs="Arial" w:eastAsia="Arial" w:hAnsi="Arial"/>
-                <w:i/>
-                <w:iCs/>
-                <w:color w:val="999999"/>
-                <w:sz w:val="16"/>
-                <w:szCs w:val="16"/>
-              </w:rPr>
-              <w:t xml:space="preserve">Ans:</w:t>
-            </w:r>
-          </w:p>
-        </w:tc>
-        <w:tc>
-          <w:tcPr>
-            <w:tcW w:type="dxa" w:w="8938"/>
-            <w:tcBorders>
-              <w:top w:val="single" w:color="E0E0E0" w:sz="1"/>
-              <w:left w:val="single" w:color="E0E0E0" w:sz="1"/>
-              <w:bottom w:val="single" w:color="E0E0E0" w:sz="1"/>
-              <w:right w:val="single" w:color="E0E0E0" w:sz="1"/>
-            </w:tcBorders>
-            <w:shd w:fill="F2F2F2" w:val="clear"/>
-            <w:tcMar>
-              <w:top w:type="dxa" w:w="60"/>
-              <w:left w:type="dxa" w:w="100"/>
-              <w:bottom w:type="dxa" w:w="60"/>
-              <w:right w:type="dxa" w:w="120"/>
-            </w:tcMar>
-          </w:tcPr>
-          <w:p/>
-        </w:tc>
-      </w:tr>
-      <w:tr>
-        <w:tc>
-          <w:tcPr>
-            <w:tcW w:type="dxa" w:w="700"/>
-            <w:tcBorders>
-              <w:top w:val="single" w:color="E0E0E0" w:sz="1"/>
-              <w:left w:val="single" w:color="E0E0E0" w:sz="1"/>
-              <w:bottom w:val="single" w:color="E0E0E0" w:sz="1"/>
-              <w:right w:val="single" w:color="E0E0E0" w:sz="1"/>
-            </w:tcBorders>
             <w:shd w:fill="FFFFFF" w:val="clear"/>
             <w:tcMar>
               <w:top w:type="dxa" w:w="80"/>
@@ -3708,7 +2321,7 @@
                 <w:sz w:val="18"/>
                 <w:szCs w:val="18"/>
               </w:rPr>
-              <w:t xml:space="preserve">25.</w:t>
+              <w:t xml:space="preserve">24.</w:t>
             </w:r>
           </w:p>
         </w:tc>
@@ -3741,15 +2354,12 @@
                 <w:sz w:val="18"/>
                 <w:szCs w:val="18"/>
               </w:rPr>
-              <w:t xml:space="preserve">Does Macrofood ever give ad hoc discounts or markdowns to customers? Who approves the discount, and how is it applied in SQL?</w:t>
-            </w:r>
-          </w:p>
-        </w:tc>
-      </w:tr>
-      <w:tr>
-        <w:trPr>
-          <w:trHeight w:val="700" w:hRule="atLeast"/>
-        </w:trPr>
+              <w:t xml:space="preserve">Who is allowed to give ad hoc discounts, and has an unapproved discount ever eaten into your margin? Walk us through the last time it happened.</w:t>
+            </w:r>
+          </w:p>
+        </w:tc>
+      </w:tr>
+      <w:tr>
         <w:tc>
           <w:tcPr>
             <w:tcW w:type="dxa" w:w="700"/>
@@ -3759,25 +2369,26 @@
               <w:bottom w:val="single" w:color="E0E0E0" w:sz="1"/>
               <w:right w:val="single" w:color="E0E0E0" w:sz="1"/>
             </w:tcBorders>
-            <w:shd w:fill="F2F2F2" w:val="clear"/>
-            <w:tcMar>
-              <w:top w:type="dxa" w:w="60"/>
-              <w:left w:type="dxa" w:w="120"/>
-              <w:bottom w:type="dxa" w:w="60"/>
-              <w:right w:type="dxa" w:w="80"/>
-            </w:tcMar>
-          </w:tcPr>
-          <w:p>
-            <w:r>
-              <w:rPr>
-                <w:rFonts w:ascii="Arial" w:cs="Arial" w:eastAsia="Arial" w:hAnsi="Arial"/>
-                <w:i/>
-                <w:iCs/>
-                <w:color w:val="999999"/>
-                <w:sz w:val="16"/>
-                <w:szCs w:val="16"/>
-              </w:rPr>
-              <w:t xml:space="preserve">Ans:</w:t>
+            <w:shd w:fill="EEF4FF" w:val="clear"/>
+            <w:tcMar>
+              <w:top w:type="dxa" w:w="80"/>
+              <w:left w:type="dxa" w:w="120"/>
+              <w:bottom w:type="dxa" w:w="80"/>
+              <w:right w:type="dxa" w:w="80"/>
+            </w:tcMar>
+            <w:vAlign w:val="top"/>
+          </w:tcPr>
+          <w:p>
+            <w:r>
+              <w:rPr>
+                <w:rFonts w:ascii="Arial" w:cs="Arial" w:eastAsia="Arial" w:hAnsi="Arial"/>
+                <w:b/>
+                <w:bCs/>
+                <w:color w:val="2E5DA8"/>
+                <w:sz w:val="18"/>
+                <w:szCs w:val="18"/>
+              </w:rPr>
+              <w:t xml:space="preserve">25.</w:t>
             </w:r>
           </w:p>
         </w:tc>
@@ -3790,60 +2401,7 @@
               <w:bottom w:val="single" w:color="E0E0E0" w:sz="1"/>
               <w:right w:val="single" w:color="E0E0E0" w:sz="1"/>
             </w:tcBorders>
-            <w:shd w:fill="F2F2F2" w:val="clear"/>
-            <w:tcMar>
-              <w:top w:type="dxa" w:w="60"/>
-              <w:left w:type="dxa" w:w="100"/>
-              <w:bottom w:type="dxa" w:w="60"/>
-              <w:right w:type="dxa" w:w="120"/>
-            </w:tcMar>
-          </w:tcPr>
-          <w:p/>
-        </w:tc>
-      </w:tr>
-      <w:tr>
-        <w:tc>
-          <w:tcPr>
-            <w:tcW w:type="dxa" w:w="700"/>
-            <w:tcBorders>
-              <w:top w:val="single" w:color="E0E0E0" w:sz="1"/>
-              <w:left w:val="single" w:color="E0E0E0" w:sz="1"/>
-              <w:bottom w:val="single" w:color="E0E0E0" w:sz="1"/>
-              <w:right w:val="single" w:color="E0E0E0" w:sz="1"/>
-            </w:tcBorders>
-            <w:shd w:fill="FFFFFF" w:val="clear"/>
-            <w:tcMar>
-              <w:top w:type="dxa" w:w="80"/>
-              <w:left w:type="dxa" w:w="120"/>
-              <w:bottom w:type="dxa" w:w="80"/>
-              <w:right w:type="dxa" w:w="80"/>
-            </w:tcMar>
-            <w:vAlign w:val="top"/>
-          </w:tcPr>
-          <w:p>
-            <w:r>
-              <w:rPr>
-                <w:rFonts w:ascii="Arial" w:cs="Arial" w:eastAsia="Arial" w:hAnsi="Arial"/>
-                <w:b/>
-                <w:bCs/>
-                <w:color w:val="888888"/>
-                <w:sz w:val="18"/>
-                <w:szCs w:val="18"/>
-              </w:rPr>
-              <w:t xml:space="preserve">26.</w:t>
-            </w:r>
-          </w:p>
-        </w:tc>
-        <w:tc>
-          <w:tcPr>
-            <w:tcW w:type="dxa" w:w="8938"/>
-            <w:tcBorders>
-              <w:top w:val="single" w:color="E0E0E0" w:sz="1"/>
-              <w:left w:val="single" w:color="E0E0E0" w:sz="1"/>
-              <w:bottom w:val="single" w:color="E0E0E0" w:sz="1"/>
-              <w:right w:val="single" w:color="E0E0E0" w:sz="1"/>
-            </w:tcBorders>
-            <w:shd w:fill="FFFFFF" w:val="clear"/>
+            <w:shd w:fill="EEF4FF" w:val="clear"/>
             <w:tcMar>
               <w:top w:type="dxa" w:w="80"/>
               <w:left w:type="dxa" w:w="100"/>
@@ -3863,186 +2421,9 @@
                 <w:sz w:val="18"/>
                 <w:szCs w:val="18"/>
               </w:rPr>
-              <w:t xml:space="preserve">When a new customer is onboarded, how is their pricing decided — assigned to a group, individually negotiated, or starts at standard and adjusted later? Who enters it into SQL?</w:t>
-            </w:r>
-          </w:p>
-        </w:tc>
-      </w:tr>
-      <w:tr>
-        <w:trPr>
-          <w:trHeight w:val="700" w:hRule="atLeast"/>
-        </w:trPr>
-        <w:tc>
-          <w:tcPr>
-            <w:tcW w:type="dxa" w:w="700"/>
-            <w:tcBorders>
-              <w:top w:val="single" w:color="E0E0E0" w:sz="1"/>
-              <w:left w:val="single" w:color="E0E0E0" w:sz="1"/>
-              <w:bottom w:val="single" w:color="E0E0E0" w:sz="1"/>
-              <w:right w:val="single" w:color="E0E0E0" w:sz="1"/>
-            </w:tcBorders>
-            <w:shd w:fill="F2F2F2" w:val="clear"/>
-            <w:tcMar>
-              <w:top w:type="dxa" w:w="60"/>
-              <w:left w:type="dxa" w:w="120"/>
-              <w:bottom w:type="dxa" w:w="60"/>
-              <w:right w:type="dxa" w:w="80"/>
-            </w:tcMar>
-          </w:tcPr>
-          <w:p>
-            <w:r>
-              <w:rPr>
-                <w:rFonts w:ascii="Arial" w:cs="Arial" w:eastAsia="Arial" w:hAnsi="Arial"/>
-                <w:i/>
-                <w:iCs/>
-                <w:color w:val="999999"/>
-                <w:sz w:val="16"/>
-                <w:szCs w:val="16"/>
-              </w:rPr>
-              <w:t xml:space="preserve">Ans:</w:t>
-            </w:r>
-          </w:p>
-        </w:tc>
-        <w:tc>
-          <w:tcPr>
-            <w:tcW w:type="dxa" w:w="8938"/>
-            <w:tcBorders>
-              <w:top w:val="single" w:color="E0E0E0" w:sz="1"/>
-              <w:left w:val="single" w:color="E0E0E0" w:sz="1"/>
-              <w:bottom w:val="single" w:color="E0E0E0" w:sz="1"/>
-              <w:right w:val="single" w:color="E0E0E0" w:sz="1"/>
-            </w:tcBorders>
-            <w:shd w:fill="F2F2F2" w:val="clear"/>
-            <w:tcMar>
-              <w:top w:type="dxa" w:w="60"/>
-              <w:left w:type="dxa" w:w="100"/>
-              <w:bottom w:type="dxa" w:w="60"/>
-              <w:right w:type="dxa" w:w="120"/>
-            </w:tcMar>
-          </w:tcPr>
-          <w:p/>
-        </w:tc>
-      </w:tr>
-      <w:tr>
-        <w:tc>
-          <w:tcPr>
-            <w:tcW w:type="dxa" w:w="700"/>
-            <w:tcBorders>
-              <w:top w:val="single" w:color="E0E0E0" w:sz="1"/>
-              <w:left w:val="single" w:color="E0E0E0" w:sz="1"/>
-              <w:bottom w:val="single" w:color="E0E0E0" w:sz="1"/>
-              <w:right w:val="single" w:color="E0E0E0" w:sz="1"/>
-            </w:tcBorders>
-            <w:shd w:fill="EEF4FF" w:val="clear"/>
-            <w:tcMar>
-              <w:top w:type="dxa" w:w="80"/>
-              <w:left w:type="dxa" w:w="120"/>
-              <w:bottom w:type="dxa" w:w="80"/>
-              <w:right w:type="dxa" w:w="80"/>
-            </w:tcMar>
-            <w:vAlign w:val="top"/>
-          </w:tcPr>
-          <w:p>
-            <w:r>
-              <w:rPr>
-                <w:rFonts w:ascii="Arial" w:cs="Arial" w:eastAsia="Arial" w:hAnsi="Arial"/>
-                <w:b/>
-                <w:bCs/>
-                <w:color w:val="2E5DA8"/>
-                <w:sz w:val="18"/>
-                <w:szCs w:val="18"/>
-              </w:rPr>
-              <w:t xml:space="preserve">27.</w:t>
-            </w:r>
-          </w:p>
-        </w:tc>
-        <w:tc>
-          <w:tcPr>
-            <w:tcW w:type="dxa" w:w="8938"/>
-            <w:tcBorders>
-              <w:top w:val="single" w:color="E0E0E0" w:sz="1"/>
-              <w:left w:val="single" w:color="E0E0E0" w:sz="1"/>
-              <w:bottom w:val="single" w:color="E0E0E0" w:sz="1"/>
-              <w:right w:val="single" w:color="E0E0E0" w:sz="1"/>
-            </w:tcBorders>
-            <w:shd w:fill="EEF4FF" w:val="clear"/>
-            <w:tcMar>
-              <w:top w:type="dxa" w:w="80"/>
-              <w:left w:type="dxa" w:w="100"/>
-              <w:bottom w:type="dxa" w:w="80"/>
-              <w:right w:type="dxa" w:w="120"/>
-            </w:tcMar>
-            <w:vAlign w:val="top"/>
-          </w:tcPr>
-          <w:p>
-            <w:pPr>
-              <w:spacing w:after="0" w:before="0"/>
-            </w:pPr>
-            <w:r>
-              <w:rPr>
-                <w:rFonts w:ascii="Arial" w:cs="Arial" w:eastAsia="Arial" w:hAnsi="Arial"/>
-                <w:color w:val="1A1A1A"/>
-                <w:sz w:val="18"/>
-                <w:szCs w:val="18"/>
-              </w:rPr>
-              <w:t xml:space="preserve">[MAIA] When MAIA prepares a draft Sales Order, it will reference the customer's assigned price list. Should MAIA flag an alert if the price it is about to use is older than X days? If yes, what is the acceptable age?</w:t>
-            </w:r>
-          </w:p>
-        </w:tc>
-      </w:tr>
-      <w:tr>
-        <w:trPr>
-          <w:trHeight w:val="700" w:hRule="atLeast"/>
-        </w:trPr>
-        <w:tc>
-          <w:tcPr>
-            <w:tcW w:type="dxa" w:w="700"/>
-            <w:tcBorders>
-              <w:top w:val="single" w:color="E0E0E0" w:sz="1"/>
-              <w:left w:val="single" w:color="E0E0E0" w:sz="1"/>
-              <w:bottom w:val="single" w:color="E0E0E0" w:sz="1"/>
-              <w:right w:val="single" w:color="E0E0E0" w:sz="1"/>
-            </w:tcBorders>
-            <w:shd w:fill="F2F2F2" w:val="clear"/>
-            <w:tcMar>
-              <w:top w:type="dxa" w:w="60"/>
-              <w:left w:type="dxa" w:w="120"/>
-              <w:bottom w:type="dxa" w:w="60"/>
-              <w:right w:type="dxa" w:w="80"/>
-            </w:tcMar>
-          </w:tcPr>
-          <w:p>
-            <w:r>
-              <w:rPr>
-                <w:rFonts w:ascii="Arial" w:cs="Arial" w:eastAsia="Arial" w:hAnsi="Arial"/>
-                <w:i/>
-                <w:iCs/>
-                <w:color w:val="999999"/>
-                <w:sz w:val="16"/>
-                <w:szCs w:val="16"/>
-              </w:rPr>
-              <w:t xml:space="preserve">Ans:</w:t>
-            </w:r>
-          </w:p>
-        </w:tc>
-        <w:tc>
-          <w:tcPr>
-            <w:tcW w:type="dxa" w:w="8938"/>
-            <w:tcBorders>
-              <w:top w:val="single" w:color="E0E0E0" w:sz="1"/>
-              <w:left w:val="single" w:color="E0E0E0" w:sz="1"/>
-              <w:bottom w:val="single" w:color="E0E0E0" w:sz="1"/>
-              <w:right w:val="single" w:color="E0E0E0" w:sz="1"/>
-            </w:tcBorders>
-            <w:shd w:fill="F2F2F2" w:val="clear"/>
-            <w:tcMar>
-              <w:top w:type="dxa" w:w="60"/>
-              <w:left w:type="dxa" w:w="100"/>
-              <w:bottom w:type="dxa" w:w="60"/>
-              <w:right w:type="dxa" w:w="120"/>
-            </w:tcMar>
-          </w:tcPr>
-          <w:p/>
+              <w:t xml:space="preserve">[MAIA] Should MAIA flag or block an order when the price it is about to use is older than X days? What is the acceptable staleness window before a price should be treated as unreliable?</w:t>
+            </w:r>
+          </w:p>
         </w:tc>
       </w:tr>
     </w:tbl>
@@ -4084,7 +2465,7 @@
           <w:sz w:val="18"/>
           <w:szCs w:val="18"/>
         </w:rPr>
-        <w:t xml:space="preserve">Goal: Understand how payments arrive, how they are matched, and what exceptions MAIA needs to handle.</w:t>
+        <w:t xml:space="preserve">Goal: Go deep on the No.1 stated pain — collecting money. Get the real numbers.</w:t>
       </w:r>
     </w:p>
     <w:p>
@@ -4137,7 +2518,7 @@
                 <w:sz w:val="18"/>
                 <w:szCs w:val="18"/>
               </w:rPr>
-              <w:t xml:space="preserve">28.</w:t>
+              <w:t xml:space="preserve">26.</w:t>
             </w:r>
           </w:p>
         </w:tc>
@@ -4170,15 +2551,12 @@
                 <w:sz w:val="18"/>
                 <w:szCs w:val="18"/>
               </w:rPr>
-              <w:t xml:space="preserve">Walk us through what happens from the moment a customer sends a payment slip to the moment it is updated in SQL. Who does what, and how long does it typically take?</w:t>
-            </w:r>
-          </w:p>
-        </w:tc>
-      </w:tr>
-      <w:tr>
-        <w:trPr>
-          <w:trHeight w:val="700" w:hRule="atLeast"/>
-        </w:trPr>
+              <w:t xml:space="preserve">Over the last 3 months, how much has gone to bad debt or had to be handed to an outside collector? How many customers did that involve?</w:t>
+            </w:r>
+          </w:p>
+        </w:tc>
+      </w:tr>
+      <w:tr>
         <w:tc>
           <w:tcPr>
             <w:tcW w:type="dxa" w:w="700"/>
@@ -4188,58 +2566,6 @@
               <w:bottom w:val="single" w:color="E0E0E0" w:sz="1"/>
               <w:right w:val="single" w:color="E0E0E0" w:sz="1"/>
             </w:tcBorders>
-            <w:shd w:fill="F2F2F2" w:val="clear"/>
-            <w:tcMar>
-              <w:top w:type="dxa" w:w="60"/>
-              <w:left w:type="dxa" w:w="120"/>
-              <w:bottom w:type="dxa" w:w="60"/>
-              <w:right w:type="dxa" w:w="80"/>
-            </w:tcMar>
-          </w:tcPr>
-          <w:p>
-            <w:r>
-              <w:rPr>
-                <w:rFonts w:ascii="Arial" w:cs="Arial" w:eastAsia="Arial" w:hAnsi="Arial"/>
-                <w:i/>
-                <w:iCs/>
-                <w:color w:val="999999"/>
-                <w:sz w:val="16"/>
-                <w:szCs w:val="16"/>
-              </w:rPr>
-              <w:t xml:space="preserve">Ans:</w:t>
-            </w:r>
-          </w:p>
-        </w:tc>
-        <w:tc>
-          <w:tcPr>
-            <w:tcW w:type="dxa" w:w="8938"/>
-            <w:tcBorders>
-              <w:top w:val="single" w:color="E0E0E0" w:sz="1"/>
-              <w:left w:val="single" w:color="E0E0E0" w:sz="1"/>
-              <w:bottom w:val="single" w:color="E0E0E0" w:sz="1"/>
-              <w:right w:val="single" w:color="E0E0E0" w:sz="1"/>
-            </w:tcBorders>
-            <w:shd w:fill="F2F2F2" w:val="clear"/>
-            <w:tcMar>
-              <w:top w:type="dxa" w:w="60"/>
-              <w:left w:type="dxa" w:w="100"/>
-              <w:bottom w:type="dxa" w:w="60"/>
-              <w:right w:type="dxa" w:w="120"/>
-            </w:tcMar>
-          </w:tcPr>
-          <w:p/>
-        </w:tc>
-      </w:tr>
-      <w:tr>
-        <w:tc>
-          <w:tcPr>
-            <w:tcW w:type="dxa" w:w="700"/>
-            <w:tcBorders>
-              <w:top w:val="single" w:color="E0E0E0" w:sz="1"/>
-              <w:left w:val="single" w:color="E0E0E0" w:sz="1"/>
-              <w:bottom w:val="single" w:color="E0E0E0" w:sz="1"/>
-              <w:right w:val="single" w:color="E0E0E0" w:sz="1"/>
-            </w:tcBorders>
             <w:shd w:fill="FFFFFF" w:val="clear"/>
             <w:tcMar>
               <w:top w:type="dxa" w:w="80"/>
@@ -4259,7 +2585,7 @@
                 <w:sz w:val="18"/>
                 <w:szCs w:val="18"/>
               </w:rPr>
-              <w:t xml:space="preserve">29.</w:t>
+              <w:t xml:space="preserve">27.</w:t>
             </w:r>
           </w:p>
         </w:tc>
@@ -4292,15 +2618,12 @@
                 <w:sz w:val="18"/>
                 <w:szCs w:val="18"/>
               </w:rPr>
-              <w:t xml:space="preserve">Payment slips arrive via WhatsApp — what formats do they come in? (Bank app screenshot, photo of physical receipt, PDF, handwritten slip, other?)</w:t>
-            </w:r>
-          </w:p>
-        </w:tc>
-      </w:tr>
-      <w:tr>
-        <w:trPr>
-          <w:trHeight w:val="700" w:hRule="atLeast"/>
-        </w:trPr>
+              <w:t xml:space="preserve">Take us to the last payment that was lost or matched to the wrong customer. What caused it — name mismatch, no reference, partial payment, something else?</w:t>
+            </w:r>
+          </w:p>
+        </w:tc>
+      </w:tr>
+      <w:tr>
         <w:tc>
           <w:tcPr>
             <w:tcW w:type="dxa" w:w="700"/>
@@ -4310,58 +2633,6 @@
               <w:bottom w:val="single" w:color="E0E0E0" w:sz="1"/>
               <w:right w:val="single" w:color="E0E0E0" w:sz="1"/>
             </w:tcBorders>
-            <w:shd w:fill="F2F2F2" w:val="clear"/>
-            <w:tcMar>
-              <w:top w:type="dxa" w:w="60"/>
-              <w:left w:type="dxa" w:w="120"/>
-              <w:bottom w:type="dxa" w:w="60"/>
-              <w:right w:type="dxa" w:w="80"/>
-            </w:tcMar>
-          </w:tcPr>
-          <w:p>
-            <w:r>
-              <w:rPr>
-                <w:rFonts w:ascii="Arial" w:cs="Arial" w:eastAsia="Arial" w:hAnsi="Arial"/>
-                <w:i/>
-                <w:iCs/>
-                <w:color w:val="999999"/>
-                <w:sz w:val="16"/>
-                <w:szCs w:val="16"/>
-              </w:rPr>
-              <w:t xml:space="preserve">Ans:</w:t>
-            </w:r>
-          </w:p>
-        </w:tc>
-        <w:tc>
-          <w:tcPr>
-            <w:tcW w:type="dxa" w:w="8938"/>
-            <w:tcBorders>
-              <w:top w:val="single" w:color="E0E0E0" w:sz="1"/>
-              <w:left w:val="single" w:color="E0E0E0" w:sz="1"/>
-              <w:bottom w:val="single" w:color="E0E0E0" w:sz="1"/>
-              <w:right w:val="single" w:color="E0E0E0" w:sz="1"/>
-            </w:tcBorders>
-            <w:shd w:fill="F2F2F2" w:val="clear"/>
-            <w:tcMar>
-              <w:top w:type="dxa" w:w="60"/>
-              <w:left w:type="dxa" w:w="100"/>
-              <w:bottom w:type="dxa" w:w="60"/>
-              <w:right w:type="dxa" w:w="120"/>
-            </w:tcMar>
-          </w:tcPr>
-          <w:p/>
-        </w:tc>
-      </w:tr>
-      <w:tr>
-        <w:tc>
-          <w:tcPr>
-            <w:tcW w:type="dxa" w:w="700"/>
-            <w:tcBorders>
-              <w:top w:val="single" w:color="E0E0E0" w:sz="1"/>
-              <w:left w:val="single" w:color="E0E0E0" w:sz="1"/>
-              <w:bottom w:val="single" w:color="E0E0E0" w:sz="1"/>
-              <w:right w:val="single" w:color="E0E0E0" w:sz="1"/>
-            </w:tcBorders>
             <w:shd w:fill="FFFFFF" w:val="clear"/>
             <w:tcMar>
               <w:top w:type="dxa" w:w="80"/>
@@ -4381,7 +2652,7 @@
                 <w:sz w:val="18"/>
                 <w:szCs w:val="18"/>
               </w:rPr>
-              <w:t xml:space="preserve">30.</w:t>
+              <w:t xml:space="preserve">28.</w:t>
             </w:r>
           </w:p>
         </w:tc>
@@ -4414,15 +2685,12 @@
                 <w:sz w:val="18"/>
                 <w:szCs w:val="18"/>
               </w:rPr>
-              <w:t xml:space="preserve">How often does the name on the bank transfer differ from the customer name in SQL? (e.g., restaurant owner pays under personal name.) Give examples of the types of mismatches you see.</w:t>
-            </w:r>
-          </w:p>
-        </w:tc>
-      </w:tr>
-      <w:tr>
-        <w:trPr>
-          <w:trHeight w:val="700" w:hRule="atLeast"/>
-        </w:trPr>
+              <w:t xml:space="preserve">How often does the payer name on a transfer differ from the customer name in SQL? Give us the 3 most common types of mismatch you see (owner's personal name, related company, etc.).</w:t>
+            </w:r>
+          </w:p>
+        </w:tc>
+      </w:tr>
+      <w:tr>
         <w:tc>
           <w:tcPr>
             <w:tcW w:type="dxa" w:w="700"/>
@@ -4432,58 +2700,6 @@
               <w:bottom w:val="single" w:color="E0E0E0" w:sz="1"/>
               <w:right w:val="single" w:color="E0E0E0" w:sz="1"/>
             </w:tcBorders>
-            <w:shd w:fill="F2F2F2" w:val="clear"/>
-            <w:tcMar>
-              <w:top w:type="dxa" w:w="60"/>
-              <w:left w:type="dxa" w:w="120"/>
-              <w:bottom w:type="dxa" w:w="60"/>
-              <w:right w:type="dxa" w:w="80"/>
-            </w:tcMar>
-          </w:tcPr>
-          <w:p>
-            <w:r>
-              <w:rPr>
-                <w:rFonts w:ascii="Arial" w:cs="Arial" w:eastAsia="Arial" w:hAnsi="Arial"/>
-                <w:i/>
-                <w:iCs/>
-                <w:color w:val="999999"/>
-                <w:sz w:val="16"/>
-                <w:szCs w:val="16"/>
-              </w:rPr>
-              <w:t xml:space="preserve">Ans:</w:t>
-            </w:r>
-          </w:p>
-        </w:tc>
-        <w:tc>
-          <w:tcPr>
-            <w:tcW w:type="dxa" w:w="8938"/>
-            <w:tcBorders>
-              <w:top w:val="single" w:color="E0E0E0" w:sz="1"/>
-              <w:left w:val="single" w:color="E0E0E0" w:sz="1"/>
-              <w:bottom w:val="single" w:color="E0E0E0" w:sz="1"/>
-              <w:right w:val="single" w:color="E0E0E0" w:sz="1"/>
-            </w:tcBorders>
-            <w:shd w:fill="F2F2F2" w:val="clear"/>
-            <w:tcMar>
-              <w:top w:type="dxa" w:w="60"/>
-              <w:left w:type="dxa" w:w="100"/>
-              <w:bottom w:type="dxa" w:w="60"/>
-              <w:right w:type="dxa" w:w="120"/>
-            </w:tcMar>
-          </w:tcPr>
-          <w:p/>
-        </w:tc>
-      </w:tr>
-      <w:tr>
-        <w:tc>
-          <w:tcPr>
-            <w:tcW w:type="dxa" w:w="700"/>
-            <w:tcBorders>
-              <w:top w:val="single" w:color="E0E0E0" w:sz="1"/>
-              <w:left w:val="single" w:color="E0E0E0" w:sz="1"/>
-              <w:bottom w:val="single" w:color="E0E0E0" w:sz="1"/>
-              <w:right w:val="single" w:color="E0E0E0" w:sz="1"/>
-            </w:tcBorders>
             <w:shd w:fill="FFFFFF" w:val="clear"/>
             <w:tcMar>
               <w:top w:type="dxa" w:w="80"/>
@@ -4503,7 +2719,7 @@
                 <w:sz w:val="18"/>
                 <w:szCs w:val="18"/>
               </w:rPr>
-              <w:t xml:space="preserve">31.</w:t>
+              <w:t xml:space="preserve">29.</w:t>
             </w:r>
           </w:p>
         </w:tc>
@@ -4536,15 +2752,12 @@
                 <w:sz w:val="18"/>
                 <w:szCs w:val="18"/>
               </w:rPr>
-              <w:t xml:space="preserve">When there is a payer name mismatch, how does admin currently decide which customer the payment belongs to? Is there a reference number, a matching amount, or is it purely by familiarity?</w:t>
-            </w:r>
-          </w:p>
-        </w:tc>
-      </w:tr>
-      <w:tr>
-        <w:trPr>
-          <w:trHeight w:val="700" w:hRule="atLeast"/>
-        </w:trPr>
+              <w:t xml:space="preserve">When the names don't match, how does admin figure out whose payment it is — a reference number, the amount, or pure familiarity? How long does that take per slip?</w:t>
+            </w:r>
+          </w:p>
+        </w:tc>
+      </w:tr>
+      <w:tr>
         <w:tc>
           <w:tcPr>
             <w:tcW w:type="dxa" w:w="700"/>
@@ -4554,58 +2767,6 @@
               <w:bottom w:val="single" w:color="E0E0E0" w:sz="1"/>
               <w:right w:val="single" w:color="E0E0E0" w:sz="1"/>
             </w:tcBorders>
-            <w:shd w:fill="F2F2F2" w:val="clear"/>
-            <w:tcMar>
-              <w:top w:type="dxa" w:w="60"/>
-              <w:left w:type="dxa" w:w="120"/>
-              <w:bottom w:type="dxa" w:w="60"/>
-              <w:right w:type="dxa" w:w="80"/>
-            </w:tcMar>
-          </w:tcPr>
-          <w:p>
-            <w:r>
-              <w:rPr>
-                <w:rFonts w:ascii="Arial" w:cs="Arial" w:eastAsia="Arial" w:hAnsi="Arial"/>
-                <w:i/>
-                <w:iCs/>
-                <w:color w:val="999999"/>
-                <w:sz w:val="16"/>
-                <w:szCs w:val="16"/>
-              </w:rPr>
-              <w:t xml:space="preserve">Ans:</w:t>
-            </w:r>
-          </w:p>
-        </w:tc>
-        <w:tc>
-          <w:tcPr>
-            <w:tcW w:type="dxa" w:w="8938"/>
-            <w:tcBorders>
-              <w:top w:val="single" w:color="E0E0E0" w:sz="1"/>
-              <w:left w:val="single" w:color="E0E0E0" w:sz="1"/>
-              <w:bottom w:val="single" w:color="E0E0E0" w:sz="1"/>
-              <w:right w:val="single" w:color="E0E0E0" w:sz="1"/>
-            </w:tcBorders>
-            <w:shd w:fill="F2F2F2" w:val="clear"/>
-            <w:tcMar>
-              <w:top w:type="dxa" w:w="60"/>
-              <w:left w:type="dxa" w:w="100"/>
-              <w:bottom w:type="dxa" w:w="60"/>
-              <w:right w:type="dxa" w:w="120"/>
-            </w:tcMar>
-          </w:tcPr>
-          <w:p/>
-        </w:tc>
-      </w:tr>
-      <w:tr>
-        <w:tc>
-          <w:tcPr>
-            <w:tcW w:type="dxa" w:w="700"/>
-            <w:tcBorders>
-              <w:top w:val="single" w:color="E0E0E0" w:sz="1"/>
-              <w:left w:val="single" w:color="E0E0E0" w:sz="1"/>
-              <w:bottom w:val="single" w:color="E0E0E0" w:sz="1"/>
-              <w:right w:val="single" w:color="E0E0E0" w:sz="1"/>
-            </w:tcBorders>
             <w:shd w:fill="FFFFFF" w:val="clear"/>
             <w:tcMar>
               <w:top w:type="dxa" w:w="80"/>
@@ -4625,7 +2786,7 @@
                 <w:sz w:val="18"/>
                 <w:szCs w:val="18"/>
               </w:rPr>
-              <w:t xml:space="preserve">32.</w:t>
+              <w:t xml:space="preserve">30.</w:t>
             </w:r>
           </w:p>
         </w:tc>
@@ -4658,15 +2819,12 @@
                 <w:sz w:val="18"/>
                 <w:szCs w:val="18"/>
               </w:rPr>
-              <w:t xml:space="preserve">How are partial payments handled — if a customer owes RM5,000 and pays RM2,000, how is this tracked in SQL? Which invoice does it go against?</w:t>
-            </w:r>
-          </w:p>
-        </w:tc>
-      </w:tr>
-      <w:tr>
-        <w:trPr>
-          <w:trHeight w:val="700" w:hRule="atLeast"/>
-        </w:trPr>
+              <w:t xml:space="preserve">How are partial payments handled — when a customer owes RM5,000 and pays RM2,000, how is it tracked and against which invoice? Have partials ever been double-counted or lost?</w:t>
+            </w:r>
+          </w:p>
+        </w:tc>
+      </w:tr>
+      <w:tr>
         <w:tc>
           <w:tcPr>
             <w:tcW w:type="dxa" w:w="700"/>
@@ -4676,58 +2834,6 @@
               <w:bottom w:val="single" w:color="E0E0E0" w:sz="1"/>
               <w:right w:val="single" w:color="E0E0E0" w:sz="1"/>
             </w:tcBorders>
-            <w:shd w:fill="F2F2F2" w:val="clear"/>
-            <w:tcMar>
-              <w:top w:type="dxa" w:w="60"/>
-              <w:left w:type="dxa" w:w="120"/>
-              <w:bottom w:type="dxa" w:w="60"/>
-              <w:right w:type="dxa" w:w="80"/>
-            </w:tcMar>
-          </w:tcPr>
-          <w:p>
-            <w:r>
-              <w:rPr>
-                <w:rFonts w:ascii="Arial" w:cs="Arial" w:eastAsia="Arial" w:hAnsi="Arial"/>
-                <w:i/>
-                <w:iCs/>
-                <w:color w:val="999999"/>
-                <w:sz w:val="16"/>
-                <w:szCs w:val="16"/>
-              </w:rPr>
-              <w:t xml:space="preserve">Ans:</w:t>
-            </w:r>
-          </w:p>
-        </w:tc>
-        <w:tc>
-          <w:tcPr>
-            <w:tcW w:type="dxa" w:w="8938"/>
-            <w:tcBorders>
-              <w:top w:val="single" w:color="E0E0E0" w:sz="1"/>
-              <w:left w:val="single" w:color="E0E0E0" w:sz="1"/>
-              <w:bottom w:val="single" w:color="E0E0E0" w:sz="1"/>
-              <w:right w:val="single" w:color="E0E0E0" w:sz="1"/>
-            </w:tcBorders>
-            <w:shd w:fill="F2F2F2" w:val="clear"/>
-            <w:tcMar>
-              <w:top w:type="dxa" w:w="60"/>
-              <w:left w:type="dxa" w:w="100"/>
-              <w:bottom w:type="dxa" w:w="60"/>
-              <w:right w:type="dxa" w:w="120"/>
-            </w:tcMar>
-          </w:tcPr>
-          <w:p/>
-        </w:tc>
-      </w:tr>
-      <w:tr>
-        <w:tc>
-          <w:tcPr>
-            <w:tcW w:type="dxa" w:w="700"/>
-            <w:tcBorders>
-              <w:top w:val="single" w:color="E0E0E0" w:sz="1"/>
-              <w:left w:val="single" w:color="E0E0E0" w:sz="1"/>
-              <w:bottom w:val="single" w:color="E0E0E0" w:sz="1"/>
-              <w:right w:val="single" w:color="E0E0E0" w:sz="1"/>
-            </w:tcBorders>
             <w:shd w:fill="FFFFFF" w:val="clear"/>
             <w:tcMar>
               <w:top w:type="dxa" w:w="80"/>
@@ -4747,7 +2853,7 @@
                 <w:sz w:val="18"/>
                 <w:szCs w:val="18"/>
               </w:rPr>
-              <w:t xml:space="preserve">33.</w:t>
+              <w:t xml:space="preserve">31.</w:t>
             </w:r>
           </w:p>
         </w:tc>
@@ -4780,15 +2886,12 @@
                 <w:sz w:val="18"/>
                 <w:szCs w:val="18"/>
               </w:rPr>
-              <w:t xml:space="preserve">When a customer's outstanding balance grows beyond the acceptable level, who contacts them — admin, the salesperson, or the MD directly? What is the sequence of escalation steps?</w:t>
-            </w:r>
-          </w:p>
-        </w:tc>
-      </w:tr>
-      <w:tr>
-        <w:trPr>
-          <w:trHeight w:val="700" w:hRule="atLeast"/>
-        </w:trPr>
+              <w:t xml:space="preserve">On average, how many days pass between a customer paying and that payment showing as cleared in SQL? Has that lag ever caused a salesperson to chase a customer who had already paid?</w:t>
+            </w:r>
+          </w:p>
+        </w:tc>
+      </w:tr>
+      <w:tr>
         <w:tc>
           <w:tcPr>
             <w:tcW w:type="dxa" w:w="700"/>
@@ -4798,58 +2901,6 @@
               <w:bottom w:val="single" w:color="E0E0E0" w:sz="1"/>
               <w:right w:val="single" w:color="E0E0E0" w:sz="1"/>
             </w:tcBorders>
-            <w:shd w:fill="F2F2F2" w:val="clear"/>
-            <w:tcMar>
-              <w:top w:type="dxa" w:w="60"/>
-              <w:left w:type="dxa" w:w="120"/>
-              <w:bottom w:type="dxa" w:w="60"/>
-              <w:right w:type="dxa" w:w="80"/>
-            </w:tcMar>
-          </w:tcPr>
-          <w:p>
-            <w:r>
-              <w:rPr>
-                <w:rFonts w:ascii="Arial" w:cs="Arial" w:eastAsia="Arial" w:hAnsi="Arial"/>
-                <w:i/>
-                <w:iCs/>
-                <w:color w:val="999999"/>
-                <w:sz w:val="16"/>
-                <w:szCs w:val="16"/>
-              </w:rPr>
-              <w:t xml:space="preserve">Ans:</w:t>
-            </w:r>
-          </w:p>
-        </w:tc>
-        <w:tc>
-          <w:tcPr>
-            <w:tcW w:type="dxa" w:w="8938"/>
-            <w:tcBorders>
-              <w:top w:val="single" w:color="E0E0E0" w:sz="1"/>
-              <w:left w:val="single" w:color="E0E0E0" w:sz="1"/>
-              <w:bottom w:val="single" w:color="E0E0E0" w:sz="1"/>
-              <w:right w:val="single" w:color="E0E0E0" w:sz="1"/>
-            </w:tcBorders>
-            <w:shd w:fill="F2F2F2" w:val="clear"/>
-            <w:tcMar>
-              <w:top w:type="dxa" w:w="60"/>
-              <w:left w:type="dxa" w:w="100"/>
-              <w:bottom w:type="dxa" w:w="60"/>
-              <w:right w:type="dxa" w:w="120"/>
-            </w:tcMar>
-          </w:tcPr>
-          <w:p/>
-        </w:tc>
-      </w:tr>
-      <w:tr>
-        <w:tc>
-          <w:tcPr>
-            <w:tcW w:type="dxa" w:w="700"/>
-            <w:tcBorders>
-              <w:top w:val="single" w:color="E0E0E0" w:sz="1"/>
-              <w:left w:val="single" w:color="E0E0E0" w:sz="1"/>
-              <w:bottom w:val="single" w:color="E0E0E0" w:sz="1"/>
-              <w:right w:val="single" w:color="E0E0E0" w:sz="1"/>
-            </w:tcBorders>
             <w:shd w:fill="FFFFFF" w:val="clear"/>
             <w:tcMar>
               <w:top w:type="dxa" w:w="80"/>
@@ -4869,7 +2920,7 @@
                 <w:sz w:val="18"/>
                 <w:szCs w:val="18"/>
               </w:rPr>
-              <w:t xml:space="preserve">34.</w:t>
+              <w:t xml:space="preserve">32.</w:t>
             </w:r>
           </w:p>
         </w:tc>
@@ -4902,15 +2953,12 @@
                 <w:sz w:val="18"/>
                 <w:szCs w:val="18"/>
               </w:rPr>
-              <w:t xml:space="preserve">Walk us through how you currently prepare and send a Statement of Account to a customer — is it generated from SQL, exported to Excel, or built manually? How long does it take?</w:t>
-            </w:r>
-          </w:p>
-        </w:tc>
-      </w:tr>
-      <w:tr>
-        <w:trPr>
-          <w:trHeight w:val="700" w:hRule="atLeast"/>
-        </w:trPr>
+              <w:t xml:space="preserve">How do you build and send a Statement of Account today, and how long does one take? How often do customers dispute what's on it?</w:t>
+            </w:r>
+          </w:p>
+        </w:tc>
+      </w:tr>
+      <w:tr>
         <w:tc>
           <w:tcPr>
             <w:tcW w:type="dxa" w:w="700"/>
@@ -4920,25 +2968,26 @@
               <w:bottom w:val="single" w:color="E0E0E0" w:sz="1"/>
               <w:right w:val="single" w:color="E0E0E0" w:sz="1"/>
             </w:tcBorders>
-            <w:shd w:fill="F2F2F2" w:val="clear"/>
-            <w:tcMar>
-              <w:top w:type="dxa" w:w="60"/>
-              <w:left w:type="dxa" w:w="120"/>
-              <w:bottom w:type="dxa" w:w="60"/>
-              <w:right w:type="dxa" w:w="80"/>
-            </w:tcMar>
-          </w:tcPr>
-          <w:p>
-            <w:r>
-              <w:rPr>
-                <w:rFonts w:ascii="Arial" w:cs="Arial" w:eastAsia="Arial" w:hAnsi="Arial"/>
-                <w:i/>
-                <w:iCs/>
-                <w:color w:val="999999"/>
-                <w:sz w:val="16"/>
-                <w:szCs w:val="16"/>
-              </w:rPr>
-              <w:t xml:space="preserve">Ans:</w:t>
+            <w:shd w:fill="FFFFFF" w:val="clear"/>
+            <w:tcMar>
+              <w:top w:type="dxa" w:w="80"/>
+              <w:left w:type="dxa" w:w="120"/>
+              <w:bottom w:type="dxa" w:w="80"/>
+              <w:right w:type="dxa" w:w="80"/>
+            </w:tcMar>
+            <w:vAlign w:val="top"/>
+          </w:tcPr>
+          <w:p>
+            <w:r>
+              <w:rPr>
+                <w:rFonts w:ascii="Arial" w:cs="Arial" w:eastAsia="Arial" w:hAnsi="Arial"/>
+                <w:b/>
+                <w:bCs/>
+                <w:color w:val="888888"/>
+                <w:sz w:val="18"/>
+                <w:szCs w:val="18"/>
+              </w:rPr>
+              <w:t xml:space="preserve">33.</w:t>
             </w:r>
           </w:p>
         </w:tc>
@@ -4951,60 +3000,7 @@
               <w:bottom w:val="single" w:color="E0E0E0" w:sz="1"/>
               <w:right w:val="single" w:color="E0E0E0" w:sz="1"/>
             </w:tcBorders>
-            <w:shd w:fill="F2F2F2" w:val="clear"/>
-            <w:tcMar>
-              <w:top w:type="dxa" w:w="60"/>
-              <w:left w:type="dxa" w:w="100"/>
-              <w:bottom w:type="dxa" w:w="60"/>
-              <w:right w:type="dxa" w:w="120"/>
-            </w:tcMar>
-          </w:tcPr>
-          <w:p/>
-        </w:tc>
-      </w:tr>
-      <w:tr>
-        <w:tc>
-          <w:tcPr>
-            <w:tcW w:type="dxa" w:w="700"/>
-            <w:tcBorders>
-              <w:top w:val="single" w:color="E0E0E0" w:sz="1"/>
-              <w:left w:val="single" w:color="E0E0E0" w:sz="1"/>
-              <w:bottom w:val="single" w:color="E0E0E0" w:sz="1"/>
-              <w:right w:val="single" w:color="E0E0E0" w:sz="1"/>
-            </w:tcBorders>
-            <w:shd w:fill="EEF4FF" w:val="clear"/>
-            <w:tcMar>
-              <w:top w:type="dxa" w:w="80"/>
-              <w:left w:type="dxa" w:w="120"/>
-              <w:bottom w:type="dxa" w:w="80"/>
-              <w:right w:type="dxa" w:w="80"/>
-            </w:tcMar>
-            <w:vAlign w:val="top"/>
-          </w:tcPr>
-          <w:p>
-            <w:r>
-              <w:rPr>
-                <w:rFonts w:ascii="Arial" w:cs="Arial" w:eastAsia="Arial" w:hAnsi="Arial"/>
-                <w:b/>
-                <w:bCs/>
-                <w:color w:val="2E5DA8"/>
-                <w:sz w:val="18"/>
-                <w:szCs w:val="18"/>
-              </w:rPr>
-              <w:t xml:space="preserve">35.</w:t>
-            </w:r>
-          </w:p>
-        </w:tc>
-        <w:tc>
-          <w:tcPr>
-            <w:tcW w:type="dxa" w:w="8938"/>
-            <w:tcBorders>
-              <w:top w:val="single" w:color="E0E0E0" w:sz="1"/>
-              <w:left w:val="single" w:color="E0E0E0" w:sz="1"/>
-              <w:bottom w:val="single" w:color="E0E0E0" w:sz="1"/>
-              <w:right w:val="single" w:color="E0E0E0" w:sz="1"/>
-            </w:tcBorders>
-            <w:shd w:fill="EEF4FF" w:val="clear"/>
+            <w:shd w:fill="FFFFFF" w:val="clear"/>
             <w:tcMar>
               <w:top w:type="dxa" w:w="80"/>
               <w:left w:type="dxa" w:w="100"/>
@@ -5024,15 +3020,12 @@
                 <w:sz w:val="18"/>
                 <w:szCs w:val="18"/>
               </w:rPr>
-              <w:t xml:space="preserve">[MAIA] When MAIA finds a payment slip it cannot match with high confidence, it will flag it for manual review instead of auto-posting. Should the flag go to admin only, or also notify the relevant salesperson?</w:t>
-            </w:r>
-          </w:p>
-        </w:tc>
-      </w:tr>
-      <w:tr>
-        <w:trPr>
-          <w:trHeight w:val="700" w:hRule="atLeast"/>
-        </w:trPr>
+              <w:t xml:space="preserve">Your overdue escalation ladder (WhatsApp, call, letter, collector) — at which step do most bad debts actually get recovered, and roughly how much do you write off in a year?</w:t>
+            </w:r>
+          </w:p>
+        </w:tc>
+      </w:tr>
+      <w:tr>
         <w:tc>
           <w:tcPr>
             <w:tcW w:type="dxa" w:w="700"/>
@@ -5042,25 +3035,26 @@
               <w:bottom w:val="single" w:color="E0E0E0" w:sz="1"/>
               <w:right w:val="single" w:color="E0E0E0" w:sz="1"/>
             </w:tcBorders>
-            <w:shd w:fill="F2F2F2" w:val="clear"/>
-            <w:tcMar>
-              <w:top w:type="dxa" w:w="60"/>
-              <w:left w:type="dxa" w:w="120"/>
-              <w:bottom w:type="dxa" w:w="60"/>
-              <w:right w:type="dxa" w:w="80"/>
-            </w:tcMar>
-          </w:tcPr>
-          <w:p>
-            <w:r>
-              <w:rPr>
-                <w:rFonts w:ascii="Arial" w:cs="Arial" w:eastAsia="Arial" w:hAnsi="Arial"/>
-                <w:i/>
-                <w:iCs/>
-                <w:color w:val="999999"/>
-                <w:sz w:val="16"/>
-                <w:szCs w:val="16"/>
-              </w:rPr>
-              <w:t xml:space="preserve">Ans:</w:t>
+            <w:shd w:fill="EEF4FF" w:val="clear"/>
+            <w:tcMar>
+              <w:top w:type="dxa" w:w="80"/>
+              <w:left w:type="dxa" w:w="120"/>
+              <w:bottom w:type="dxa" w:w="80"/>
+              <w:right w:type="dxa" w:w="80"/>
+            </w:tcMar>
+            <w:vAlign w:val="top"/>
+          </w:tcPr>
+          <w:p>
+            <w:r>
+              <w:rPr>
+                <w:rFonts w:ascii="Arial" w:cs="Arial" w:eastAsia="Arial" w:hAnsi="Arial"/>
+                <w:b/>
+                <w:bCs/>
+                <w:color w:val="2E5DA8"/>
+                <w:sz w:val="18"/>
+                <w:szCs w:val="18"/>
+              </w:rPr>
+              <w:t xml:space="preserve">34.</w:t>
             </w:r>
           </w:p>
         </w:tc>
@@ -5073,15 +3067,29 @@
               <w:bottom w:val="single" w:color="E0E0E0" w:sz="1"/>
               <w:right w:val="single" w:color="E0E0E0" w:sz="1"/>
             </w:tcBorders>
-            <w:shd w:fill="F2F2F2" w:val="clear"/>
-            <w:tcMar>
-              <w:top w:type="dxa" w:w="60"/>
-              <w:left w:type="dxa" w:w="100"/>
-              <w:bottom w:type="dxa" w:w="60"/>
-              <w:right w:type="dxa" w:w="120"/>
-            </w:tcMar>
-          </w:tcPr>
-          <w:p/>
+            <w:shd w:fill="EEF4FF" w:val="clear"/>
+            <w:tcMar>
+              <w:top w:type="dxa" w:w="80"/>
+              <w:left w:type="dxa" w:w="100"/>
+              <w:bottom w:type="dxa" w:w="80"/>
+              <w:right w:type="dxa" w:w="120"/>
+            </w:tcMar>
+            <w:vAlign w:val="top"/>
+          </w:tcPr>
+          <w:p>
+            <w:pPr>
+              <w:spacing w:after="0" w:before="0"/>
+            </w:pPr>
+            <w:r>
+              <w:rPr>
+                <w:rFonts w:ascii="Arial" w:cs="Arial" w:eastAsia="Arial" w:hAnsi="Arial"/>
+                <w:color w:val="1A1A1A"/>
+                <w:sz w:val="18"/>
+                <w:szCs w:val="18"/>
+              </w:rPr>
+              <w:t xml:space="preserve">[MAIA] When MAIA can't match a payment slip with high confidence it will flag it for review. Should that flag go to admin only, or also ping the salesperson who owns that customer?</w:t>
+            </w:r>
+          </w:p>
         </w:tc>
       </w:tr>
     </w:tbl>
@@ -5123,7 +3131,7 @@
           <w:sz w:val="18"/>
           <w:szCs w:val="18"/>
         </w:rPr>
-        <w:t xml:space="preserve">Goal: Confirm document formats and delivery confirmation so MAIA generates the right documents first time.</w:t>
+        <w:t xml:space="preserve">Goal: Find which document causes the most rework and where delivery proof breaks down.</w:t>
       </w:r>
     </w:p>
     <w:p>
@@ -5176,7 +3184,7 @@
                 <w:sz w:val="18"/>
                 <w:szCs w:val="18"/>
               </w:rPr>
-              <w:t xml:space="preserve">36.</w:t>
+              <w:t xml:space="preserve">35.</w:t>
             </w:r>
           </w:p>
         </w:tc>
@@ -5209,15 +3217,12 @@
                 <w:sz w:val="18"/>
                 <w:szCs w:val="18"/>
               </w:rPr>
-              <w:t xml:space="preserve">What documents does Macrofood currently issue for each order, and in what sequence? (e.g., DO first, then Invoice after delivery?)</w:t>
-            </w:r>
-          </w:p>
-        </w:tc>
-      </w:tr>
-      <w:tr>
-        <w:trPr>
-          <w:trHeight w:val="700" w:hRule="atLeast"/>
-        </w:trPr>
+              <w:t xml:space="preserve">Which document in your flow (SO, DO, Invoice, Credit Note) causes the most rework or errors today, and why that one specifically?</w:t>
+            </w:r>
+          </w:p>
+        </w:tc>
+      </w:tr>
+      <w:tr>
         <w:tc>
           <w:tcPr>
             <w:tcW w:type="dxa" w:w="700"/>
@@ -5227,58 +3232,6 @@
               <w:bottom w:val="single" w:color="E0E0E0" w:sz="1"/>
               <w:right w:val="single" w:color="E0E0E0" w:sz="1"/>
             </w:tcBorders>
-            <w:shd w:fill="F2F2F2" w:val="clear"/>
-            <w:tcMar>
-              <w:top w:type="dxa" w:w="60"/>
-              <w:left w:type="dxa" w:w="120"/>
-              <w:bottom w:type="dxa" w:w="60"/>
-              <w:right w:type="dxa" w:w="80"/>
-            </w:tcMar>
-          </w:tcPr>
-          <w:p>
-            <w:r>
-              <w:rPr>
-                <w:rFonts w:ascii="Arial" w:cs="Arial" w:eastAsia="Arial" w:hAnsi="Arial"/>
-                <w:i/>
-                <w:iCs/>
-                <w:color w:val="999999"/>
-                <w:sz w:val="16"/>
-                <w:szCs w:val="16"/>
-              </w:rPr>
-              <w:t xml:space="preserve">Ans:</w:t>
-            </w:r>
-          </w:p>
-        </w:tc>
-        <w:tc>
-          <w:tcPr>
-            <w:tcW w:type="dxa" w:w="8938"/>
-            <w:tcBorders>
-              <w:top w:val="single" w:color="E0E0E0" w:sz="1"/>
-              <w:left w:val="single" w:color="E0E0E0" w:sz="1"/>
-              <w:bottom w:val="single" w:color="E0E0E0" w:sz="1"/>
-              <w:right w:val="single" w:color="E0E0E0" w:sz="1"/>
-            </w:tcBorders>
-            <w:shd w:fill="F2F2F2" w:val="clear"/>
-            <w:tcMar>
-              <w:top w:type="dxa" w:w="60"/>
-              <w:left w:type="dxa" w:w="100"/>
-              <w:bottom w:type="dxa" w:w="60"/>
-              <w:right w:type="dxa" w:w="120"/>
-            </w:tcMar>
-          </w:tcPr>
-          <w:p/>
-        </w:tc>
-      </w:tr>
-      <w:tr>
-        <w:tc>
-          <w:tcPr>
-            <w:tcW w:type="dxa" w:w="700"/>
-            <w:tcBorders>
-              <w:top w:val="single" w:color="E0E0E0" w:sz="1"/>
-              <w:left w:val="single" w:color="E0E0E0" w:sz="1"/>
-              <w:bottom w:val="single" w:color="E0E0E0" w:sz="1"/>
-              <w:right w:val="single" w:color="E0E0E0" w:sz="1"/>
-            </w:tcBorders>
             <w:shd w:fill="FFFFFF" w:val="clear"/>
             <w:tcMar>
               <w:top w:type="dxa" w:w="80"/>
@@ -5298,7 +3251,7 @@
                 <w:sz w:val="18"/>
                 <w:szCs w:val="18"/>
               </w:rPr>
-              <w:t xml:space="preserve">37.</w:t>
+              <w:t xml:space="preserve">36.</w:t>
             </w:r>
           </w:p>
         </w:tc>
@@ -5331,15 +3284,12 @@
                 <w:sz w:val="18"/>
                 <w:szCs w:val="18"/>
               </w:rPr>
-              <w:t xml:space="preserve">Does the driver carry a physical DO for the customer to sign on delivery? Where is the signed copy kept, and how is it filed?</w:t>
-            </w:r>
-          </w:p>
-        </w:tc>
-      </w:tr>
-      <w:tr>
-        <w:trPr>
-          <w:trHeight w:val="700" w:hRule="atLeast"/>
-        </w:trPr>
+              <w:t xml:space="preserve">For the signed DO on delivery — how often does a signed copy go missing, and has a missing DO ever cost you a payment dispute with a customer?</w:t>
+            </w:r>
+          </w:p>
+        </w:tc>
+      </w:tr>
+      <w:tr>
         <w:tc>
           <w:tcPr>
             <w:tcW w:type="dxa" w:w="700"/>
@@ -5349,58 +3299,6 @@
               <w:bottom w:val="single" w:color="E0E0E0" w:sz="1"/>
               <w:right w:val="single" w:color="E0E0E0" w:sz="1"/>
             </w:tcBorders>
-            <w:shd w:fill="F2F2F2" w:val="clear"/>
-            <w:tcMar>
-              <w:top w:type="dxa" w:w="60"/>
-              <w:left w:type="dxa" w:w="120"/>
-              <w:bottom w:type="dxa" w:w="60"/>
-              <w:right w:type="dxa" w:w="80"/>
-            </w:tcMar>
-          </w:tcPr>
-          <w:p>
-            <w:r>
-              <w:rPr>
-                <w:rFonts w:ascii="Arial" w:cs="Arial" w:eastAsia="Arial" w:hAnsi="Arial"/>
-                <w:i/>
-                <w:iCs/>
-                <w:color w:val="999999"/>
-                <w:sz w:val="16"/>
-                <w:szCs w:val="16"/>
-              </w:rPr>
-              <w:t xml:space="preserve">Ans:</w:t>
-            </w:r>
-          </w:p>
-        </w:tc>
-        <w:tc>
-          <w:tcPr>
-            <w:tcW w:type="dxa" w:w="8938"/>
-            <w:tcBorders>
-              <w:top w:val="single" w:color="E0E0E0" w:sz="1"/>
-              <w:left w:val="single" w:color="E0E0E0" w:sz="1"/>
-              <w:bottom w:val="single" w:color="E0E0E0" w:sz="1"/>
-              <w:right w:val="single" w:color="E0E0E0" w:sz="1"/>
-            </w:tcBorders>
-            <w:shd w:fill="F2F2F2" w:val="clear"/>
-            <w:tcMar>
-              <w:top w:type="dxa" w:w="60"/>
-              <w:left w:type="dxa" w:w="100"/>
-              <w:bottom w:type="dxa" w:w="60"/>
-              <w:right w:type="dxa" w:w="120"/>
-            </w:tcMar>
-          </w:tcPr>
-          <w:p/>
-        </w:tc>
-      </w:tr>
-      <w:tr>
-        <w:tc>
-          <w:tcPr>
-            <w:tcW w:type="dxa" w:w="700"/>
-            <w:tcBorders>
-              <w:top w:val="single" w:color="E0E0E0" w:sz="1"/>
-              <w:left w:val="single" w:color="E0E0E0" w:sz="1"/>
-              <w:bottom w:val="single" w:color="E0E0E0" w:sz="1"/>
-              <w:right w:val="single" w:color="E0E0E0" w:sz="1"/>
-            </w:tcBorders>
             <w:shd w:fill="FFFFFF" w:val="clear"/>
             <w:tcMar>
               <w:top w:type="dxa" w:w="80"/>
@@ -5420,7 +3318,7 @@
                 <w:sz w:val="18"/>
                 <w:szCs w:val="18"/>
               </w:rPr>
-              <w:t xml:space="preserve">38.</w:t>
+              <w:t xml:space="preserve">37.</w:t>
             </w:r>
           </w:p>
         </w:tc>
@@ -5453,15 +3351,12 @@
                 <w:sz w:val="18"/>
                 <w:szCs w:val="18"/>
               </w:rPr>
-              <w:t xml:space="preserve">What is your current document numbering format? Does it reset yearly? Is there a prefix per document type? (e.g., INV-2026-0001, DO-2026-0001)</w:t>
-            </w:r>
-          </w:p>
-        </w:tc>
-      </w:tr>
-      <w:tr>
-        <w:trPr>
-          <w:trHeight w:val="700" w:hRule="atLeast"/>
-        </w:trPr>
+              <w:t xml:space="preserve">What is your document numbering format and does it reset yearly? Is there a prefix per document type? Has a numbering gap or duplicate ever caused an audit or SST issue?</w:t>
+            </w:r>
+          </w:p>
+        </w:tc>
+      </w:tr>
+      <w:tr>
         <w:tc>
           <w:tcPr>
             <w:tcW w:type="dxa" w:w="700"/>
@@ -5471,58 +3366,6 @@
               <w:bottom w:val="single" w:color="E0E0E0" w:sz="1"/>
               <w:right w:val="single" w:color="E0E0E0" w:sz="1"/>
             </w:tcBorders>
-            <w:shd w:fill="F2F2F2" w:val="clear"/>
-            <w:tcMar>
-              <w:top w:type="dxa" w:w="60"/>
-              <w:left w:type="dxa" w:w="120"/>
-              <w:bottom w:type="dxa" w:w="60"/>
-              <w:right w:type="dxa" w:w="80"/>
-            </w:tcMar>
-          </w:tcPr>
-          <w:p>
-            <w:r>
-              <w:rPr>
-                <w:rFonts w:ascii="Arial" w:cs="Arial" w:eastAsia="Arial" w:hAnsi="Arial"/>
-                <w:i/>
-                <w:iCs/>
-                <w:color w:val="999999"/>
-                <w:sz w:val="16"/>
-                <w:szCs w:val="16"/>
-              </w:rPr>
-              <w:t xml:space="preserve">Ans:</w:t>
-            </w:r>
-          </w:p>
-        </w:tc>
-        <w:tc>
-          <w:tcPr>
-            <w:tcW w:type="dxa" w:w="8938"/>
-            <w:tcBorders>
-              <w:top w:val="single" w:color="E0E0E0" w:sz="1"/>
-              <w:left w:val="single" w:color="E0E0E0" w:sz="1"/>
-              <w:bottom w:val="single" w:color="E0E0E0" w:sz="1"/>
-              <w:right w:val="single" w:color="E0E0E0" w:sz="1"/>
-            </w:tcBorders>
-            <w:shd w:fill="F2F2F2" w:val="clear"/>
-            <w:tcMar>
-              <w:top w:type="dxa" w:w="60"/>
-              <w:left w:type="dxa" w:w="100"/>
-              <w:bottom w:type="dxa" w:w="60"/>
-              <w:right w:type="dxa" w:w="120"/>
-            </w:tcMar>
-          </w:tcPr>
-          <w:p/>
-        </w:tc>
-      </w:tr>
-      <w:tr>
-        <w:tc>
-          <w:tcPr>
-            <w:tcW w:type="dxa" w:w="700"/>
-            <w:tcBorders>
-              <w:top w:val="single" w:color="E0E0E0" w:sz="1"/>
-              <w:left w:val="single" w:color="E0E0E0" w:sz="1"/>
-              <w:bottom w:val="single" w:color="E0E0E0" w:sz="1"/>
-              <w:right w:val="single" w:color="E0E0E0" w:sz="1"/>
-            </w:tcBorders>
             <w:shd w:fill="FFFFFF" w:val="clear"/>
             <w:tcMar>
               <w:top w:type="dxa" w:w="80"/>
@@ -5542,7 +3385,7 @@
                 <w:sz w:val="18"/>
                 <w:szCs w:val="18"/>
               </w:rPr>
-              <w:t xml:space="preserve">39.</w:t>
+              <w:t xml:space="preserve">38.</w:t>
             </w:r>
           </w:p>
         </w:tc>
@@ -5575,15 +3418,12 @@
                 <w:sz w:val="18"/>
                 <w:szCs w:val="18"/>
               </w:rPr>
-              <w:t xml:space="preserve">Are documents sent to customers digitally (WhatsApp/email) or printed? Do customers ever request both?</w:t>
-            </w:r>
-          </w:p>
-        </w:tc>
-      </w:tr>
-      <w:tr>
-        <w:trPr>
-          <w:trHeight w:val="700" w:hRule="atLeast"/>
-        </w:trPr>
+              <w:t xml:space="preserve">Do customers ever claim they never received an invoice or DO? How often, and how do you currently prove that you sent it?</w:t>
+            </w:r>
+          </w:p>
+        </w:tc>
+      </w:tr>
+      <w:tr>
         <w:tc>
           <w:tcPr>
             <w:tcW w:type="dxa" w:w="700"/>
@@ -5593,58 +3433,6 @@
               <w:bottom w:val="single" w:color="E0E0E0" w:sz="1"/>
               <w:right w:val="single" w:color="E0E0E0" w:sz="1"/>
             </w:tcBorders>
-            <w:shd w:fill="F2F2F2" w:val="clear"/>
-            <w:tcMar>
-              <w:top w:type="dxa" w:w="60"/>
-              <w:left w:type="dxa" w:w="120"/>
-              <w:bottom w:type="dxa" w:w="60"/>
-              <w:right w:type="dxa" w:w="80"/>
-            </w:tcMar>
-          </w:tcPr>
-          <w:p>
-            <w:r>
-              <w:rPr>
-                <w:rFonts w:ascii="Arial" w:cs="Arial" w:eastAsia="Arial" w:hAnsi="Arial"/>
-                <w:i/>
-                <w:iCs/>
-                <w:color w:val="999999"/>
-                <w:sz w:val="16"/>
-                <w:szCs w:val="16"/>
-              </w:rPr>
-              <w:t xml:space="preserve">Ans:</w:t>
-            </w:r>
-          </w:p>
-        </w:tc>
-        <w:tc>
-          <w:tcPr>
-            <w:tcW w:type="dxa" w:w="8938"/>
-            <w:tcBorders>
-              <w:top w:val="single" w:color="E0E0E0" w:sz="1"/>
-              <w:left w:val="single" w:color="E0E0E0" w:sz="1"/>
-              <w:bottom w:val="single" w:color="E0E0E0" w:sz="1"/>
-              <w:right w:val="single" w:color="E0E0E0" w:sz="1"/>
-            </w:tcBorders>
-            <w:shd w:fill="F2F2F2" w:val="clear"/>
-            <w:tcMar>
-              <w:top w:type="dxa" w:w="60"/>
-              <w:left w:type="dxa" w:w="100"/>
-              <w:bottom w:type="dxa" w:w="60"/>
-              <w:right w:type="dxa" w:w="120"/>
-            </w:tcMar>
-          </w:tcPr>
-          <w:p/>
-        </w:tc>
-      </w:tr>
-      <w:tr>
-        <w:tc>
-          <w:tcPr>
-            <w:tcW w:type="dxa" w:w="700"/>
-            <w:tcBorders>
-              <w:top w:val="single" w:color="E0E0E0" w:sz="1"/>
-              <w:left w:val="single" w:color="E0E0E0" w:sz="1"/>
-              <w:bottom w:val="single" w:color="E0E0E0" w:sz="1"/>
-              <w:right w:val="single" w:color="E0E0E0" w:sz="1"/>
-            </w:tcBorders>
             <w:shd w:fill="FFFFFF" w:val="clear"/>
             <w:tcMar>
               <w:top w:type="dxa" w:w="80"/>
@@ -5664,7 +3452,7 @@
                 <w:sz w:val="18"/>
                 <w:szCs w:val="18"/>
               </w:rPr>
-              <w:t xml:space="preserve">40.</w:t>
+              <w:t xml:space="preserve">39.</w:t>
             </w:r>
           </w:p>
         </w:tc>
@@ -5697,15 +3485,12 @@
                 <w:sz w:val="18"/>
                 <w:szCs w:val="18"/>
               </w:rPr>
-              <w:t xml:space="preserve">Are there any specific fields or layout requirements on the Invoice or DO that differ from what a standard SQL printout provides?</w:t>
-            </w:r>
-          </w:p>
-        </w:tc>
-      </w:tr>
-      <w:tr>
-        <w:trPr>
-          <w:trHeight w:val="700" w:hRule="atLeast"/>
-        </w:trPr>
+              <w:t xml:space="preserve">For Credit Notes — what triggers one (return, rejection, weight adjustment, overbilling), who initiates it, and how long from trigger to issued CN? (Note: MAIA cannot issue multiple CNs against one invoice — flag now if you need that.)</w:t>
+            </w:r>
+          </w:p>
+        </w:tc>
+      </w:tr>
+      <w:tr>
         <w:tc>
           <w:tcPr>
             <w:tcW w:type="dxa" w:w="700"/>
@@ -5715,25 +3500,26 @@
               <w:bottom w:val="single" w:color="E0E0E0" w:sz="1"/>
               <w:right w:val="single" w:color="E0E0E0" w:sz="1"/>
             </w:tcBorders>
-            <w:shd w:fill="F2F2F2" w:val="clear"/>
-            <w:tcMar>
-              <w:top w:type="dxa" w:w="60"/>
-              <w:left w:type="dxa" w:w="120"/>
-              <w:bottom w:type="dxa" w:w="60"/>
-              <w:right w:type="dxa" w:w="80"/>
-            </w:tcMar>
-          </w:tcPr>
-          <w:p>
-            <w:r>
-              <w:rPr>
-                <w:rFonts w:ascii="Arial" w:cs="Arial" w:eastAsia="Arial" w:hAnsi="Arial"/>
-                <w:i/>
-                <w:iCs/>
-                <w:color w:val="999999"/>
-                <w:sz w:val="16"/>
-                <w:szCs w:val="16"/>
-              </w:rPr>
-              <w:t xml:space="preserve">Ans:</w:t>
+            <w:shd w:fill="EEF4FF" w:val="clear"/>
+            <w:tcMar>
+              <w:top w:type="dxa" w:w="80"/>
+              <w:left w:type="dxa" w:w="120"/>
+              <w:bottom w:type="dxa" w:w="80"/>
+              <w:right w:type="dxa" w:w="80"/>
+            </w:tcMar>
+            <w:vAlign w:val="top"/>
+          </w:tcPr>
+          <w:p>
+            <w:r>
+              <w:rPr>
+                <w:rFonts w:ascii="Arial" w:cs="Arial" w:eastAsia="Arial" w:hAnsi="Arial"/>
+                <w:b/>
+                <w:bCs/>
+                <w:color w:val="2E5DA8"/>
+                <w:sz w:val="18"/>
+                <w:szCs w:val="18"/>
+              </w:rPr>
+              <w:t xml:space="preserve">40.</w:t>
             </w:r>
           </w:p>
         </w:tc>
@@ -5746,60 +3532,7 @@
               <w:bottom w:val="single" w:color="E0E0E0" w:sz="1"/>
               <w:right w:val="single" w:color="E0E0E0" w:sz="1"/>
             </w:tcBorders>
-            <w:shd w:fill="F2F2F2" w:val="clear"/>
-            <w:tcMar>
-              <w:top w:type="dxa" w:w="60"/>
-              <w:left w:type="dxa" w:w="100"/>
-              <w:bottom w:type="dxa" w:w="60"/>
-              <w:right w:type="dxa" w:w="120"/>
-            </w:tcMar>
-          </w:tcPr>
-          <w:p/>
-        </w:tc>
-      </w:tr>
-      <w:tr>
-        <w:tc>
-          <w:tcPr>
-            <w:tcW w:type="dxa" w:w="700"/>
-            <w:tcBorders>
-              <w:top w:val="single" w:color="E0E0E0" w:sz="1"/>
-              <w:left w:val="single" w:color="E0E0E0" w:sz="1"/>
-              <w:bottom w:val="single" w:color="E0E0E0" w:sz="1"/>
-              <w:right w:val="single" w:color="E0E0E0" w:sz="1"/>
-            </w:tcBorders>
-            <w:shd w:fill="FFFFFF" w:val="clear"/>
-            <w:tcMar>
-              <w:top w:type="dxa" w:w="80"/>
-              <w:left w:type="dxa" w:w="120"/>
-              <w:bottom w:type="dxa" w:w="80"/>
-              <w:right w:type="dxa" w:w="80"/>
-            </w:tcMar>
-            <w:vAlign w:val="top"/>
-          </w:tcPr>
-          <w:p>
-            <w:r>
-              <w:rPr>
-                <w:rFonts w:ascii="Arial" w:cs="Arial" w:eastAsia="Arial" w:hAnsi="Arial"/>
-                <w:b/>
-                <w:bCs/>
-                <w:color w:val="888888"/>
-                <w:sz w:val="18"/>
-                <w:szCs w:val="18"/>
-              </w:rPr>
-              <w:t xml:space="preserve">41.</w:t>
-            </w:r>
-          </w:p>
-        </w:tc>
-        <w:tc>
-          <w:tcPr>
-            <w:tcW w:type="dxa" w:w="8938"/>
-            <w:tcBorders>
-              <w:top w:val="single" w:color="E0E0E0" w:sz="1"/>
-              <w:left w:val="single" w:color="E0E0E0" w:sz="1"/>
-              <w:bottom w:val="single" w:color="E0E0E0" w:sz="1"/>
-              <w:right w:val="single" w:color="E0E0E0" w:sz="1"/>
-            </w:tcBorders>
-            <w:shd w:fill="FFFFFF" w:val="clear"/>
+            <w:shd w:fill="EEF4FF" w:val="clear"/>
             <w:tcMar>
               <w:top w:type="dxa" w:w="80"/>
               <w:left w:type="dxa" w:w="100"/>
@@ -5819,186 +3552,9 @@
                 <w:sz w:val="18"/>
                 <w:szCs w:val="18"/>
               </w:rPr>
-              <w:t xml:space="preserve">When a return or rejection happens, who initiates the Credit Note — admin, salesperson, or management? What triggers it (customer complaint, driver report, weight discrepancy)?</w:t>
-            </w:r>
-          </w:p>
-        </w:tc>
-      </w:tr>
-      <w:tr>
-        <w:trPr>
-          <w:trHeight w:val="700" w:hRule="atLeast"/>
-        </w:trPr>
-        <w:tc>
-          <w:tcPr>
-            <w:tcW w:type="dxa" w:w="700"/>
-            <w:tcBorders>
-              <w:top w:val="single" w:color="E0E0E0" w:sz="1"/>
-              <w:left w:val="single" w:color="E0E0E0" w:sz="1"/>
-              <w:bottom w:val="single" w:color="E0E0E0" w:sz="1"/>
-              <w:right w:val="single" w:color="E0E0E0" w:sz="1"/>
-            </w:tcBorders>
-            <w:shd w:fill="F2F2F2" w:val="clear"/>
-            <w:tcMar>
-              <w:top w:type="dxa" w:w="60"/>
-              <w:left w:type="dxa" w:w="120"/>
-              <w:bottom w:type="dxa" w:w="60"/>
-              <w:right w:type="dxa" w:w="80"/>
-            </w:tcMar>
-          </w:tcPr>
-          <w:p>
-            <w:r>
-              <w:rPr>
-                <w:rFonts w:ascii="Arial" w:cs="Arial" w:eastAsia="Arial" w:hAnsi="Arial"/>
-                <w:i/>
-                <w:iCs/>
-                <w:color w:val="999999"/>
-                <w:sz w:val="16"/>
-                <w:szCs w:val="16"/>
-              </w:rPr>
-              <w:t xml:space="preserve">Ans:</w:t>
-            </w:r>
-          </w:p>
-        </w:tc>
-        <w:tc>
-          <w:tcPr>
-            <w:tcW w:type="dxa" w:w="8938"/>
-            <w:tcBorders>
-              <w:top w:val="single" w:color="E0E0E0" w:sz="1"/>
-              <w:left w:val="single" w:color="E0E0E0" w:sz="1"/>
-              <w:bottom w:val="single" w:color="E0E0E0" w:sz="1"/>
-              <w:right w:val="single" w:color="E0E0E0" w:sz="1"/>
-            </w:tcBorders>
-            <w:shd w:fill="F2F2F2" w:val="clear"/>
-            <w:tcMar>
-              <w:top w:type="dxa" w:w="60"/>
-              <w:left w:type="dxa" w:w="100"/>
-              <w:bottom w:type="dxa" w:w="60"/>
-              <w:right w:type="dxa" w:w="120"/>
-            </w:tcMar>
-          </w:tcPr>
-          <w:p/>
-        </w:tc>
-      </w:tr>
-      <w:tr>
-        <w:tc>
-          <w:tcPr>
-            <w:tcW w:type="dxa" w:w="700"/>
-            <w:tcBorders>
-              <w:top w:val="single" w:color="E0E0E0" w:sz="1"/>
-              <w:left w:val="single" w:color="E0E0E0" w:sz="1"/>
-              <w:bottom w:val="single" w:color="E0E0E0" w:sz="1"/>
-              <w:right w:val="single" w:color="E0E0E0" w:sz="1"/>
-            </w:tcBorders>
-            <w:shd w:fill="EEF4FF" w:val="clear"/>
-            <w:tcMar>
-              <w:top w:type="dxa" w:w="80"/>
-              <w:left w:type="dxa" w:w="120"/>
-              <w:bottom w:type="dxa" w:w="80"/>
-              <w:right w:type="dxa" w:w="80"/>
-            </w:tcMar>
-            <w:vAlign w:val="top"/>
-          </w:tcPr>
-          <w:p>
-            <w:r>
-              <w:rPr>
-                <w:rFonts w:ascii="Arial" w:cs="Arial" w:eastAsia="Arial" w:hAnsi="Arial"/>
-                <w:b/>
-                <w:bCs/>
-                <w:color w:val="2E5DA8"/>
-                <w:sz w:val="18"/>
-                <w:szCs w:val="18"/>
-              </w:rPr>
-              <w:t xml:space="preserve">42.</w:t>
-            </w:r>
-          </w:p>
-        </w:tc>
-        <w:tc>
-          <w:tcPr>
-            <w:tcW w:type="dxa" w:w="8938"/>
-            <w:tcBorders>
-              <w:top w:val="single" w:color="E0E0E0" w:sz="1"/>
-              <w:left w:val="single" w:color="E0E0E0" w:sz="1"/>
-              <w:bottom w:val="single" w:color="E0E0E0" w:sz="1"/>
-              <w:right w:val="single" w:color="E0E0E0" w:sz="1"/>
-            </w:tcBorders>
-            <w:shd w:fill="EEF4FF" w:val="clear"/>
-            <w:tcMar>
-              <w:top w:type="dxa" w:w="80"/>
-              <w:left w:type="dxa" w:w="100"/>
-              <w:bottom w:type="dxa" w:w="80"/>
-              <w:right w:type="dxa" w:w="120"/>
-            </w:tcMar>
-            <w:vAlign w:val="top"/>
-          </w:tcPr>
-          <w:p>
-            <w:pPr>
-              <w:spacing w:after="0" w:before="0"/>
-            </w:pPr>
-            <w:r>
-              <w:rPr>
-                <w:rFonts w:ascii="Arial" w:cs="Arial" w:eastAsia="Arial" w:hAnsi="Arial"/>
-                <w:color w:val="1A1A1A"/>
-                <w:sz w:val="18"/>
-                <w:szCs w:val="18"/>
-              </w:rPr>
-              <w:t xml:space="preserve">[MAIA] When MAIA generates a document, should it be sent directly to the customer via WhatsApp, or should admin review and send manually every time?</w:t>
-            </w:r>
-          </w:p>
-        </w:tc>
-      </w:tr>
-      <w:tr>
-        <w:trPr>
-          <w:trHeight w:val="700" w:hRule="atLeast"/>
-        </w:trPr>
-        <w:tc>
-          <w:tcPr>
-            <w:tcW w:type="dxa" w:w="700"/>
-            <w:tcBorders>
-              <w:top w:val="single" w:color="E0E0E0" w:sz="1"/>
-              <w:left w:val="single" w:color="E0E0E0" w:sz="1"/>
-              <w:bottom w:val="single" w:color="E0E0E0" w:sz="1"/>
-              <w:right w:val="single" w:color="E0E0E0" w:sz="1"/>
-            </w:tcBorders>
-            <w:shd w:fill="F2F2F2" w:val="clear"/>
-            <w:tcMar>
-              <w:top w:type="dxa" w:w="60"/>
-              <w:left w:type="dxa" w:w="120"/>
-              <w:bottom w:type="dxa" w:w="60"/>
-              <w:right w:type="dxa" w:w="80"/>
-            </w:tcMar>
-          </w:tcPr>
-          <w:p>
-            <w:r>
-              <w:rPr>
-                <w:rFonts w:ascii="Arial" w:cs="Arial" w:eastAsia="Arial" w:hAnsi="Arial"/>
-                <w:i/>
-                <w:iCs/>
-                <w:color w:val="999999"/>
-                <w:sz w:val="16"/>
-                <w:szCs w:val="16"/>
-              </w:rPr>
-              <w:t xml:space="preserve">Ans:</w:t>
-            </w:r>
-          </w:p>
-        </w:tc>
-        <w:tc>
-          <w:tcPr>
-            <w:tcW w:type="dxa" w:w="8938"/>
-            <w:tcBorders>
-              <w:top w:val="single" w:color="E0E0E0" w:sz="1"/>
-              <w:left w:val="single" w:color="E0E0E0" w:sz="1"/>
-              <w:bottom w:val="single" w:color="E0E0E0" w:sz="1"/>
-              <w:right w:val="single" w:color="E0E0E0" w:sz="1"/>
-            </w:tcBorders>
-            <w:shd w:fill="F2F2F2" w:val="clear"/>
-            <w:tcMar>
-              <w:top w:type="dxa" w:w="60"/>
-              <w:left w:type="dxa" w:w="100"/>
-              <w:bottom w:type="dxa" w:w="60"/>
-              <w:right w:type="dxa" w:w="120"/>
-            </w:tcMar>
-          </w:tcPr>
-          <w:p/>
+              <w:t xml:space="preserve">[MAIA] When MAIA generates a document, should it auto-send to the customer via WhatsApp, or should admin review and send it manually every time? Where is the risk if it auto-sends?</w:t>
+            </w:r>
+          </w:p>
         </w:tc>
       </w:tr>
     </w:tbl>
@@ -6040,7 +3596,7 @@
           <w:sz w:val="18"/>
           <w:szCs w:val="18"/>
         </w:rPr>
-        <w:t xml:space="preserve">Goal: Scope the outdoor sales assistant so it solves the right problems without overcomplicating the flow.</w:t>
+        <w:t xml:space="preserve">Goal: Scope the field assistant around the salesperson's real daily friction.</w:t>
       </w:r>
     </w:p>
     <w:p>
@@ -6093,7 +3649,7 @@
                 <w:sz w:val="18"/>
                 <w:szCs w:val="18"/>
               </w:rPr>
-              <w:t xml:space="preserve">43.</w:t>
+              <w:t xml:space="preserve">41.</w:t>
             </w:r>
           </w:p>
         </w:tc>
@@ -6126,15 +3682,12 @@
                 <w:sz w:val="18"/>
                 <w:szCs w:val="18"/>
               </w:rPr>
-              <w:t xml:space="preserve">What does an outdoor salesperson typically ask admin for during the day — prices, availability, customer outstanding, document generation, or something else? Rank by frequency.</w:t>
-            </w:r>
-          </w:p>
-        </w:tc>
-      </w:tr>
-      <w:tr>
-        <w:trPr>
-          <w:trHeight w:val="700" w:hRule="atLeast"/>
-        </w:trPr>
+              <w:t xml:space="preserve">What does an outdoor salesperson interrupt admin for most during the day — price, stock, customer outstanding, or document generation? Roughly how many calls or messages per salesperson per day?</w:t>
+            </w:r>
+          </w:p>
+        </w:tc>
+      </w:tr>
+      <w:tr>
         <w:tc>
           <w:tcPr>
             <w:tcW w:type="dxa" w:w="700"/>
@@ -6144,58 +3697,6 @@
               <w:bottom w:val="single" w:color="E0E0E0" w:sz="1"/>
               <w:right w:val="single" w:color="E0E0E0" w:sz="1"/>
             </w:tcBorders>
-            <w:shd w:fill="F2F2F2" w:val="clear"/>
-            <w:tcMar>
-              <w:top w:type="dxa" w:w="60"/>
-              <w:left w:type="dxa" w:w="120"/>
-              <w:bottom w:type="dxa" w:w="60"/>
-              <w:right w:type="dxa" w:w="80"/>
-            </w:tcMar>
-          </w:tcPr>
-          <w:p>
-            <w:r>
-              <w:rPr>
-                <w:rFonts w:ascii="Arial" w:cs="Arial" w:eastAsia="Arial" w:hAnsi="Arial"/>
-                <w:i/>
-                <w:iCs/>
-                <w:color w:val="999999"/>
-                <w:sz w:val="16"/>
-                <w:szCs w:val="16"/>
-              </w:rPr>
-              <w:t xml:space="preserve">Ans:</w:t>
-            </w:r>
-          </w:p>
-        </w:tc>
-        <w:tc>
-          <w:tcPr>
-            <w:tcW w:type="dxa" w:w="8938"/>
-            <w:tcBorders>
-              <w:top w:val="single" w:color="E0E0E0" w:sz="1"/>
-              <w:left w:val="single" w:color="E0E0E0" w:sz="1"/>
-              <w:bottom w:val="single" w:color="E0E0E0" w:sz="1"/>
-              <w:right w:val="single" w:color="E0E0E0" w:sz="1"/>
-            </w:tcBorders>
-            <w:shd w:fill="F2F2F2" w:val="clear"/>
-            <w:tcMar>
-              <w:top w:type="dxa" w:w="60"/>
-              <w:left w:type="dxa" w:w="100"/>
-              <w:bottom w:type="dxa" w:w="60"/>
-              <w:right w:type="dxa" w:w="120"/>
-            </w:tcMar>
-          </w:tcPr>
-          <w:p/>
-        </w:tc>
-      </w:tr>
-      <w:tr>
-        <w:tc>
-          <w:tcPr>
-            <w:tcW w:type="dxa" w:w="700"/>
-            <w:tcBorders>
-              <w:top w:val="single" w:color="E0E0E0" w:sz="1"/>
-              <w:left w:val="single" w:color="E0E0E0" w:sz="1"/>
-              <w:bottom w:val="single" w:color="E0E0E0" w:sz="1"/>
-              <w:right w:val="single" w:color="E0E0E0" w:sz="1"/>
-            </w:tcBorders>
             <w:shd w:fill="FFFFFF" w:val="clear"/>
             <w:tcMar>
               <w:top w:type="dxa" w:w="80"/>
@@ -6215,7 +3716,7 @@
                 <w:sz w:val="18"/>
                 <w:szCs w:val="18"/>
               </w:rPr>
-              <w:t xml:space="preserve">44.</w:t>
+              <w:t xml:space="preserve">42.</w:t>
             </w:r>
           </w:p>
         </w:tc>
@@ -6248,15 +3749,12 @@
                 <w:sz w:val="18"/>
                 <w:szCs w:val="18"/>
               </w:rPr>
-              <w:t xml:space="preserve">Do outdoor salespeople ever take new orders on behalf of customers in the field? If yes, how is this communicated back to admin currently?</w:t>
-            </w:r>
-          </w:p>
-        </w:tc>
-      </w:tr>
-      <w:tr>
-        <w:trPr>
-          <w:trHeight w:val="700" w:hRule="atLeast"/>
-        </w:trPr>
+              <w:t xml:space="preserve">When a salesperson takes an order in the field, how does it reach admin, and how often does a field order get lost or delayed before it is keyed in?</w:t>
+            </w:r>
+          </w:p>
+        </w:tc>
+      </w:tr>
+      <w:tr>
         <w:tc>
           <w:tcPr>
             <w:tcW w:type="dxa" w:w="700"/>
@@ -6266,58 +3764,6 @@
               <w:bottom w:val="single" w:color="E0E0E0" w:sz="1"/>
               <w:right w:val="single" w:color="E0E0E0" w:sz="1"/>
             </w:tcBorders>
-            <w:shd w:fill="F2F2F2" w:val="clear"/>
-            <w:tcMar>
-              <w:top w:type="dxa" w:w="60"/>
-              <w:left w:type="dxa" w:w="120"/>
-              <w:bottom w:type="dxa" w:w="60"/>
-              <w:right w:type="dxa" w:w="80"/>
-            </w:tcMar>
-          </w:tcPr>
-          <w:p>
-            <w:r>
-              <w:rPr>
-                <w:rFonts w:ascii="Arial" w:cs="Arial" w:eastAsia="Arial" w:hAnsi="Arial"/>
-                <w:i/>
-                <w:iCs/>
-                <w:color w:val="999999"/>
-                <w:sz w:val="16"/>
-                <w:szCs w:val="16"/>
-              </w:rPr>
-              <w:t xml:space="preserve">Ans:</w:t>
-            </w:r>
-          </w:p>
-        </w:tc>
-        <w:tc>
-          <w:tcPr>
-            <w:tcW w:type="dxa" w:w="8938"/>
-            <w:tcBorders>
-              <w:top w:val="single" w:color="E0E0E0" w:sz="1"/>
-              <w:left w:val="single" w:color="E0E0E0" w:sz="1"/>
-              <w:bottom w:val="single" w:color="E0E0E0" w:sz="1"/>
-              <w:right w:val="single" w:color="E0E0E0" w:sz="1"/>
-            </w:tcBorders>
-            <w:shd w:fill="F2F2F2" w:val="clear"/>
-            <w:tcMar>
-              <w:top w:type="dxa" w:w="60"/>
-              <w:left w:type="dxa" w:w="100"/>
-              <w:bottom w:type="dxa" w:w="60"/>
-              <w:right w:type="dxa" w:w="120"/>
-            </w:tcMar>
-          </w:tcPr>
-          <w:p/>
-        </w:tc>
-      </w:tr>
-      <w:tr>
-        <w:tc>
-          <w:tcPr>
-            <w:tcW w:type="dxa" w:w="700"/>
-            <w:tcBorders>
-              <w:top w:val="single" w:color="E0E0E0" w:sz="1"/>
-              <w:left w:val="single" w:color="E0E0E0" w:sz="1"/>
-              <w:bottom w:val="single" w:color="E0E0E0" w:sz="1"/>
-              <w:right w:val="single" w:color="E0E0E0" w:sz="1"/>
-            </w:tcBorders>
             <w:shd w:fill="FFFFFF" w:val="clear"/>
             <w:tcMar>
               <w:top w:type="dxa" w:w="80"/>
@@ -6337,7 +3783,7 @@
                 <w:sz w:val="18"/>
                 <w:szCs w:val="18"/>
               </w:rPr>
-              <w:t xml:space="preserve">45.</w:t>
+              <w:t xml:space="preserve">43.</w:t>
             </w:r>
           </w:p>
         </w:tc>
@@ -6370,15 +3816,12 @@
                 <w:sz w:val="18"/>
                 <w:szCs w:val="18"/>
               </w:rPr>
-              <w:t xml:space="preserve">Are outdoor salespeople using the company WhatsApp Business number or their own personal numbers when dealing with customers?</w:t>
-            </w:r>
-          </w:p>
-        </w:tc>
-      </w:tr>
-      <w:tr>
-        <w:trPr>
-          <w:trHeight w:val="700" w:hRule="atLeast"/>
-        </w:trPr>
+              <w:t xml:space="preserve">Are salespeople using the company WhatsApp Business number or their own personal numbers? If a salesperson leaves, do they walk away with the customer chat history and relationship?</w:t>
+            </w:r>
+          </w:p>
+        </w:tc>
+      </w:tr>
+      <w:tr>
         <w:tc>
           <w:tcPr>
             <w:tcW w:type="dxa" w:w="700"/>
@@ -6388,58 +3831,6 @@
               <w:bottom w:val="single" w:color="E0E0E0" w:sz="1"/>
               <w:right w:val="single" w:color="E0E0E0" w:sz="1"/>
             </w:tcBorders>
-            <w:shd w:fill="F2F2F2" w:val="clear"/>
-            <w:tcMar>
-              <w:top w:type="dxa" w:w="60"/>
-              <w:left w:type="dxa" w:w="120"/>
-              <w:bottom w:type="dxa" w:w="60"/>
-              <w:right w:type="dxa" w:w="80"/>
-            </w:tcMar>
-          </w:tcPr>
-          <w:p>
-            <w:r>
-              <w:rPr>
-                <w:rFonts w:ascii="Arial" w:cs="Arial" w:eastAsia="Arial" w:hAnsi="Arial"/>
-                <w:i/>
-                <w:iCs/>
-                <w:color w:val="999999"/>
-                <w:sz w:val="16"/>
-                <w:szCs w:val="16"/>
-              </w:rPr>
-              <w:t xml:space="preserve">Ans:</w:t>
-            </w:r>
-          </w:p>
-        </w:tc>
-        <w:tc>
-          <w:tcPr>
-            <w:tcW w:type="dxa" w:w="8938"/>
-            <w:tcBorders>
-              <w:top w:val="single" w:color="E0E0E0" w:sz="1"/>
-              <w:left w:val="single" w:color="E0E0E0" w:sz="1"/>
-              <w:bottom w:val="single" w:color="E0E0E0" w:sz="1"/>
-              <w:right w:val="single" w:color="E0E0E0" w:sz="1"/>
-            </w:tcBorders>
-            <w:shd w:fill="F2F2F2" w:val="clear"/>
-            <w:tcMar>
-              <w:top w:type="dxa" w:w="60"/>
-              <w:left w:type="dxa" w:w="100"/>
-              <w:bottom w:type="dxa" w:w="60"/>
-              <w:right w:type="dxa" w:w="120"/>
-            </w:tcMar>
-          </w:tcPr>
-          <w:p/>
-        </w:tc>
-      </w:tr>
-      <w:tr>
-        <w:tc>
-          <w:tcPr>
-            <w:tcW w:type="dxa" w:w="700"/>
-            <w:tcBorders>
-              <w:top w:val="single" w:color="E0E0E0" w:sz="1"/>
-              <w:left w:val="single" w:color="E0E0E0" w:sz="1"/>
-              <w:bottom w:val="single" w:color="E0E0E0" w:sz="1"/>
-              <w:right w:val="single" w:color="E0E0E0" w:sz="1"/>
-            </w:tcBorders>
             <w:shd w:fill="FFFFFF" w:val="clear"/>
             <w:tcMar>
               <w:top w:type="dxa" w:w="80"/>
@@ -6459,7 +3850,7 @@
                 <w:sz w:val="18"/>
                 <w:szCs w:val="18"/>
               </w:rPr>
-              <w:t xml:space="preserve">46.</w:t>
+              <w:t xml:space="preserve">44.</w:t>
             </w:r>
           </w:p>
         </w:tc>
@@ -6492,15 +3883,12 @@
                 <w:sz w:val="18"/>
                 <w:szCs w:val="18"/>
               </w:rPr>
-              <w:t xml:space="preserve">What is the single biggest time-waster for an outdoor salesperson today that MAIA could fix?</w:t>
-            </w:r>
-          </w:p>
-        </w:tc>
-      </w:tr>
-      <w:tr>
-        <w:trPr>
-          <w:trHeight w:val="700" w:hRule="atLeast"/>
-        </w:trPr>
+              <w:t xml:space="preserve">What is the single biggest time-waster for an outdoor salesperson today that MAIA could eliminate?</w:t>
+            </w:r>
+          </w:p>
+        </w:tc>
+      </w:tr>
+      <w:tr>
         <w:tc>
           <w:tcPr>
             <w:tcW w:type="dxa" w:w="700"/>
@@ -6510,58 +3898,6 @@
               <w:bottom w:val="single" w:color="E0E0E0" w:sz="1"/>
               <w:right w:val="single" w:color="E0E0E0" w:sz="1"/>
             </w:tcBorders>
-            <w:shd w:fill="F2F2F2" w:val="clear"/>
-            <w:tcMar>
-              <w:top w:type="dxa" w:w="60"/>
-              <w:left w:type="dxa" w:w="120"/>
-              <w:bottom w:type="dxa" w:w="60"/>
-              <w:right w:type="dxa" w:w="80"/>
-            </w:tcMar>
-          </w:tcPr>
-          <w:p>
-            <w:r>
-              <w:rPr>
-                <w:rFonts w:ascii="Arial" w:cs="Arial" w:eastAsia="Arial" w:hAnsi="Arial"/>
-                <w:i/>
-                <w:iCs/>
-                <w:color w:val="999999"/>
-                <w:sz w:val="16"/>
-                <w:szCs w:val="16"/>
-              </w:rPr>
-              <w:t xml:space="preserve">Ans:</w:t>
-            </w:r>
-          </w:p>
-        </w:tc>
-        <w:tc>
-          <w:tcPr>
-            <w:tcW w:type="dxa" w:w="8938"/>
-            <w:tcBorders>
-              <w:top w:val="single" w:color="E0E0E0" w:sz="1"/>
-              <w:left w:val="single" w:color="E0E0E0" w:sz="1"/>
-              <w:bottom w:val="single" w:color="E0E0E0" w:sz="1"/>
-              <w:right w:val="single" w:color="E0E0E0" w:sz="1"/>
-            </w:tcBorders>
-            <w:shd w:fill="F2F2F2" w:val="clear"/>
-            <w:tcMar>
-              <w:top w:type="dxa" w:w="60"/>
-              <w:left w:type="dxa" w:w="100"/>
-              <w:bottom w:type="dxa" w:w="60"/>
-              <w:right w:type="dxa" w:w="120"/>
-            </w:tcMar>
-          </w:tcPr>
-          <w:p/>
-        </w:tc>
-      </w:tr>
-      <w:tr>
-        <w:tc>
-          <w:tcPr>
-            <w:tcW w:type="dxa" w:w="700"/>
-            <w:tcBorders>
-              <w:top w:val="single" w:color="E0E0E0" w:sz="1"/>
-              <w:left w:val="single" w:color="E0E0E0" w:sz="1"/>
-              <w:bottom w:val="single" w:color="E0E0E0" w:sz="1"/>
-              <w:right w:val="single" w:color="E0E0E0" w:sz="1"/>
-            </w:tcBorders>
             <w:shd w:fill="EEF4FF" w:val="clear"/>
             <w:tcMar>
               <w:top w:type="dxa" w:w="80"/>
@@ -6581,7 +3917,7 @@
                 <w:sz w:val="18"/>
                 <w:szCs w:val="18"/>
               </w:rPr>
-              <w:t xml:space="preserve">47.</w:t>
+              <w:t xml:space="preserve">45.</w:t>
             </w:r>
           </w:p>
         </w:tc>
@@ -6614,64 +3950,9 @@
                 <w:sz w:val="18"/>
                 <w:szCs w:val="18"/>
               </w:rPr>
-              <w:t xml:space="preserve">[MAIA] For outdoor salespeople, should MAIA respond directly on their personal WhatsApp, or should they always go through a dedicated company line?</w:t>
-            </w:r>
-          </w:p>
-        </w:tc>
-      </w:tr>
-      <w:tr>
-        <w:trPr>
-          <w:trHeight w:val="700" w:hRule="atLeast"/>
-        </w:trPr>
-        <w:tc>
-          <w:tcPr>
-            <w:tcW w:type="dxa" w:w="700"/>
-            <w:tcBorders>
-              <w:top w:val="single" w:color="E0E0E0" w:sz="1"/>
-              <w:left w:val="single" w:color="E0E0E0" w:sz="1"/>
-              <w:bottom w:val="single" w:color="E0E0E0" w:sz="1"/>
-              <w:right w:val="single" w:color="E0E0E0" w:sz="1"/>
-            </w:tcBorders>
-            <w:shd w:fill="F2F2F2" w:val="clear"/>
-            <w:tcMar>
-              <w:top w:type="dxa" w:w="60"/>
-              <w:left w:type="dxa" w:w="120"/>
-              <w:bottom w:type="dxa" w:w="60"/>
-              <w:right w:type="dxa" w:w="80"/>
-            </w:tcMar>
-          </w:tcPr>
-          <w:p>
-            <w:r>
-              <w:rPr>
-                <w:rFonts w:ascii="Arial" w:cs="Arial" w:eastAsia="Arial" w:hAnsi="Arial"/>
-                <w:i/>
-                <w:iCs/>
-                <w:color w:val="999999"/>
-                <w:sz w:val="16"/>
-                <w:szCs w:val="16"/>
-              </w:rPr>
-              <w:t xml:space="preserve">Ans:</w:t>
-            </w:r>
-          </w:p>
-        </w:tc>
-        <w:tc>
-          <w:tcPr>
-            <w:tcW w:type="dxa" w:w="8938"/>
-            <w:tcBorders>
-              <w:top w:val="single" w:color="E0E0E0" w:sz="1"/>
-              <w:left w:val="single" w:color="E0E0E0" w:sz="1"/>
-              <w:bottom w:val="single" w:color="E0E0E0" w:sz="1"/>
-              <w:right w:val="single" w:color="E0E0E0" w:sz="1"/>
-            </w:tcBorders>
-            <w:shd w:fill="F2F2F2" w:val="clear"/>
-            <w:tcMar>
-              <w:top w:type="dxa" w:w="60"/>
-              <w:left w:type="dxa" w:w="100"/>
-              <w:bottom w:type="dxa" w:w="60"/>
-              <w:right w:type="dxa" w:w="120"/>
-            </w:tcMar>
-          </w:tcPr>
-          <w:p/>
+              <w:t xml:space="preserve">[MAIA] For outdoor sales, should MAIA respond on the salesperson's personal WhatsApp, or only through a dedicated company line? What does each option mean for who owns the customer?</w:t>
+            </w:r>
+          </w:p>
         </w:tc>
       </w:tr>
     </w:tbl>
@@ -6713,7 +3994,7 @@
           <w:sz w:val="18"/>
           <w:szCs w:val="18"/>
         </w:rPr>
-        <w:t xml:space="preserve">Goal: Define exactly which scenarios need approval so MAIA routes them correctly without over-triggering.</w:t>
+        <w:t xml:space="preserve">Goal: Define exactly which decisions need a second pair of eyes so MAIA routes them without over-triggering.</w:t>
       </w:r>
     </w:p>
     <w:p>
@@ -6766,7 +4047,7 @@
                 <w:sz w:val="18"/>
                 <w:szCs w:val="18"/>
               </w:rPr>
-              <w:t xml:space="preserve">48.</w:t>
+              <w:t xml:space="preserve">46.</w:t>
             </w:r>
           </w:p>
         </w:tc>
@@ -6799,15 +4080,12 @@
                 <w:sz w:val="18"/>
                 <w:szCs w:val="18"/>
               </w:rPr>
-              <w:t xml:space="preserve">What business scenarios feel like they should require a second pair of eyes before proceeding? Think about orders, pricing, credit, and payment exceptions.</w:t>
-            </w:r>
-          </w:p>
-        </w:tc>
-      </w:tr>
-      <w:tr>
-        <w:trPr>
-          <w:trHeight w:val="700" w:hRule="atLeast"/>
-        </w:trPr>
+              <w:t xml:space="preserve">What is the last decision an admin or salesperson made that you wish had come to you first — a price override, a big credit, a deep discount?</w:t>
+            </w:r>
+          </w:p>
+        </w:tc>
+      </w:tr>
+      <w:tr>
         <w:tc>
           <w:tcPr>
             <w:tcW w:type="dxa" w:w="700"/>
@@ -6817,58 +4095,6 @@
               <w:bottom w:val="single" w:color="E0E0E0" w:sz="1"/>
               <w:right w:val="single" w:color="E0E0E0" w:sz="1"/>
             </w:tcBorders>
-            <w:shd w:fill="F2F2F2" w:val="clear"/>
-            <w:tcMar>
-              <w:top w:type="dxa" w:w="60"/>
-              <w:left w:type="dxa" w:w="120"/>
-              <w:bottom w:type="dxa" w:w="60"/>
-              <w:right w:type="dxa" w:w="80"/>
-            </w:tcMar>
-          </w:tcPr>
-          <w:p>
-            <w:r>
-              <w:rPr>
-                <w:rFonts w:ascii="Arial" w:cs="Arial" w:eastAsia="Arial" w:hAnsi="Arial"/>
-                <w:i/>
-                <w:iCs/>
-                <w:color w:val="999999"/>
-                <w:sz w:val="16"/>
-                <w:szCs w:val="16"/>
-              </w:rPr>
-              <w:t xml:space="preserve">Ans:</w:t>
-            </w:r>
-          </w:p>
-        </w:tc>
-        <w:tc>
-          <w:tcPr>
-            <w:tcW w:type="dxa" w:w="8938"/>
-            <w:tcBorders>
-              <w:top w:val="single" w:color="E0E0E0" w:sz="1"/>
-              <w:left w:val="single" w:color="E0E0E0" w:sz="1"/>
-              <w:bottom w:val="single" w:color="E0E0E0" w:sz="1"/>
-              <w:right w:val="single" w:color="E0E0E0" w:sz="1"/>
-            </w:tcBorders>
-            <w:shd w:fill="F2F2F2" w:val="clear"/>
-            <w:tcMar>
-              <w:top w:type="dxa" w:w="60"/>
-              <w:left w:type="dxa" w:w="100"/>
-              <w:bottom w:type="dxa" w:w="60"/>
-              <w:right w:type="dxa" w:w="120"/>
-            </w:tcMar>
-          </w:tcPr>
-          <w:p/>
-        </w:tc>
-      </w:tr>
-      <w:tr>
-        <w:tc>
-          <w:tcPr>
-            <w:tcW w:type="dxa" w:w="700"/>
-            <w:tcBorders>
-              <w:top w:val="single" w:color="E0E0E0" w:sz="1"/>
-              <w:left w:val="single" w:color="E0E0E0" w:sz="1"/>
-              <w:bottom w:val="single" w:color="E0E0E0" w:sz="1"/>
-              <w:right w:val="single" w:color="E0E0E0" w:sz="1"/>
-            </w:tcBorders>
             <w:shd w:fill="FFFFFF" w:val="clear"/>
             <w:tcMar>
               <w:top w:type="dxa" w:w="80"/>
@@ -6888,7 +4114,7 @@
                 <w:sz w:val="18"/>
                 <w:szCs w:val="18"/>
               </w:rPr>
-              <w:t xml:space="preserve">49.</w:t>
+              <w:t xml:space="preserve">47.</w:t>
             </w:r>
           </w:p>
         </w:tc>
@@ -6921,15 +4147,12 @@
                 <w:sz w:val="18"/>
                 <w:szCs w:val="18"/>
               </w:rPr>
-              <w:t xml:space="preserve">Is there an RM threshold above which an order automatically requires management sign-off? What is that number?</w:t>
-            </w:r>
-          </w:p>
-        </w:tc>
-      </w:tr>
-      <w:tr>
-        <w:trPr>
-          <w:trHeight w:val="700" w:hRule="atLeast"/>
-        </w:trPr>
+              <w:t xml:space="preserve">Is there an order value above which you want mandatory sign-off? What RM number, and what has slipped through before without it?</w:t>
+            </w:r>
+          </w:p>
+        </w:tc>
+      </w:tr>
+      <w:tr>
         <w:tc>
           <w:tcPr>
             <w:tcW w:type="dxa" w:w="700"/>
@@ -6939,58 +4162,6 @@
               <w:bottom w:val="single" w:color="E0E0E0" w:sz="1"/>
               <w:right w:val="single" w:color="E0E0E0" w:sz="1"/>
             </w:tcBorders>
-            <w:shd w:fill="F2F2F2" w:val="clear"/>
-            <w:tcMar>
-              <w:top w:type="dxa" w:w="60"/>
-              <w:left w:type="dxa" w:w="120"/>
-              <w:bottom w:type="dxa" w:w="60"/>
-              <w:right w:type="dxa" w:w="80"/>
-            </w:tcMar>
-          </w:tcPr>
-          <w:p>
-            <w:r>
-              <w:rPr>
-                <w:rFonts w:ascii="Arial" w:cs="Arial" w:eastAsia="Arial" w:hAnsi="Arial"/>
-                <w:i/>
-                <w:iCs/>
-                <w:color w:val="999999"/>
-                <w:sz w:val="16"/>
-                <w:szCs w:val="16"/>
-              </w:rPr>
-              <w:t xml:space="preserve">Ans:</w:t>
-            </w:r>
-          </w:p>
-        </w:tc>
-        <w:tc>
-          <w:tcPr>
-            <w:tcW w:type="dxa" w:w="8938"/>
-            <w:tcBorders>
-              <w:top w:val="single" w:color="E0E0E0" w:sz="1"/>
-              <w:left w:val="single" w:color="E0E0E0" w:sz="1"/>
-              <w:bottom w:val="single" w:color="E0E0E0" w:sz="1"/>
-              <w:right w:val="single" w:color="E0E0E0" w:sz="1"/>
-            </w:tcBorders>
-            <w:shd w:fill="F2F2F2" w:val="clear"/>
-            <w:tcMar>
-              <w:top w:type="dxa" w:w="60"/>
-              <w:left w:type="dxa" w:w="100"/>
-              <w:bottom w:type="dxa" w:w="60"/>
-              <w:right w:type="dxa" w:w="120"/>
-            </w:tcMar>
-          </w:tcPr>
-          <w:p/>
-        </w:tc>
-      </w:tr>
-      <w:tr>
-        <w:tc>
-          <w:tcPr>
-            <w:tcW w:type="dxa" w:w="700"/>
-            <w:tcBorders>
-              <w:top w:val="single" w:color="E0E0E0" w:sz="1"/>
-              <w:left w:val="single" w:color="E0E0E0" w:sz="1"/>
-              <w:bottom w:val="single" w:color="E0E0E0" w:sz="1"/>
-              <w:right w:val="single" w:color="E0E0E0" w:sz="1"/>
-            </w:tcBorders>
             <w:shd w:fill="FFFFFF" w:val="clear"/>
             <w:tcMar>
               <w:top w:type="dxa" w:w="80"/>
@@ -7010,7 +4181,7 @@
                 <w:sz w:val="18"/>
                 <w:szCs w:val="18"/>
               </w:rPr>
-              <w:t xml:space="preserve">50.</w:t>
+              <w:t xml:space="preserve">48.</w:t>
             </w:r>
           </w:p>
         </w:tc>
@@ -7043,15 +4214,12 @@
                 <w:sz w:val="18"/>
                 <w:szCs w:val="18"/>
               </w:rPr>
-              <w:t xml:space="preserve">Who is the approver in each scenario — the MD only, or are there department-level approvers for different types of exceptions?</w:t>
-            </w:r>
-          </w:p>
-        </w:tc>
-      </w:tr>
-      <w:tr>
-        <w:trPr>
-          <w:trHeight w:val="700" w:hRule="atLeast"/>
-        </w:trPr>
+              <w:t xml:space="preserve">Who is the approver for each type of exception — you only, or department heads? What happens to approvals when you are traveling or unreachable?</w:t>
+            </w:r>
+          </w:p>
+        </w:tc>
+      </w:tr>
+      <w:tr>
         <w:tc>
           <w:tcPr>
             <w:tcW w:type="dxa" w:w="700"/>
@@ -7061,58 +4229,6 @@
               <w:bottom w:val="single" w:color="E0E0E0" w:sz="1"/>
               <w:right w:val="single" w:color="E0E0E0" w:sz="1"/>
             </w:tcBorders>
-            <w:shd w:fill="F2F2F2" w:val="clear"/>
-            <w:tcMar>
-              <w:top w:type="dxa" w:w="60"/>
-              <w:left w:type="dxa" w:w="120"/>
-              <w:bottom w:type="dxa" w:w="60"/>
-              <w:right w:type="dxa" w:w="80"/>
-            </w:tcMar>
-          </w:tcPr>
-          <w:p>
-            <w:r>
-              <w:rPr>
-                <w:rFonts w:ascii="Arial" w:cs="Arial" w:eastAsia="Arial" w:hAnsi="Arial"/>
-                <w:i/>
-                <w:iCs/>
-                <w:color w:val="999999"/>
-                <w:sz w:val="16"/>
-                <w:szCs w:val="16"/>
-              </w:rPr>
-              <w:t xml:space="preserve">Ans:</w:t>
-            </w:r>
-          </w:p>
-        </w:tc>
-        <w:tc>
-          <w:tcPr>
-            <w:tcW w:type="dxa" w:w="8938"/>
-            <w:tcBorders>
-              <w:top w:val="single" w:color="E0E0E0" w:sz="1"/>
-              <w:left w:val="single" w:color="E0E0E0" w:sz="1"/>
-              <w:bottom w:val="single" w:color="E0E0E0" w:sz="1"/>
-              <w:right w:val="single" w:color="E0E0E0" w:sz="1"/>
-            </w:tcBorders>
-            <w:shd w:fill="F2F2F2" w:val="clear"/>
-            <w:tcMar>
-              <w:top w:type="dxa" w:w="60"/>
-              <w:left w:type="dxa" w:w="100"/>
-              <w:bottom w:type="dxa" w:w="60"/>
-              <w:right w:type="dxa" w:w="120"/>
-            </w:tcMar>
-          </w:tcPr>
-          <w:p/>
-        </w:tc>
-      </w:tr>
-      <w:tr>
-        <w:tc>
-          <w:tcPr>
-            <w:tcW w:type="dxa" w:w="700"/>
-            <w:tcBorders>
-              <w:top w:val="single" w:color="E0E0E0" w:sz="1"/>
-              <w:left w:val="single" w:color="E0E0E0" w:sz="1"/>
-              <w:bottom w:val="single" w:color="E0E0E0" w:sz="1"/>
-              <w:right w:val="single" w:color="E0E0E0" w:sz="1"/>
-            </w:tcBorders>
             <w:shd w:fill="FFFFFF" w:val="clear"/>
             <w:tcMar>
               <w:top w:type="dxa" w:w="80"/>
@@ -7132,7 +4248,7 @@
                 <w:sz w:val="18"/>
                 <w:szCs w:val="18"/>
               </w:rPr>
-              <w:t xml:space="preserve">51.</w:t>
+              <w:t xml:space="preserve">49.</w:t>
             </w:r>
           </w:p>
         </w:tc>
@@ -7165,15 +4281,12 @@
                 <w:sz w:val="18"/>
                 <w:szCs w:val="18"/>
               </w:rPr>
-              <w:t xml:space="preserve">How quickly does an approval normally need to happen before it starts holding up the order? Minutes? Hours? End of day?</w:t>
-            </w:r>
-          </w:p>
-        </w:tc>
-      </w:tr>
-      <w:tr>
-        <w:trPr>
-          <w:trHeight w:val="700" w:hRule="atLeast"/>
-        </w:trPr>
+              <w:t xml:space="preserve">How fast does an approval normally need to happen before it starts holding up the order — minutes, hours, or end of day?</w:t>
+            </w:r>
+          </w:p>
+        </w:tc>
+      </w:tr>
+      <w:tr>
         <w:tc>
           <w:tcPr>
             <w:tcW w:type="dxa" w:w="700"/>
@@ -7183,58 +4296,6 @@
               <w:bottom w:val="single" w:color="E0E0E0" w:sz="1"/>
               <w:right w:val="single" w:color="E0E0E0" w:sz="1"/>
             </w:tcBorders>
-            <w:shd w:fill="F2F2F2" w:val="clear"/>
-            <w:tcMar>
-              <w:top w:type="dxa" w:w="60"/>
-              <w:left w:type="dxa" w:w="120"/>
-              <w:bottom w:type="dxa" w:w="60"/>
-              <w:right w:type="dxa" w:w="80"/>
-            </w:tcMar>
-          </w:tcPr>
-          <w:p>
-            <w:r>
-              <w:rPr>
-                <w:rFonts w:ascii="Arial" w:cs="Arial" w:eastAsia="Arial" w:hAnsi="Arial"/>
-                <w:i/>
-                <w:iCs/>
-                <w:color w:val="999999"/>
-                <w:sz w:val="16"/>
-                <w:szCs w:val="16"/>
-              </w:rPr>
-              <w:t xml:space="preserve">Ans:</w:t>
-            </w:r>
-          </w:p>
-        </w:tc>
-        <w:tc>
-          <w:tcPr>
-            <w:tcW w:type="dxa" w:w="8938"/>
-            <w:tcBorders>
-              <w:top w:val="single" w:color="E0E0E0" w:sz="1"/>
-              <w:left w:val="single" w:color="E0E0E0" w:sz="1"/>
-              <w:bottom w:val="single" w:color="E0E0E0" w:sz="1"/>
-              <w:right w:val="single" w:color="E0E0E0" w:sz="1"/>
-            </w:tcBorders>
-            <w:shd w:fill="F2F2F2" w:val="clear"/>
-            <w:tcMar>
-              <w:top w:type="dxa" w:w="60"/>
-              <w:left w:type="dxa" w:w="100"/>
-              <w:bottom w:type="dxa" w:w="60"/>
-              <w:right w:type="dxa" w:w="120"/>
-            </w:tcMar>
-          </w:tcPr>
-          <w:p/>
-        </w:tc>
-      </w:tr>
-      <w:tr>
-        <w:tc>
-          <w:tcPr>
-            <w:tcW w:type="dxa" w:w="700"/>
-            <w:tcBorders>
-              <w:top w:val="single" w:color="E0E0E0" w:sz="1"/>
-              <w:left w:val="single" w:color="E0E0E0" w:sz="1"/>
-              <w:bottom w:val="single" w:color="E0E0E0" w:sz="1"/>
-              <w:right w:val="single" w:color="E0E0E0" w:sz="1"/>
-            </w:tcBorders>
             <w:shd w:fill="EEF4FF" w:val="clear"/>
             <w:tcMar>
               <w:top w:type="dxa" w:w="80"/>
@@ -7254,7 +4315,7 @@
                 <w:sz w:val="18"/>
                 <w:szCs w:val="18"/>
               </w:rPr>
-              <w:t xml:space="preserve">52.</w:t>
+              <w:t xml:space="preserve">50.</w:t>
             </w:r>
           </w:p>
         </w:tc>
@@ -7287,64 +4348,9 @@
                 <w:sz w:val="18"/>
                 <w:szCs w:val="18"/>
               </w:rPr>
-              <w:t xml:space="preserve">[MAIA] Should MAIA send the approval request to the approver via WhatsApp notification, via the backend dashboard, or both?</w:t>
-            </w:r>
-          </w:p>
-        </w:tc>
-      </w:tr>
-      <w:tr>
-        <w:trPr>
-          <w:trHeight w:val="700" w:hRule="atLeast"/>
-        </w:trPr>
-        <w:tc>
-          <w:tcPr>
-            <w:tcW w:type="dxa" w:w="700"/>
-            <w:tcBorders>
-              <w:top w:val="single" w:color="E0E0E0" w:sz="1"/>
-              <w:left w:val="single" w:color="E0E0E0" w:sz="1"/>
-              <w:bottom w:val="single" w:color="E0E0E0" w:sz="1"/>
-              <w:right w:val="single" w:color="E0E0E0" w:sz="1"/>
-            </w:tcBorders>
-            <w:shd w:fill="F2F2F2" w:val="clear"/>
-            <w:tcMar>
-              <w:top w:type="dxa" w:w="60"/>
-              <w:left w:type="dxa" w:w="120"/>
-              <w:bottom w:type="dxa" w:w="60"/>
-              <w:right w:type="dxa" w:w="80"/>
-            </w:tcMar>
-          </w:tcPr>
-          <w:p>
-            <w:r>
-              <w:rPr>
-                <w:rFonts w:ascii="Arial" w:cs="Arial" w:eastAsia="Arial" w:hAnsi="Arial"/>
-                <w:i/>
-                <w:iCs/>
-                <w:color w:val="999999"/>
-                <w:sz w:val="16"/>
-                <w:szCs w:val="16"/>
-              </w:rPr>
-              <w:t xml:space="preserve">Ans:</w:t>
-            </w:r>
-          </w:p>
-        </w:tc>
-        <w:tc>
-          <w:tcPr>
-            <w:tcW w:type="dxa" w:w="8938"/>
-            <w:tcBorders>
-              <w:top w:val="single" w:color="E0E0E0" w:sz="1"/>
-              <w:left w:val="single" w:color="E0E0E0" w:sz="1"/>
-              <w:bottom w:val="single" w:color="E0E0E0" w:sz="1"/>
-              <w:right w:val="single" w:color="E0E0E0" w:sz="1"/>
-            </w:tcBorders>
-            <w:shd w:fill="F2F2F2" w:val="clear"/>
-            <w:tcMar>
-              <w:top w:type="dxa" w:w="60"/>
-              <w:left w:type="dxa" w:w="100"/>
-              <w:bottom w:type="dxa" w:w="60"/>
-              <w:right w:type="dxa" w:w="120"/>
-            </w:tcMar>
-          </w:tcPr>
-          <w:p/>
+              <w:t xml:space="preserve">[MAIA] Should an approval request reach the approver via WhatsApp notification, via the backend dashboard, or both?</w:t>
+            </w:r>
+          </w:p>
         </w:tc>
       </w:tr>
     </w:tbl>
@@ -7386,7 +4392,7 @@
           <w:sz w:val="18"/>
           <w:szCs w:val="18"/>
         </w:rPr>
-        <w:t xml:space="preserve">Goal: Confirm who uses MAIA and what level of access each role needs.</w:t>
+        <w:t xml:space="preserve">Goal: Confirm who uses MAIA and the access each role needs.</w:t>
       </w:r>
     </w:p>
     <w:p>
@@ -7439,7 +4445,7 @@
                 <w:sz w:val="18"/>
                 <w:szCs w:val="18"/>
               </w:rPr>
-              <w:t xml:space="preserve">53.</w:t>
+              <w:t xml:space="preserve">51.</w:t>
             </w:r>
           </w:p>
         </w:tc>
@@ -7472,15 +4478,12 @@
                 <w:sz w:val="18"/>
                 <w:szCs w:val="18"/>
               </w:rPr>
-              <w:t xml:space="preserve">List every staff member who will interact with MAIA, their role (admin / sales / finance / management), and whether they need read-only or full edit access.</w:t>
-            </w:r>
-          </w:p>
-        </w:tc>
-      </w:tr>
-      <w:tr>
-        <w:trPr>
-          <w:trHeight w:val="700" w:hRule="atLeast"/>
-        </w:trPr>
+              <w:t xml:space="preserve">List every staff member who will touch MAIA, their role (admin / sales / finance / management), and whether each needs read-only or full edit access.</w:t>
+            </w:r>
+          </w:p>
+        </w:tc>
+      </w:tr>
+      <w:tr>
         <w:tc>
           <w:tcPr>
             <w:tcW w:type="dxa" w:w="700"/>
@@ -7490,58 +4493,6 @@
               <w:bottom w:val="single" w:color="E0E0E0" w:sz="1"/>
               <w:right w:val="single" w:color="E0E0E0" w:sz="1"/>
             </w:tcBorders>
-            <w:shd w:fill="F2F2F2" w:val="clear"/>
-            <w:tcMar>
-              <w:top w:type="dxa" w:w="60"/>
-              <w:left w:type="dxa" w:w="120"/>
-              <w:bottom w:type="dxa" w:w="60"/>
-              <w:right w:type="dxa" w:w="80"/>
-            </w:tcMar>
-          </w:tcPr>
-          <w:p>
-            <w:r>
-              <w:rPr>
-                <w:rFonts w:ascii="Arial" w:cs="Arial" w:eastAsia="Arial" w:hAnsi="Arial"/>
-                <w:i/>
-                <w:iCs/>
-                <w:color w:val="999999"/>
-                <w:sz w:val="16"/>
-                <w:szCs w:val="16"/>
-              </w:rPr>
-              <w:t xml:space="preserve">Ans:</w:t>
-            </w:r>
-          </w:p>
-        </w:tc>
-        <w:tc>
-          <w:tcPr>
-            <w:tcW w:type="dxa" w:w="8938"/>
-            <w:tcBorders>
-              <w:top w:val="single" w:color="E0E0E0" w:sz="1"/>
-              <w:left w:val="single" w:color="E0E0E0" w:sz="1"/>
-              <w:bottom w:val="single" w:color="E0E0E0" w:sz="1"/>
-              <w:right w:val="single" w:color="E0E0E0" w:sz="1"/>
-            </w:tcBorders>
-            <w:shd w:fill="F2F2F2" w:val="clear"/>
-            <w:tcMar>
-              <w:top w:type="dxa" w:w="60"/>
-              <w:left w:type="dxa" w:w="100"/>
-              <w:bottom w:type="dxa" w:w="60"/>
-              <w:right w:type="dxa" w:w="120"/>
-            </w:tcMar>
-          </w:tcPr>
-          <w:p/>
-        </w:tc>
-      </w:tr>
-      <w:tr>
-        <w:tc>
-          <w:tcPr>
-            <w:tcW w:type="dxa" w:w="700"/>
-            <w:tcBorders>
-              <w:top w:val="single" w:color="E0E0E0" w:sz="1"/>
-              <w:left w:val="single" w:color="E0E0E0" w:sz="1"/>
-              <w:bottom w:val="single" w:color="E0E0E0" w:sz="1"/>
-              <w:right w:val="single" w:color="E0E0E0" w:sz="1"/>
-            </w:tcBorders>
             <w:shd w:fill="FFFFFF" w:val="clear"/>
             <w:tcMar>
               <w:top w:type="dxa" w:w="80"/>
@@ -7561,7 +4512,7 @@
                 <w:sz w:val="18"/>
                 <w:szCs w:val="18"/>
               </w:rPr>
-              <w:t xml:space="preserve">54.</w:t>
+              <w:t xml:space="preserve">52.</w:t>
             </w:r>
           </w:p>
         </w:tc>
@@ -7594,15 +4545,12 @@
                 <w:sz w:val="18"/>
                 <w:szCs w:val="18"/>
               </w:rPr>
-              <w:t xml:space="preserve">Who is the main implementation PIC from Macrofood's side — the person who will answer our configuration questions quickly and coordinate internal testing?</w:t>
-            </w:r>
-          </w:p>
-        </w:tc>
-      </w:tr>
-      <w:tr>
-        <w:trPr>
-          <w:trHeight w:val="700" w:hRule="atLeast"/>
-        </w:trPr>
+              <w:t xml:space="preserve">Who is your implementation PIC — the person who will answer our configuration questions quickly and run internal testing?</w:t>
+            </w:r>
+          </w:p>
+        </w:tc>
+      </w:tr>
+      <w:tr>
         <w:tc>
           <w:tcPr>
             <w:tcW w:type="dxa" w:w="700"/>
@@ -7612,58 +4560,6 @@
               <w:bottom w:val="single" w:color="E0E0E0" w:sz="1"/>
               <w:right w:val="single" w:color="E0E0E0" w:sz="1"/>
             </w:tcBorders>
-            <w:shd w:fill="F2F2F2" w:val="clear"/>
-            <w:tcMar>
-              <w:top w:type="dxa" w:w="60"/>
-              <w:left w:type="dxa" w:w="120"/>
-              <w:bottom w:type="dxa" w:w="60"/>
-              <w:right w:type="dxa" w:w="80"/>
-            </w:tcMar>
-          </w:tcPr>
-          <w:p>
-            <w:r>
-              <w:rPr>
-                <w:rFonts w:ascii="Arial" w:cs="Arial" w:eastAsia="Arial" w:hAnsi="Arial"/>
-                <w:i/>
-                <w:iCs/>
-                <w:color w:val="999999"/>
-                <w:sz w:val="16"/>
-                <w:szCs w:val="16"/>
-              </w:rPr>
-              <w:t xml:space="preserve">Ans:</w:t>
-            </w:r>
-          </w:p>
-        </w:tc>
-        <w:tc>
-          <w:tcPr>
-            <w:tcW w:type="dxa" w:w="8938"/>
-            <w:tcBorders>
-              <w:top w:val="single" w:color="E0E0E0" w:sz="1"/>
-              <w:left w:val="single" w:color="E0E0E0" w:sz="1"/>
-              <w:bottom w:val="single" w:color="E0E0E0" w:sz="1"/>
-              <w:right w:val="single" w:color="E0E0E0" w:sz="1"/>
-            </w:tcBorders>
-            <w:shd w:fill="F2F2F2" w:val="clear"/>
-            <w:tcMar>
-              <w:top w:type="dxa" w:w="60"/>
-              <w:left w:type="dxa" w:w="100"/>
-              <w:bottom w:type="dxa" w:w="60"/>
-              <w:right w:type="dxa" w:w="120"/>
-            </w:tcMar>
-          </w:tcPr>
-          <w:p/>
-        </w:tc>
-      </w:tr>
-      <w:tr>
-        <w:tc>
-          <w:tcPr>
-            <w:tcW w:type="dxa" w:w="700"/>
-            <w:tcBorders>
-              <w:top w:val="single" w:color="E0E0E0" w:sz="1"/>
-              <w:left w:val="single" w:color="E0E0E0" w:sz="1"/>
-              <w:bottom w:val="single" w:color="E0E0E0" w:sz="1"/>
-              <w:right w:val="single" w:color="E0E0E0" w:sz="1"/>
-            </w:tcBorders>
             <w:shd w:fill="FFFFFF" w:val="clear"/>
             <w:tcMar>
               <w:top w:type="dxa" w:w="80"/>
@@ -7683,7 +4579,7 @@
                 <w:sz w:val="18"/>
                 <w:szCs w:val="18"/>
               </w:rPr>
-              <w:t xml:space="preserve">55.</w:t>
+              <w:t xml:space="preserve">53.</w:t>
             </w:r>
           </w:p>
         </w:tc>
@@ -7716,15 +4612,12 @@
                 <w:sz w:val="18"/>
                 <w:szCs w:val="18"/>
               </w:rPr>
-              <w:t xml:space="preserve">Who will do UAT — the same person as the PIC, or a different staff member who represents the day-to-day user?</w:t>
-            </w:r>
-          </w:p>
-        </w:tc>
-      </w:tr>
-      <w:tr>
-        <w:trPr>
-          <w:trHeight w:val="700" w:hRule="atLeast"/>
-        </w:trPr>
+              <w:t xml:space="preserve">Who will do UAT — the same person as the PIC, or a real day-to-day user? (A real user surfaces far more issues.)</w:t>
+            </w:r>
+          </w:p>
+        </w:tc>
+      </w:tr>
+      <w:tr>
         <w:tc>
           <w:tcPr>
             <w:tcW w:type="dxa" w:w="700"/>
@@ -7734,58 +4627,6 @@
               <w:bottom w:val="single" w:color="E0E0E0" w:sz="1"/>
               <w:right w:val="single" w:color="E0E0E0" w:sz="1"/>
             </w:tcBorders>
-            <w:shd w:fill="F2F2F2" w:val="clear"/>
-            <w:tcMar>
-              <w:top w:type="dxa" w:w="60"/>
-              <w:left w:type="dxa" w:w="120"/>
-              <w:bottom w:type="dxa" w:w="60"/>
-              <w:right w:type="dxa" w:w="80"/>
-            </w:tcMar>
-          </w:tcPr>
-          <w:p>
-            <w:r>
-              <w:rPr>
-                <w:rFonts w:ascii="Arial" w:cs="Arial" w:eastAsia="Arial" w:hAnsi="Arial"/>
-                <w:i/>
-                <w:iCs/>
-                <w:color w:val="999999"/>
-                <w:sz w:val="16"/>
-                <w:szCs w:val="16"/>
-              </w:rPr>
-              <w:t xml:space="preserve">Ans:</w:t>
-            </w:r>
-          </w:p>
-        </w:tc>
-        <w:tc>
-          <w:tcPr>
-            <w:tcW w:type="dxa" w:w="8938"/>
-            <w:tcBorders>
-              <w:top w:val="single" w:color="E0E0E0" w:sz="1"/>
-              <w:left w:val="single" w:color="E0E0E0" w:sz="1"/>
-              <w:bottom w:val="single" w:color="E0E0E0" w:sz="1"/>
-              <w:right w:val="single" w:color="E0E0E0" w:sz="1"/>
-            </w:tcBorders>
-            <w:shd w:fill="F2F2F2" w:val="clear"/>
-            <w:tcMar>
-              <w:top w:type="dxa" w:w="60"/>
-              <w:left w:type="dxa" w:w="100"/>
-              <w:bottom w:type="dxa" w:w="60"/>
-              <w:right w:type="dxa" w:w="120"/>
-            </w:tcMar>
-          </w:tcPr>
-          <w:p/>
-        </w:tc>
-      </w:tr>
-      <w:tr>
-        <w:tc>
-          <w:tcPr>
-            <w:tcW w:type="dxa" w:w="700"/>
-            <w:tcBorders>
-              <w:top w:val="single" w:color="E0E0E0" w:sz="1"/>
-              <w:left w:val="single" w:color="E0E0E0" w:sz="1"/>
-              <w:bottom w:val="single" w:color="E0E0E0" w:sz="1"/>
-              <w:right w:val="single" w:color="E0E0E0" w:sz="1"/>
-            </w:tcBorders>
             <w:shd w:fill="FFFFFF" w:val="clear"/>
             <w:tcMar>
               <w:top w:type="dxa" w:w="80"/>
@@ -7805,7 +4646,7 @@
                 <w:sz w:val="18"/>
                 <w:szCs w:val="18"/>
               </w:rPr>
-              <w:t xml:space="preserve">56.</w:t>
+              <w:t xml:space="preserve">54.</w:t>
             </w:r>
           </w:p>
         </w:tc>
@@ -7838,15 +4679,12 @@
                 <w:sz w:val="18"/>
                 <w:szCs w:val="18"/>
               </w:rPr>
-              <w:t xml:space="preserve">Is there an internal IT person, or will all SQL vendor coordination go directly through the MAIA team?</w:t>
-            </w:r>
-          </w:p>
-        </w:tc>
-      </w:tr>
-      <w:tr>
-        <w:trPr>
-          <w:trHeight w:val="700" w:hRule="atLeast"/>
-        </w:trPr>
+              <w:t xml:space="preserve">Is there an internal IT person, or will all SQL vendor coordination run directly through the MAIA team?</w:t>
+            </w:r>
+          </w:p>
+        </w:tc>
+      </w:tr>
+      <w:tr>
         <w:tc>
           <w:tcPr>
             <w:tcW w:type="dxa" w:w="700"/>
@@ -7856,58 +4694,6 @@
               <w:bottom w:val="single" w:color="E0E0E0" w:sz="1"/>
               <w:right w:val="single" w:color="E0E0E0" w:sz="1"/>
             </w:tcBorders>
-            <w:shd w:fill="F2F2F2" w:val="clear"/>
-            <w:tcMar>
-              <w:top w:type="dxa" w:w="60"/>
-              <w:left w:type="dxa" w:w="120"/>
-              <w:bottom w:type="dxa" w:w="60"/>
-              <w:right w:type="dxa" w:w="80"/>
-            </w:tcMar>
-          </w:tcPr>
-          <w:p>
-            <w:r>
-              <w:rPr>
-                <w:rFonts w:ascii="Arial" w:cs="Arial" w:eastAsia="Arial" w:hAnsi="Arial"/>
-                <w:i/>
-                <w:iCs/>
-                <w:color w:val="999999"/>
-                <w:sz w:val="16"/>
-                <w:szCs w:val="16"/>
-              </w:rPr>
-              <w:t xml:space="preserve">Ans:</w:t>
-            </w:r>
-          </w:p>
-        </w:tc>
-        <w:tc>
-          <w:tcPr>
-            <w:tcW w:type="dxa" w:w="8938"/>
-            <w:tcBorders>
-              <w:top w:val="single" w:color="E0E0E0" w:sz="1"/>
-              <w:left w:val="single" w:color="E0E0E0" w:sz="1"/>
-              <w:bottom w:val="single" w:color="E0E0E0" w:sz="1"/>
-              <w:right w:val="single" w:color="E0E0E0" w:sz="1"/>
-            </w:tcBorders>
-            <w:shd w:fill="F2F2F2" w:val="clear"/>
-            <w:tcMar>
-              <w:top w:type="dxa" w:w="60"/>
-              <w:left w:type="dxa" w:w="100"/>
-              <w:bottom w:type="dxa" w:w="60"/>
-              <w:right w:type="dxa" w:w="120"/>
-            </w:tcMar>
-          </w:tcPr>
-          <w:p/>
-        </w:tc>
-      </w:tr>
-      <w:tr>
-        <w:tc>
-          <w:tcPr>
-            <w:tcW w:type="dxa" w:w="700"/>
-            <w:tcBorders>
-              <w:top w:val="single" w:color="E0E0E0" w:sz="1"/>
-              <w:left w:val="single" w:color="E0E0E0" w:sz="1"/>
-              <w:bottom w:val="single" w:color="E0E0E0" w:sz="1"/>
-              <w:right w:val="single" w:color="E0E0E0" w:sz="1"/>
-            </w:tcBorders>
             <w:shd w:fill="EEF4FF" w:val="clear"/>
             <w:tcMar>
               <w:top w:type="dxa" w:w="80"/>
@@ -7927,7 +4713,7 @@
                 <w:sz w:val="18"/>
                 <w:szCs w:val="18"/>
               </w:rPr>
-              <w:t xml:space="preserve">57.</w:t>
+              <w:t xml:space="preserve">55.</w:t>
             </w:r>
           </w:p>
         </w:tc>
@@ -7960,64 +4746,9 @@
                 <w:sz w:val="18"/>
                 <w:szCs w:val="18"/>
               </w:rPr>
-              <w:t xml:space="preserve">[MAIA] Should management have a view-only dashboard showing daily order and payment status, or do they also need to take actions (approve, confirm, flag) from the dashboard?</w:t>
-            </w:r>
-          </w:p>
-        </w:tc>
-      </w:tr>
-      <w:tr>
-        <w:trPr>
-          <w:trHeight w:val="700" w:hRule="atLeast"/>
-        </w:trPr>
-        <w:tc>
-          <w:tcPr>
-            <w:tcW w:type="dxa" w:w="700"/>
-            <w:tcBorders>
-              <w:top w:val="single" w:color="E0E0E0" w:sz="1"/>
-              <w:left w:val="single" w:color="E0E0E0" w:sz="1"/>
-              <w:bottom w:val="single" w:color="E0E0E0" w:sz="1"/>
-              <w:right w:val="single" w:color="E0E0E0" w:sz="1"/>
-            </w:tcBorders>
-            <w:shd w:fill="F2F2F2" w:val="clear"/>
-            <w:tcMar>
-              <w:top w:type="dxa" w:w="60"/>
-              <w:left w:type="dxa" w:w="120"/>
-              <w:bottom w:type="dxa" w:w="60"/>
-              <w:right w:type="dxa" w:w="80"/>
-            </w:tcMar>
-          </w:tcPr>
-          <w:p>
-            <w:r>
-              <w:rPr>
-                <w:rFonts w:ascii="Arial" w:cs="Arial" w:eastAsia="Arial" w:hAnsi="Arial"/>
-                <w:i/>
-                <w:iCs/>
-                <w:color w:val="999999"/>
-                <w:sz w:val="16"/>
-                <w:szCs w:val="16"/>
-              </w:rPr>
-              <w:t xml:space="preserve">Ans:</w:t>
-            </w:r>
-          </w:p>
-        </w:tc>
-        <w:tc>
-          <w:tcPr>
-            <w:tcW w:type="dxa" w:w="8938"/>
-            <w:tcBorders>
-              <w:top w:val="single" w:color="E0E0E0" w:sz="1"/>
-              <w:left w:val="single" w:color="E0E0E0" w:sz="1"/>
-              <w:bottom w:val="single" w:color="E0E0E0" w:sz="1"/>
-              <w:right w:val="single" w:color="E0E0E0" w:sz="1"/>
-            </w:tcBorders>
-            <w:shd w:fill="F2F2F2" w:val="clear"/>
-            <w:tcMar>
-              <w:top w:type="dxa" w:w="60"/>
-              <w:left w:type="dxa" w:w="100"/>
-              <w:bottom w:type="dxa" w:w="60"/>
-              <w:right w:type="dxa" w:w="120"/>
-            </w:tcMar>
-          </w:tcPr>
-          <w:p/>
+              <w:t xml:space="preserve">[MAIA] Should management get a view-only dashboard of daily order and payment status, or do they also need to approve, confirm, and flag from it?</w:t>
+            </w:r>
+          </w:p>
         </w:tc>
       </w:tr>
     </w:tbl>
@@ -8059,7 +4790,7 @@
           <w:sz w:val="18"/>
           <w:szCs w:val="18"/>
         </w:rPr>
-        <w:t xml:space="preserve">Goal: Confirm SQL access details and data readiness so integration can start immediately after kickoff.</w:t>
+        <w:t xml:space="preserve">Goal: Confirm SQL access and data readiness so integration starts the moment kickoff ends.</w:t>
       </w:r>
     </w:p>
     <w:p>
@@ -8112,7 +4843,7 @@
                 <w:sz w:val="18"/>
                 <w:szCs w:val="18"/>
               </w:rPr>
-              <w:t xml:space="preserve">58.</w:t>
+              <w:t xml:space="preserve">56.</w:t>
             </w:r>
           </w:p>
         </w:tc>
@@ -8145,15 +4876,12 @@
                 <w:sz w:val="18"/>
                 <w:szCs w:val="18"/>
               </w:rPr>
-              <w:t xml:space="preserve">What is the SQL version and edition (SQL PE, SE, EE)? Which modules are active — Sales, AR, Inventory, others?</w:t>
-            </w:r>
-          </w:p>
-        </w:tc>
-      </w:tr>
-      <w:tr>
-        <w:trPr>
-          <w:trHeight w:val="700" w:hRule="atLeast"/>
-        </w:trPr>
+              <w:t xml:space="preserve">What is the SQL version and edition, and which modules are active (Sales, AR, Inventory)? Any customizations or plugins that could affect integration?</w:t>
+            </w:r>
+          </w:p>
+        </w:tc>
+      </w:tr>
+      <w:tr>
         <w:tc>
           <w:tcPr>
             <w:tcW w:type="dxa" w:w="700"/>
@@ -8163,58 +4891,6 @@
               <w:bottom w:val="single" w:color="E0E0E0" w:sz="1"/>
               <w:right w:val="single" w:color="E0E0E0" w:sz="1"/>
             </w:tcBorders>
-            <w:shd w:fill="F2F2F2" w:val="clear"/>
-            <w:tcMar>
-              <w:top w:type="dxa" w:w="60"/>
-              <w:left w:type="dxa" w:w="120"/>
-              <w:bottom w:type="dxa" w:w="60"/>
-              <w:right w:type="dxa" w:w="80"/>
-            </w:tcMar>
-          </w:tcPr>
-          <w:p>
-            <w:r>
-              <w:rPr>
-                <w:rFonts w:ascii="Arial" w:cs="Arial" w:eastAsia="Arial" w:hAnsi="Arial"/>
-                <w:i/>
-                <w:iCs/>
-                <w:color w:val="999999"/>
-                <w:sz w:val="16"/>
-                <w:szCs w:val="16"/>
-              </w:rPr>
-              <w:t xml:space="preserve">Ans:</w:t>
-            </w:r>
-          </w:p>
-        </w:tc>
-        <w:tc>
-          <w:tcPr>
-            <w:tcW w:type="dxa" w:w="8938"/>
-            <w:tcBorders>
-              <w:top w:val="single" w:color="E0E0E0" w:sz="1"/>
-              <w:left w:val="single" w:color="E0E0E0" w:sz="1"/>
-              <w:bottom w:val="single" w:color="E0E0E0" w:sz="1"/>
-              <w:right w:val="single" w:color="E0E0E0" w:sz="1"/>
-            </w:tcBorders>
-            <w:shd w:fill="F2F2F2" w:val="clear"/>
-            <w:tcMar>
-              <w:top w:type="dxa" w:w="60"/>
-              <w:left w:type="dxa" w:w="100"/>
-              <w:bottom w:type="dxa" w:w="60"/>
-              <w:right w:type="dxa" w:w="120"/>
-            </w:tcMar>
-          </w:tcPr>
-          <w:p/>
-        </w:tc>
-      </w:tr>
-      <w:tr>
-        <w:tc>
-          <w:tcPr>
-            <w:tcW w:type="dxa" w:w="700"/>
-            <w:tcBorders>
-              <w:top w:val="single" w:color="E0E0E0" w:sz="1"/>
-              <w:left w:val="single" w:color="E0E0E0" w:sz="1"/>
-              <w:bottom w:val="single" w:color="E0E0E0" w:sz="1"/>
-              <w:right w:val="single" w:color="E0E0E0" w:sz="1"/>
-            </w:tcBorders>
             <w:shd w:fill="FFFFFF" w:val="clear"/>
             <w:tcMar>
               <w:top w:type="dxa" w:w="80"/>
@@ -8234,7 +4910,7 @@
                 <w:sz w:val="18"/>
                 <w:szCs w:val="18"/>
               </w:rPr>
-              <w:t xml:space="preserve">59.</w:t>
+              <w:t xml:space="preserve">57.</w:t>
             </w:r>
           </w:p>
         </w:tc>
@@ -8267,15 +4943,12 @@
                 <w:sz w:val="18"/>
                 <w:szCs w:val="18"/>
               </w:rPr>
-              <w:t xml:space="preserve">What is the name and contact of the SQL vendor or reseller? Are they aware we will be integrating?</w:t>
-            </w:r>
-          </w:p>
-        </w:tc>
-      </w:tr>
-      <w:tr>
-        <w:trPr>
-          <w:trHeight w:val="700" w:hRule="atLeast"/>
-        </w:trPr>
+              <w:t xml:space="preserve">Who is the SQL vendor or reseller (name and contact)? Are they aware we will integrate, and will they cooperate or charge for access?</w:t>
+            </w:r>
+          </w:p>
+        </w:tc>
+      </w:tr>
+      <w:tr>
         <w:tc>
           <w:tcPr>
             <w:tcW w:type="dxa" w:w="700"/>
@@ -8285,58 +4958,6 @@
               <w:bottom w:val="single" w:color="E0E0E0" w:sz="1"/>
               <w:right w:val="single" w:color="E0E0E0" w:sz="1"/>
             </w:tcBorders>
-            <w:shd w:fill="F2F2F2" w:val="clear"/>
-            <w:tcMar>
-              <w:top w:type="dxa" w:w="60"/>
-              <w:left w:type="dxa" w:w="120"/>
-              <w:bottom w:type="dxa" w:w="60"/>
-              <w:right w:type="dxa" w:w="80"/>
-            </w:tcMar>
-          </w:tcPr>
-          <w:p>
-            <w:r>
-              <w:rPr>
-                <w:rFonts w:ascii="Arial" w:cs="Arial" w:eastAsia="Arial" w:hAnsi="Arial"/>
-                <w:i/>
-                <w:iCs/>
-                <w:color w:val="999999"/>
-                <w:sz w:val="16"/>
-                <w:szCs w:val="16"/>
-              </w:rPr>
-              <w:t xml:space="preserve">Ans:</w:t>
-            </w:r>
-          </w:p>
-        </w:tc>
-        <w:tc>
-          <w:tcPr>
-            <w:tcW w:type="dxa" w:w="8938"/>
-            <w:tcBorders>
-              <w:top w:val="single" w:color="E0E0E0" w:sz="1"/>
-              <w:left w:val="single" w:color="E0E0E0" w:sz="1"/>
-              <w:bottom w:val="single" w:color="E0E0E0" w:sz="1"/>
-              <w:right w:val="single" w:color="E0E0E0" w:sz="1"/>
-            </w:tcBorders>
-            <w:shd w:fill="F2F2F2" w:val="clear"/>
-            <w:tcMar>
-              <w:top w:type="dxa" w:w="60"/>
-              <w:left w:type="dxa" w:w="100"/>
-              <w:bottom w:type="dxa" w:w="60"/>
-              <w:right w:type="dxa" w:w="120"/>
-            </w:tcMar>
-          </w:tcPr>
-          <w:p/>
-        </w:tc>
-      </w:tr>
-      <w:tr>
-        <w:tc>
-          <w:tcPr>
-            <w:tcW w:type="dxa" w:w="700"/>
-            <w:tcBorders>
-              <w:top w:val="single" w:color="E0E0E0" w:sz="1"/>
-              <w:left w:val="single" w:color="E0E0E0" w:sz="1"/>
-              <w:bottom w:val="single" w:color="E0E0E0" w:sz="1"/>
-              <w:right w:val="single" w:color="E0E0E0" w:sz="1"/>
-            </w:tcBorders>
             <w:shd w:fill="FFFFFF" w:val="clear"/>
             <w:tcMar>
               <w:top w:type="dxa" w:w="80"/>
@@ -8356,7 +4977,7 @@
                 <w:sz w:val="18"/>
                 <w:szCs w:val="18"/>
               </w:rPr>
-              <w:t xml:space="preserve">60.</w:t>
+              <w:t xml:space="preserve">58.</w:t>
             </w:r>
           </w:p>
         </w:tc>
@@ -8389,15 +5010,12 @@
                 <w:sz w:val="18"/>
                 <w:szCs w:val="18"/>
               </w:rPr>
-              <w:t xml:space="preserve">Can Macrofood export the customer master list from SQL with customer codes, names, contacts, and group assignments? By when?</w:t>
-            </w:r>
-          </w:p>
-        </w:tc>
-      </w:tr>
-      <w:tr>
-        <w:trPr>
-          <w:trHeight w:val="700" w:hRule="atLeast"/>
-        </w:trPr>
+              <w:t xml:space="preserve">Can you export the customer master from SQL (codes, names, contacts, group assignments), and by when?</w:t>
+            </w:r>
+          </w:p>
+        </w:tc>
+      </w:tr>
+      <w:tr>
         <w:tc>
           <w:tcPr>
             <w:tcW w:type="dxa" w:w="700"/>
@@ -8407,58 +5025,6 @@
               <w:bottom w:val="single" w:color="E0E0E0" w:sz="1"/>
               <w:right w:val="single" w:color="E0E0E0" w:sz="1"/>
             </w:tcBorders>
-            <w:shd w:fill="F2F2F2" w:val="clear"/>
-            <w:tcMar>
-              <w:top w:type="dxa" w:w="60"/>
-              <w:left w:type="dxa" w:w="120"/>
-              <w:bottom w:type="dxa" w:w="60"/>
-              <w:right w:type="dxa" w:w="80"/>
-            </w:tcMar>
-          </w:tcPr>
-          <w:p>
-            <w:r>
-              <w:rPr>
-                <w:rFonts w:ascii="Arial" w:cs="Arial" w:eastAsia="Arial" w:hAnsi="Arial"/>
-                <w:i/>
-                <w:iCs/>
-                <w:color w:val="999999"/>
-                <w:sz w:val="16"/>
-                <w:szCs w:val="16"/>
-              </w:rPr>
-              <w:t xml:space="preserve">Ans:</w:t>
-            </w:r>
-          </w:p>
-        </w:tc>
-        <w:tc>
-          <w:tcPr>
-            <w:tcW w:type="dxa" w:w="8938"/>
-            <w:tcBorders>
-              <w:top w:val="single" w:color="E0E0E0" w:sz="1"/>
-              <w:left w:val="single" w:color="E0E0E0" w:sz="1"/>
-              <w:bottom w:val="single" w:color="E0E0E0" w:sz="1"/>
-              <w:right w:val="single" w:color="E0E0E0" w:sz="1"/>
-            </w:tcBorders>
-            <w:shd w:fill="F2F2F2" w:val="clear"/>
-            <w:tcMar>
-              <w:top w:type="dxa" w:w="60"/>
-              <w:left w:type="dxa" w:w="100"/>
-              <w:bottom w:type="dxa" w:w="60"/>
-              <w:right w:type="dxa" w:w="120"/>
-            </w:tcMar>
-          </w:tcPr>
-          <w:p/>
-        </w:tc>
-      </w:tr>
-      <w:tr>
-        <w:tc>
-          <w:tcPr>
-            <w:tcW w:type="dxa" w:w="700"/>
-            <w:tcBorders>
-              <w:top w:val="single" w:color="E0E0E0" w:sz="1"/>
-              <w:left w:val="single" w:color="E0E0E0" w:sz="1"/>
-              <w:bottom w:val="single" w:color="E0E0E0" w:sz="1"/>
-              <w:right w:val="single" w:color="E0E0E0" w:sz="1"/>
-            </w:tcBorders>
             <w:shd w:fill="FFFFFF" w:val="clear"/>
             <w:tcMar>
               <w:top w:type="dxa" w:w="80"/>
@@ -8478,7 +5044,7 @@
                 <w:sz w:val="18"/>
                 <w:szCs w:val="18"/>
               </w:rPr>
-              <w:t xml:space="preserve">61.</w:t>
+              <w:t xml:space="preserve">59.</w:t>
             </w:r>
           </w:p>
         </w:tc>
@@ -8511,15 +5077,12 @@
                 <w:sz w:val="18"/>
                 <w:szCs w:val="18"/>
               </w:rPr>
-              <w:t xml:space="preserve">Can Macrofood export the product/SKU master list from SQL with codes, descriptions, unit of measure, and current pricing? By when?</w:t>
-            </w:r>
-          </w:p>
-        </w:tc>
-      </w:tr>
-      <w:tr>
-        <w:trPr>
-          <w:trHeight w:val="700" w:hRule="atLeast"/>
-        </w:trPr>
+              <w:t xml:space="preserve">Can you export the product / SKU master from SQL (codes, descriptions, unit of measure, current pricing), and by when?</w:t>
+            </w:r>
+          </w:p>
+        </w:tc>
+      </w:tr>
+      <w:tr>
         <w:tc>
           <w:tcPr>
             <w:tcW w:type="dxa" w:w="700"/>
@@ -8529,58 +5092,6 @@
               <w:bottom w:val="single" w:color="E0E0E0" w:sz="1"/>
               <w:right w:val="single" w:color="E0E0E0" w:sz="1"/>
             </w:tcBorders>
-            <w:shd w:fill="F2F2F2" w:val="clear"/>
-            <w:tcMar>
-              <w:top w:type="dxa" w:w="60"/>
-              <w:left w:type="dxa" w:w="120"/>
-              <w:bottom w:type="dxa" w:w="60"/>
-              <w:right w:type="dxa" w:w="80"/>
-            </w:tcMar>
-          </w:tcPr>
-          <w:p>
-            <w:r>
-              <w:rPr>
-                <w:rFonts w:ascii="Arial" w:cs="Arial" w:eastAsia="Arial" w:hAnsi="Arial"/>
-                <w:i/>
-                <w:iCs/>
-                <w:color w:val="999999"/>
-                <w:sz w:val="16"/>
-                <w:szCs w:val="16"/>
-              </w:rPr>
-              <w:t xml:space="preserve">Ans:</w:t>
-            </w:r>
-          </w:p>
-        </w:tc>
-        <w:tc>
-          <w:tcPr>
-            <w:tcW w:type="dxa" w:w="8938"/>
-            <w:tcBorders>
-              <w:top w:val="single" w:color="E0E0E0" w:sz="1"/>
-              <w:left w:val="single" w:color="E0E0E0" w:sz="1"/>
-              <w:bottom w:val="single" w:color="E0E0E0" w:sz="1"/>
-              <w:right w:val="single" w:color="E0E0E0" w:sz="1"/>
-            </w:tcBorders>
-            <w:shd w:fill="F2F2F2" w:val="clear"/>
-            <w:tcMar>
-              <w:top w:type="dxa" w:w="60"/>
-              <w:left w:type="dxa" w:w="100"/>
-              <w:bottom w:type="dxa" w:w="60"/>
-              <w:right w:type="dxa" w:w="120"/>
-            </w:tcMar>
-          </w:tcPr>
-          <w:p/>
-        </w:tc>
-      </w:tr>
-      <w:tr>
-        <w:tc>
-          <w:tcPr>
-            <w:tcW w:type="dxa" w:w="700"/>
-            <w:tcBorders>
-              <w:top w:val="single" w:color="E0E0E0" w:sz="1"/>
-              <w:left w:val="single" w:color="E0E0E0" w:sz="1"/>
-              <w:bottom w:val="single" w:color="E0E0E0" w:sz="1"/>
-              <w:right w:val="single" w:color="E0E0E0" w:sz="1"/>
-            </w:tcBorders>
             <w:shd w:fill="FFFFFF" w:val="clear"/>
             <w:tcMar>
               <w:top w:type="dxa" w:w="80"/>
@@ -8600,7 +5111,7 @@
                 <w:sz w:val="18"/>
                 <w:szCs w:val="18"/>
               </w:rPr>
-              <w:t xml:space="preserve">62.</w:t>
+              <w:t xml:space="preserve">60.</w:t>
             </w:r>
           </w:p>
         </w:tc>
@@ -8633,15 +5144,12 @@
                 <w:sz w:val="18"/>
                 <w:szCs w:val="18"/>
               </w:rPr>
-              <w:t xml:space="preserve">Do customer nicknames or WhatsApp aliases exist that differ from the SQL customer name? (e.g., WhatsApp says 'Ah Kow' but SQL says 'Restoran XYZ') — can you list the common ones?</w:t>
-            </w:r>
-          </w:p>
-        </w:tc>
-      </w:tr>
-      <w:tr>
-        <w:trPr>
-          <w:trHeight w:val="700" w:hRule="atLeast"/>
-        </w:trPr>
+              <w:t xml:space="preserve">List the common WhatsApp nicknames or aliases that differ from the SQL customer name (e.g., WhatsApp 'Ah Kow' = SQL 'Restoran XYZ') that admin currently matches from memory.</w:t>
+            </w:r>
+          </w:p>
+        </w:tc>
+      </w:tr>
+      <w:tr>
         <w:tc>
           <w:tcPr>
             <w:tcW w:type="dxa" w:w="700"/>
@@ -8651,58 +5159,6 @@
               <w:bottom w:val="single" w:color="E0E0E0" w:sz="1"/>
               <w:right w:val="single" w:color="E0E0E0" w:sz="1"/>
             </w:tcBorders>
-            <w:shd w:fill="F2F2F2" w:val="clear"/>
-            <w:tcMar>
-              <w:top w:type="dxa" w:w="60"/>
-              <w:left w:type="dxa" w:w="120"/>
-              <w:bottom w:type="dxa" w:w="60"/>
-              <w:right w:type="dxa" w:w="80"/>
-            </w:tcMar>
-          </w:tcPr>
-          <w:p>
-            <w:r>
-              <w:rPr>
-                <w:rFonts w:ascii="Arial" w:cs="Arial" w:eastAsia="Arial" w:hAnsi="Arial"/>
-                <w:i/>
-                <w:iCs/>
-                <w:color w:val="999999"/>
-                <w:sz w:val="16"/>
-                <w:szCs w:val="16"/>
-              </w:rPr>
-              <w:t xml:space="preserve">Ans:</w:t>
-            </w:r>
-          </w:p>
-        </w:tc>
-        <w:tc>
-          <w:tcPr>
-            <w:tcW w:type="dxa" w:w="8938"/>
-            <w:tcBorders>
-              <w:top w:val="single" w:color="E0E0E0" w:sz="1"/>
-              <w:left w:val="single" w:color="E0E0E0" w:sz="1"/>
-              <w:bottom w:val="single" w:color="E0E0E0" w:sz="1"/>
-              <w:right w:val="single" w:color="E0E0E0" w:sz="1"/>
-            </w:tcBorders>
-            <w:shd w:fill="F2F2F2" w:val="clear"/>
-            <w:tcMar>
-              <w:top w:type="dxa" w:w="60"/>
-              <w:left w:type="dxa" w:w="100"/>
-              <w:bottom w:type="dxa" w:w="60"/>
-              <w:right w:type="dxa" w:w="120"/>
-            </w:tcMar>
-          </w:tcPr>
-          <w:p/>
-        </w:tc>
-      </w:tr>
-      <w:tr>
-        <w:tc>
-          <w:tcPr>
-            <w:tcW w:type="dxa" w:w="700"/>
-            <w:tcBorders>
-              <w:top w:val="single" w:color="E0E0E0" w:sz="1"/>
-              <w:left w:val="single" w:color="E0E0E0" w:sz="1"/>
-              <w:bottom w:val="single" w:color="E0E0E0" w:sz="1"/>
-              <w:right w:val="single" w:color="E0E0E0" w:sz="1"/>
-            </w:tcBorders>
             <w:shd w:fill="EEF4FF" w:val="clear"/>
             <w:tcMar>
               <w:top w:type="dxa" w:w="80"/>
@@ -8722,7 +5178,7 @@
                 <w:sz w:val="18"/>
                 <w:szCs w:val="18"/>
               </w:rPr>
-              <w:t xml:space="preserve">63.</w:t>
+              <w:t xml:space="preserve">61.</w:t>
             </w:r>
           </w:p>
         </w:tc>
@@ -8755,64 +5211,9 @@
                 <w:sz w:val="18"/>
                 <w:szCs w:val="18"/>
               </w:rPr>
-              <w:t xml:space="preserve">[MAIA] For SQL submission, should MAIA write confirmed records directly into SQL in real time, or batch-submit at the end of each day as a file upload?</w:t>
-            </w:r>
-          </w:p>
-        </w:tc>
-      </w:tr>
-      <w:tr>
-        <w:trPr>
-          <w:trHeight w:val="700" w:hRule="atLeast"/>
-        </w:trPr>
-        <w:tc>
-          <w:tcPr>
-            <w:tcW w:type="dxa" w:w="700"/>
-            <w:tcBorders>
-              <w:top w:val="single" w:color="E0E0E0" w:sz="1"/>
-              <w:left w:val="single" w:color="E0E0E0" w:sz="1"/>
-              <w:bottom w:val="single" w:color="E0E0E0" w:sz="1"/>
-              <w:right w:val="single" w:color="E0E0E0" w:sz="1"/>
-            </w:tcBorders>
-            <w:shd w:fill="F2F2F2" w:val="clear"/>
-            <w:tcMar>
-              <w:top w:type="dxa" w:w="60"/>
-              <w:left w:type="dxa" w:w="120"/>
-              <w:bottom w:type="dxa" w:w="60"/>
-              <w:right w:type="dxa" w:w="80"/>
-            </w:tcMar>
-          </w:tcPr>
-          <w:p>
-            <w:r>
-              <w:rPr>
-                <w:rFonts w:ascii="Arial" w:cs="Arial" w:eastAsia="Arial" w:hAnsi="Arial"/>
-                <w:i/>
-                <w:iCs/>
-                <w:color w:val="999999"/>
-                <w:sz w:val="16"/>
-                <w:szCs w:val="16"/>
-              </w:rPr>
-              <w:t xml:space="preserve">Ans:</w:t>
-            </w:r>
-          </w:p>
-        </w:tc>
-        <w:tc>
-          <w:tcPr>
-            <w:tcW w:type="dxa" w:w="8938"/>
-            <w:tcBorders>
-              <w:top w:val="single" w:color="E0E0E0" w:sz="1"/>
-              <w:left w:val="single" w:color="E0E0E0" w:sz="1"/>
-              <w:bottom w:val="single" w:color="E0E0E0" w:sz="1"/>
-              <w:right w:val="single" w:color="E0E0E0" w:sz="1"/>
-            </w:tcBorders>
-            <w:shd w:fill="F2F2F2" w:val="clear"/>
-            <w:tcMar>
-              <w:top w:type="dxa" w:w="60"/>
-              <w:left w:type="dxa" w:w="100"/>
-              <w:bottom w:type="dxa" w:w="60"/>
-              <w:right w:type="dxa" w:w="120"/>
-            </w:tcMar>
-          </w:tcPr>
-          <w:p/>
+              <w:t xml:space="preserve">[MAIA] For SQL submission, should MAIA write confirmed records into SQL in real time, or batch-submit at end of day as a file upload? Which does your SQL setup actually allow?</w:t>
+            </w:r>
+          </w:p>
         </w:tc>
       </w:tr>
     </w:tbl>
